--- a/ReactNotes/React.docx
+++ b/ReactNotes/React.docx
@@ -6,6 +6,7 @@
       <w:pPr>
         <w:shd w:val="clear" w:color="auto" w:fill="FFFFFF"/>
         <w:spacing w:after="0" w:line="360" w:lineRule="atLeast"/>
+        <w:jc w:val="both"/>
         <w:rPr>
           <w:rFonts w:ascii="Arial" w:eastAsia="Times New Roman" w:hAnsi="Arial" w:cs="Arial"/>
           <w:color w:val="0A0A0A"/>
@@ -175,6 +176,7 @@
         <w:shd w:val="clear" w:color="auto" w:fill="FFFFFF"/>
         <w:spacing w:after="180" w:line="360" w:lineRule="atLeast"/>
         <w:ind w:left="0"/>
+        <w:jc w:val="both"/>
         <w:rPr>
           <w:rFonts w:ascii="Arial" w:eastAsia="Times New Roman" w:hAnsi="Arial" w:cs="Arial"/>
           <w:color w:val="0A0A0A"/>
@@ -263,6 +265,7 @@
         <w:shd w:val="clear" w:color="auto" w:fill="FFFFFF"/>
         <w:spacing w:after="180" w:line="360" w:lineRule="atLeast"/>
         <w:ind w:left="0"/>
+        <w:jc w:val="both"/>
         <w:rPr>
           <w:rFonts w:ascii="Arial" w:eastAsia="Times New Roman" w:hAnsi="Arial" w:cs="Arial"/>
           <w:color w:val="0A0A0A"/>
@@ -925,6 +928,7 @@
         <w:shd w:val="clear" w:color="auto" w:fill="FFFFFF"/>
         <w:spacing w:after="180" w:line="360" w:lineRule="atLeast"/>
         <w:ind w:left="0"/>
+        <w:jc w:val="both"/>
         <w:rPr>
           <w:rFonts w:ascii="Arial" w:eastAsia="Times New Roman" w:hAnsi="Arial" w:cs="Arial"/>
           <w:color w:val="0A0A0A"/>
@@ -1273,6 +1277,7 @@
       <w:pPr>
         <w:shd w:val="clear" w:color="auto" w:fill="FFFFFF"/>
         <w:spacing w:after="0" w:line="360" w:lineRule="atLeast"/>
+        <w:jc w:val="both"/>
         <w:rPr>
           <w:rFonts w:ascii="Arial" w:eastAsia="Times New Roman" w:hAnsi="Arial" w:cs="Arial"/>
           <w:color w:val="0A0A0A"/>
@@ -1407,6 +1412,7 @@
         <w:shd w:val="clear" w:color="auto" w:fill="FFFFFF"/>
         <w:spacing w:after="180" w:line="360" w:lineRule="atLeast"/>
         <w:ind w:left="0"/>
+        <w:jc w:val="both"/>
         <w:rPr>
           <w:rFonts w:ascii="Arial" w:eastAsia="Times New Roman" w:hAnsi="Arial" w:cs="Arial"/>
           <w:color w:val="0A0A0A"/>
@@ -1487,6 +1493,7 @@
         <w:shd w:val="clear" w:color="auto" w:fill="FFFFFF"/>
         <w:spacing w:after="180" w:line="360" w:lineRule="atLeast"/>
         <w:ind w:left="0"/>
+        <w:jc w:val="both"/>
         <w:rPr>
           <w:rFonts w:ascii="Arial" w:eastAsia="Times New Roman" w:hAnsi="Arial" w:cs="Arial"/>
           <w:color w:val="0A0A0A"/>
@@ -3072,8 +3079,6 @@
           <w:sz w:val="36"/>
         </w:rPr>
       </w:pPr>
-      <w:bookmarkStart w:id="0" w:name="_GoBack"/>
-      <w:bookmarkEnd w:id="0"/>
       <w:proofErr w:type="spellStart"/>
       <w:proofErr w:type="gramStart"/>
       <w:r>
@@ -3135,37 +3140,13 @@
       <w:pPr>
         <w:shd w:val="clear" w:color="auto" w:fill="FFFFFF"/>
         <w:spacing w:line="360" w:lineRule="atLeast"/>
-        <w:rPr>
-          <w:rFonts w:ascii="Arial" w:hAnsi="Arial" w:cs="Arial"/>
-          <w:color w:val="0A0A0A"/>
-        </w:rPr>
-      </w:pPr>
-      <w:r>
-        <w:rPr>
-          <w:rStyle w:val="t286pc"/>
-          <w:rFonts w:ascii="Arial" w:hAnsi="Arial" w:cs="Arial"/>
-          <w:color w:val="0A0A0A"/>
-        </w:rPr>
-        <w:t>In </w:t>
-      </w:r>
-      <w:hyperlink r:id="rId8" w:tgtFrame="_blank" w:history="1">
-        <w:r>
-          <w:rPr>
-            <w:rStyle w:val="Hyperlink"/>
-            <w:rFonts w:ascii="Arial" w:hAnsi="Arial" w:cs="Arial"/>
-            <w:color w:val="1A0DAB"/>
-          </w:rPr>
-          <w:t>React.js</w:t>
-        </w:r>
-      </w:hyperlink>
-      <w:r>
-        <w:rPr>
-          <w:rStyle w:val="t286pc"/>
-          <w:rFonts w:ascii="Arial" w:hAnsi="Arial" w:cs="Arial"/>
-          <w:color w:val="0A0A0A"/>
-        </w:rPr>
-        <w:t>, </w:t>
-      </w:r>
+        <w:jc w:val="both"/>
+        <w:rPr>
+          <w:rFonts w:ascii="Arial" w:hAnsi="Arial" w:cs="Arial"/>
+          <w:color w:val="0A0A0A"/>
+        </w:rPr>
+      </w:pPr>
+      <w:proofErr w:type="gramStart"/>
       <w:r>
         <w:rPr>
           <w:rStyle w:val="Strong"/>
@@ -3174,6 +3155,7 @@
         </w:rPr>
         <w:t>props</w:t>
       </w:r>
+      <w:proofErr w:type="gramEnd"/>
       <w:r>
         <w:rPr>
           <w:rFonts w:ascii="Arial" w:hAnsi="Arial" w:cs="Arial"/>
@@ -3239,6 +3221,7 @@
         <w:shd w:val="clear" w:color="auto" w:fill="FFFFFF"/>
         <w:spacing w:after="180" w:line="360" w:lineRule="atLeast"/>
         <w:ind w:left="0"/>
+        <w:jc w:val="both"/>
         <w:rPr>
           <w:rFonts w:ascii="Arial" w:hAnsi="Arial" w:cs="Arial"/>
           <w:color w:val="0A0A0A"/>
@@ -3282,6 +3265,7 @@
         <w:shd w:val="clear" w:color="auto" w:fill="FFFFFF"/>
         <w:spacing w:after="180" w:line="360" w:lineRule="atLeast"/>
         <w:ind w:left="0"/>
+        <w:jc w:val="both"/>
         <w:rPr>
           <w:rFonts w:ascii="Arial" w:hAnsi="Arial" w:cs="Arial"/>
           <w:color w:val="0A0A0A"/>
@@ -3313,6 +3297,7 @@
         <w:shd w:val="clear" w:color="auto" w:fill="FFFFFF"/>
         <w:spacing w:after="180" w:line="360" w:lineRule="atLeast"/>
         <w:ind w:left="0"/>
+        <w:jc w:val="both"/>
         <w:rPr>
           <w:rFonts w:ascii="Arial" w:hAnsi="Arial" w:cs="Arial"/>
           <w:color w:val="0A0A0A"/>
@@ -3362,6 +3347,7 @@
         <w:shd w:val="clear" w:color="auto" w:fill="FFFFFF"/>
         <w:spacing w:after="180" w:line="360" w:lineRule="atLeast"/>
         <w:ind w:left="0"/>
+        <w:jc w:val="both"/>
         <w:rPr>
           <w:rFonts w:ascii="Arial" w:hAnsi="Arial" w:cs="Arial"/>
           <w:color w:val="0A0A0A"/>
@@ -4478,6 +4464,27 @@
     <w:p>
       <w:pPr>
         <w:spacing w:line="360" w:lineRule="atLeast"/>
+        <w:jc w:val="both"/>
+        <w:rPr>
+          <w:rFonts w:ascii="Arial" w:hAnsi="Arial" w:cs="Arial"/>
+          <w:b/>
+          <w:sz w:val="36"/>
+        </w:rPr>
+      </w:pPr>
+      <w:r>
+        <w:rPr>
+          <w:rFonts w:ascii="Arial" w:hAnsi="Arial" w:cs="Arial"/>
+          <w:b/>
+          <w:sz w:val="36"/>
+        </w:rPr>
+        <w:lastRenderedPageBreak/>
+        <w:t>Routing</w:t>
+      </w:r>
+    </w:p>
+    <w:p>
+      <w:pPr>
+        <w:spacing w:line="360" w:lineRule="atLeast"/>
+        <w:jc w:val="both"/>
         <w:rPr>
           <w:rStyle w:val="vkekvd"/>
           <w:rFonts w:ascii="Arial" w:hAnsi="Arial" w:cs="Arial"/>
@@ -4487,10 +4494,9 @@
         <w:rPr>
           <w:rFonts w:ascii="Arial" w:hAnsi="Arial" w:cs="Arial"/>
         </w:rPr>
-        <w:lastRenderedPageBreak/>
         <w:t>In React, routing is the process of navigating between different views or components in a single-page application (SPA) without refreshing the entire page. Since React does not have a built-in routing system, developers use third-party libraries like </w:t>
       </w:r>
-      <w:hyperlink r:id="rId9" w:tgtFrame="_blank" w:history="1">
+      <w:hyperlink r:id="rId8" w:tgtFrame="_blank" w:history="1">
         <w:r>
           <w:rPr>
             <w:rStyle w:val="Hyperlink"/>
@@ -4514,13 +4520,6 @@
         <w:t>URL.</w:t>
       </w:r>
       <w:proofErr w:type="gramEnd"/>
-      <w:r>
-        <w:rPr>
-          <w:rStyle w:val="vkekvd"/>
-          <w:rFonts w:ascii="Arial" w:hAnsi="Arial" w:cs="Arial"/>
-        </w:rPr>
-        <w:t> </w:t>
-      </w:r>
     </w:p>
     <w:p>
       <w:pPr>
@@ -5242,6 +5241,7 @@
           <w:rStyle w:val="undefined"/>
           <w:color w:val="0A0A0A"/>
         </w:rPr>
+        <w:lastRenderedPageBreak/>
         <w:t xml:space="preserve">      &lt;Routes&gt;</w:t>
       </w:r>
     </w:p>
@@ -5294,7 +5294,6 @@
           <w:rStyle w:val="undefined"/>
           <w:color w:val="0A0A0A"/>
         </w:rPr>
-        <w:lastRenderedPageBreak/>
         <w:t xml:space="preserve">        &lt;Route path="/about" element</w:t>
       </w:r>
       <w:proofErr w:type="gramStart"/>
@@ -5726,7 +5725,16 @@
           <w:rStyle w:val="t286pc"/>
           <w:rFonts w:ascii="Arial" w:hAnsi="Arial" w:cs="Arial"/>
         </w:rPr>
-        <w:t>: Optimizes performance by only loading route components when a user actually navigates to them, typically using </w:t>
+        <w:t xml:space="preserve">: Optimizes performance by only loading route components when a user actually </w:t>
+      </w:r>
+      <w:bookmarkStart w:id="0" w:name="_GoBack"/>
+      <w:bookmarkEnd w:id="0"/>
+      <w:r>
+        <w:rPr>
+          <w:rStyle w:val="t286pc"/>
+          <w:rFonts w:ascii="Arial" w:hAnsi="Arial" w:cs="Arial"/>
+        </w:rPr>
+        <w:t>navigates to them, typically using </w:t>
       </w:r>
       <w:proofErr w:type="spellStart"/>
       <w:proofErr w:type="gramStart"/>
@@ -5800,46 +5808,38 @@
     </w:p>
     <w:p>
       <w:pPr>
-        <w:spacing w:after="0" w:line="420" w:lineRule="atLeast"/>
-        <w:rPr>
-          <w:rFonts w:ascii="Arial" w:hAnsi="Arial" w:cs="Arial"/>
-          <w:b/>
-          <w:bCs/>
+        <w:spacing w:after="180" w:line="360" w:lineRule="atLeast"/>
+      </w:pPr>
+      <w:r>
+        <w:rPr>
+          <w:rStyle w:val="Strong"/>
+          <w:rFonts w:ascii="Arial" w:hAnsi="Arial" w:cs="Arial"/>
           <w:color w:val="0A0A0A"/>
           <w:sz w:val="30"/>
           <w:szCs w:val="30"/>
         </w:rPr>
-      </w:pPr>
+        <w:t>Modern Alternatives</w:t>
+      </w:r>
+    </w:p>
+    <w:p>
+      <w:pPr>
+        <w:spacing w:line="360" w:lineRule="atLeast"/>
+        <w:rPr>
+          <w:rFonts w:ascii="Arial" w:hAnsi="Arial" w:cs="Arial"/>
+          <w:sz w:val="24"/>
+          <w:szCs w:val="24"/>
+        </w:rPr>
+      </w:pPr>
+      <w:r>
+        <w:rPr>
+          <w:rFonts w:ascii="Arial" w:hAnsi="Arial" w:cs="Arial"/>
+        </w:rPr>
+        <w:t>While </w:t>
+      </w:r>
       <w:r>
         <w:rPr>
           <w:rStyle w:val="Strong"/>
           <w:rFonts w:ascii="Arial" w:hAnsi="Arial" w:cs="Arial"/>
-          <w:color w:val="0A0A0A"/>
-          <w:sz w:val="30"/>
-          <w:szCs w:val="30"/>
-        </w:rPr>
-        <w:t>4. Modern Alternatives</w:t>
-      </w:r>
-    </w:p>
-    <w:p>
-      <w:pPr>
-        <w:spacing w:line="360" w:lineRule="atLeast"/>
-        <w:rPr>
-          <w:rFonts w:ascii="Arial" w:hAnsi="Arial" w:cs="Arial"/>
-          <w:sz w:val="24"/>
-          <w:szCs w:val="24"/>
-        </w:rPr>
-      </w:pPr>
-      <w:r>
-        <w:rPr>
-          <w:rFonts w:ascii="Arial" w:hAnsi="Arial" w:cs="Arial"/>
-        </w:rPr>
-        <w:t>While </w:t>
-      </w:r>
-      <w:r>
-        <w:rPr>
-          <w:rStyle w:val="Strong"/>
-          <w:rFonts w:ascii="Arial" w:hAnsi="Arial" w:cs="Arial"/>
         </w:rPr>
         <w:t>React Router</w:t>
       </w:r>
@@ -5847,7 +5847,21 @@
         <w:rPr>
           <w:rFonts w:ascii="Arial" w:hAnsi="Arial" w:cs="Arial"/>
         </w:rPr>
-        <w:t> is the most popular, other options include:</w:t>
+        <w:t> </w:t>
+      </w:r>
+      <w:proofErr w:type="gramStart"/>
+      <w:r>
+        <w:rPr>
+          <w:rFonts w:ascii="Arial" w:hAnsi="Arial" w:cs="Arial"/>
+        </w:rPr>
+        <w:t>is</w:t>
+      </w:r>
+      <w:proofErr w:type="gramEnd"/>
+      <w:r>
+        <w:rPr>
+          <w:rFonts w:ascii="Arial" w:hAnsi="Arial" w:cs="Arial"/>
+        </w:rPr>
+        <w:t xml:space="preserve"> the most popular, other options include:</w:t>
       </w:r>
     </w:p>
     <w:p>
@@ -6048,6 +6062,12 @@
     </w:p>
     <w:p>
       <w:r>
+        <w:br w:type="page"/>
+      </w:r>
+    </w:p>
+    <w:p>
+      <w:r>
+        <w:lastRenderedPageBreak/>
         <w:t>Hooks</w:t>
       </w:r>
     </w:p>
@@ -6155,7 +6175,6 @@
           <w:szCs w:val="24"/>
           <w:lang w:bidi="te-IN"/>
         </w:rPr>
-        <w:lastRenderedPageBreak/>
         <w:t>React provides several built-in Hooks to manage different aspects of component behavior: </w:t>
       </w:r>
     </w:p>
@@ -6272,7 +6291,7 @@
         </w:rPr>
         <w:t>: Do not call Hooks from regular JavaScript functions. You can, however, call Hooks from your own </w:t>
       </w:r>
-      <w:hyperlink r:id="rId10" w:tgtFrame="_blank" w:history="1">
+      <w:hyperlink r:id="rId9" w:tgtFrame="_blank" w:history="1">
         <w:r>
           <w:rPr>
             <w:rStyle w:val="Hyperlink"/>
@@ -6851,7 +6870,7 @@
         </w:rPr>
         <w:t> hook in </w:t>
       </w:r>
-      <w:hyperlink r:id="rId11" w:tgtFrame="_blank" w:history="1">
+      <w:hyperlink r:id="rId10" w:tgtFrame="_blank" w:history="1">
         <w:r>
           <w:rPr>
             <w:rStyle w:val="Hyperlink"/>
@@ -7003,6 +7022,7 @@
           <w:rStyle w:val="undefined"/>
           <w:color w:val="0A0A0A"/>
         </w:rPr>
+        <w:lastRenderedPageBreak/>
         <w:t>npm</w:t>
       </w:r>
       <w:proofErr w:type="spellEnd"/>
@@ -7250,7 +7270,6 @@
           <w:rFonts w:ascii="Arial" w:hAnsi="Arial" w:cs="Arial"/>
           <w:color w:val="0A0A0A"/>
         </w:rPr>
-        <w:lastRenderedPageBreak/>
         <w:t>Call</w:t>
       </w:r>
       <w:r>
@@ -7389,7 +7408,7 @@
                     </pic:cNvPicPr>
                   </pic:nvPicPr>
                   <pic:blipFill>
-                    <a:blip r:embed="rId12">
+                    <a:blip r:embed="rId11">
                       <a:extLst>
                         <a:ext uri="{28A0092B-C50C-407E-A947-70E740481C1C}">
                           <a14:useLocalDpi xmlns:a14="http://schemas.microsoft.com/office/drawing/2010/main" val="0"/>
@@ -8165,6 +8184,7 @@
           <w:rFonts w:ascii="Arial" w:hAnsi="Arial" w:cs="Arial"/>
           <w:color w:val="0A0A0A"/>
         </w:rPr>
+        <w:lastRenderedPageBreak/>
         <w:t>Navigate to a specific path:</w:t>
       </w:r>
       <w:r>
@@ -8293,7 +8313,6 @@
           <w:rFonts w:ascii="Arial" w:hAnsi="Arial" w:cs="Arial"/>
           <w:color w:val="0A0A0A"/>
         </w:rPr>
-        <w:lastRenderedPageBreak/>
         <w:t>Replace the current history entry:</w:t>
       </w:r>
       <w:r>
@@ -9170,7 +9189,7 @@
         </w:rPr>
         <w:t> hook in </w:t>
       </w:r>
-      <w:hyperlink r:id="rId13" w:tgtFrame="_blank" w:history="1">
+      <w:hyperlink r:id="rId12" w:tgtFrame="_blank" w:history="1">
         <w:r>
           <w:rPr>
             <w:rStyle w:val="Hyperlink"/>
@@ -9315,6 +9334,7 @@
           <w:rFonts w:ascii="Arial" w:hAnsi="Arial" w:cs="Arial"/>
           <w:color w:val="0A0A0A"/>
         </w:rPr>
+        <w:lastRenderedPageBreak/>
         <w:t>No Re-renders:</w:t>
       </w:r>
       <w:r>
@@ -9524,7 +9544,6 @@
           <w:rFonts w:ascii="Arial" w:hAnsi="Arial" w:cs="Arial"/>
           <w:color w:val="0A0A0A"/>
         </w:rPr>
-        <w:lastRenderedPageBreak/>
         <w:t>DOM Access:</w:t>
       </w:r>
       <w:r>
@@ -10908,6 +10927,7 @@
           <w:szCs w:val="20"/>
           <w:lang w:bidi="te-IN"/>
         </w:rPr>
+        <w:lastRenderedPageBreak/>
         <w:t xml:space="preserve">      &lt;/button&gt;</w:t>
       </w:r>
     </w:p>
@@ -11103,7 +11123,6 @@
           <w:szCs w:val="24"/>
           <w:lang w:bidi="te-IN"/>
         </w:rPr>
-        <w:lastRenderedPageBreak/>
         <w:t>The second argument, the dependency array, determines how React re-runs the effect: </w:t>
       </w:r>
     </w:p>
@@ -12454,6 +12473,7 @@
           <w:szCs w:val="24"/>
           <w:lang w:bidi="te-IN"/>
         </w:rPr>
+        <w:lastRenderedPageBreak/>
         <w:t> </w:t>
       </w:r>
     </w:p>
@@ -12630,7 +12650,6 @@
           <w:szCs w:val="24"/>
           <w:lang w:bidi="te-IN"/>
         </w:rPr>
-        <w:lastRenderedPageBreak/>
         <w:t>Clearing resources</w:t>
       </w:r>
       <w:r>
@@ -12925,7 +12944,7 @@
       <w:r>
         <w:t> tool that allows developers to create a full fake </w:t>
       </w:r>
-      <w:hyperlink r:id="rId14" w:tgtFrame="_blank" w:history="1">
+      <w:hyperlink r:id="rId13" w:tgtFrame="_blank" w:history="1">
         <w:r>
           <w:rPr>
             <w:rStyle w:val="Hyperlink"/>
@@ -13312,6 +13331,7 @@
           <w:szCs w:val="24"/>
           <w:lang w:bidi="te-IN"/>
         </w:rPr>
+        <w:lastRenderedPageBreak/>
         <w:t>Persisted Changes (during development):</w:t>
       </w:r>
       <w:r>

--- a/ReactNotes/React.docx
+++ b/ReactNotes/React.docx
@@ -5725,16 +5725,7 @@
           <w:rStyle w:val="t286pc"/>
           <w:rFonts w:ascii="Arial" w:hAnsi="Arial" w:cs="Arial"/>
         </w:rPr>
-        <w:t xml:space="preserve">: Optimizes performance by only loading route components when a user actually </w:t>
-      </w:r>
-      <w:bookmarkStart w:id="0" w:name="_GoBack"/>
-      <w:bookmarkEnd w:id="0"/>
-      <w:r>
-        <w:rPr>
-          <w:rStyle w:val="t286pc"/>
-          <w:rFonts w:ascii="Arial" w:hAnsi="Arial" w:cs="Arial"/>
-        </w:rPr>
-        <w:t>navigates to them, typically using </w:t>
+        <w:t>: Optimizes performance by only loading route components when a user actually navigates to them, typically using </w:t>
       </w:r>
       <w:proofErr w:type="spellStart"/>
       <w:proofErr w:type="gramStart"/>
@@ -6066,72 +6057,15 @@
       </w:r>
     </w:p>
     <w:p>
-      <w:r>
-        <w:lastRenderedPageBreak/>
-        <w:t>Hooks</w:t>
-      </w:r>
-    </w:p>
-    <w:p>
-      <w:pPr>
-        <w:rPr>
-          <w:rFonts w:ascii="Arial" w:hAnsi="Arial" w:cs="Arial"/>
-          <w:color w:val="0A0A0A"/>
-          <w:shd w:val="clear" w:color="auto" w:fill="FFFFFF"/>
-        </w:rPr>
-      </w:pPr>
-      <w:r>
-        <w:t>React </w:t>
-      </w:r>
-      <w:r>
-        <w:rPr>
-          <w:rStyle w:val="Strong"/>
-          <w:rFonts w:ascii="Arial" w:hAnsi="Arial" w:cs="Arial"/>
-          <w:color w:val="0A0A0A"/>
-          <w:shd w:val="clear" w:color="auto" w:fill="FFFFFF"/>
-        </w:rPr>
-        <w:t>Hooks</w:t>
-      </w:r>
-      <w:r>
-        <w:rPr>
-          <w:rFonts w:ascii="Arial" w:hAnsi="Arial" w:cs="Arial"/>
-          <w:color w:val="0A0A0A"/>
-          <w:shd w:val="clear" w:color="auto" w:fill="FFFFFF"/>
-        </w:rPr>
-        <w:t> are </w:t>
-      </w:r>
-      <w:r>
-        <w:t>functions introduced in React 16.8 that let you use state and other React features, such as lifecycle methods and context, within </w:t>
-      </w:r>
-      <w:r>
-        <w:rPr>
-          <w:rStyle w:val="Strong"/>
-        </w:rPr>
-        <w:t>functional components</w:t>
-      </w:r>
-      <w:r>
-        <w:t> without writing a class</w:t>
-      </w:r>
-      <w:r>
-        <w:rPr>
-          <w:rFonts w:ascii="Arial" w:hAnsi="Arial" w:cs="Arial"/>
-          <w:color w:val="0A0A0A"/>
-          <w:shd w:val="clear" w:color="auto" w:fill="FFFFFF"/>
-        </w:rPr>
-        <w:t>. They promote cleaner, more modular, and reusable code</w:t>
-      </w:r>
-      <w:r>
-        <w:rPr>
-          <w:rFonts w:ascii="Arial" w:hAnsi="Arial" w:cs="Arial"/>
-          <w:color w:val="0A0A0A"/>
-          <w:shd w:val="clear" w:color="auto" w:fill="FFFFFF"/>
-        </w:rPr>
-        <w:t xml:space="preserve">. </w:t>
-      </w:r>
-    </w:p>
-    <w:p>
       <w:pPr>
         <w:shd w:val="clear" w:color="auto" w:fill="FFFFFF"/>
         <w:spacing w:after="0" w:line="420" w:lineRule="atLeast"/>
+        <w:jc w:val="center"/>
+        <w:rPr>
+          <w:sz w:val="52"/>
+        </w:rPr>
+      </w:pPr>
+      <w:r>
         <w:rPr>
           <w:rFonts w:ascii="Arial" w:eastAsia="Times New Roman" w:hAnsi="Arial" w:cs="Arial"/>
           <w:b/>
@@ -6141,6 +6075,94 @@
           <w:szCs w:val="33"/>
           <w:lang w:bidi="te-IN"/>
         </w:rPr>
+        <w:lastRenderedPageBreak/>
+        <w:t>Hooks</w:t>
+      </w:r>
+    </w:p>
+    <w:p>
+      <w:pPr>
+        <w:jc w:val="both"/>
+        <w:rPr>
+          <w:rFonts w:ascii="Arial" w:hAnsi="Arial" w:cs="Arial"/>
+          <w:color w:val="0A0A0A"/>
+          <w:shd w:val="clear" w:color="auto" w:fill="FFFFFF"/>
+        </w:rPr>
+      </w:pPr>
+      <w:r>
+        <w:t>React </w:t>
+      </w:r>
+      <w:r>
+        <w:rPr>
+          <w:rStyle w:val="Strong"/>
+          <w:rFonts w:ascii="Arial" w:hAnsi="Arial" w:cs="Arial"/>
+          <w:color w:val="0A0A0A"/>
+          <w:shd w:val="clear" w:color="auto" w:fill="FFFFFF"/>
+        </w:rPr>
+        <w:t>Hooks</w:t>
+      </w:r>
+      <w:r>
+        <w:rPr>
+          <w:rFonts w:ascii="Arial" w:hAnsi="Arial" w:cs="Arial"/>
+          <w:color w:val="0A0A0A"/>
+          <w:shd w:val="clear" w:color="auto" w:fill="FFFFFF"/>
+        </w:rPr>
+        <w:t> are </w:t>
+      </w:r>
+      <w:r>
+        <w:t>functions introduced in React 16.8 that let you use state and other React features, such as lifecycle methods and context, within </w:t>
+      </w:r>
+      <w:r>
+        <w:rPr>
+          <w:rStyle w:val="Strong"/>
+        </w:rPr>
+        <w:t>functional components</w:t>
+      </w:r>
+      <w:r>
+        <w:t> without writing a class</w:t>
+      </w:r>
+      <w:r>
+        <w:rPr>
+          <w:rFonts w:ascii="Arial" w:hAnsi="Arial" w:cs="Arial"/>
+          <w:color w:val="0A0A0A"/>
+          <w:shd w:val="clear" w:color="auto" w:fill="FFFFFF"/>
+        </w:rPr>
+        <w:t xml:space="preserve">. They promote cleaner, more </w:t>
+      </w:r>
+      <w:proofErr w:type="gramStart"/>
+      <w:r>
+        <w:rPr>
+          <w:rFonts w:ascii="Arial" w:hAnsi="Arial" w:cs="Arial"/>
+          <w:color w:val="0A0A0A"/>
+          <w:shd w:val="clear" w:color="auto" w:fill="FFFFFF"/>
+        </w:rPr>
+        <w:t>modular,</w:t>
+      </w:r>
+      <w:proofErr w:type="gramEnd"/>
+      <w:r>
+        <w:rPr>
+          <w:rFonts w:ascii="Arial" w:hAnsi="Arial" w:cs="Arial"/>
+          <w:color w:val="0A0A0A"/>
+          <w:shd w:val="clear" w:color="auto" w:fill="FFFFFF"/>
+        </w:rPr>
+        <w:t xml:space="preserve"> and reusable code</w:t>
+      </w:r>
+      <w:r>
+        <w:rPr>
+          <w:rFonts w:ascii="Arial" w:hAnsi="Arial" w:cs="Arial"/>
+          <w:color w:val="0A0A0A"/>
+          <w:shd w:val="clear" w:color="auto" w:fill="FFFFFF"/>
+        </w:rPr>
+        <w:t xml:space="preserve">. </w:t>
+      </w:r>
+    </w:p>
+    <w:p>
+      <w:pPr>
+        <w:jc w:val="both"/>
+        <w:rPr>
+          <w:rFonts w:ascii="Arial" w:hAnsi="Arial" w:cs="Arial"/>
+          <w:color w:val="0A0A0A"/>
+          <w:shd w:val="clear" w:color="auto" w:fill="FFFFFF"/>
+        </w:rPr>
       </w:pPr>
       <w:r>
         <w:rPr>
@@ -6152,13 +6174,14 @@
           <w:szCs w:val="33"/>
           <w:lang w:bidi="te-IN"/>
         </w:rPr>
-        <w:t>Core Built-in Hooks </w:t>
+        <w:t>Built-in Hooks </w:t>
       </w:r>
     </w:p>
     <w:p>
       <w:pPr>
         <w:shd w:val="clear" w:color="auto" w:fill="FFFFFF"/>
         <w:spacing w:after="0" w:line="360" w:lineRule="atLeast"/>
+        <w:jc w:val="both"/>
         <w:rPr>
           <w:rFonts w:ascii="Arial" w:eastAsia="Times New Roman" w:hAnsi="Arial" w:cs="Arial"/>
           <w:color w:val="0A0A0A"/>
@@ -6289,7 +6312,25 @@
           <w:rFonts w:ascii="Arial" w:hAnsi="Arial" w:cs="Arial"/>
           <w:color w:val="0A0A0A"/>
         </w:rPr>
-        <w:t>: Do not call Hooks from regular JavaScript functions. You can, however, call Hooks from your own </w:t>
+        <w:t xml:space="preserve">: Do not call Hooks from regular JavaScript functions. You </w:t>
+      </w:r>
+      <w:proofErr w:type="gramStart"/>
+      <w:r>
+        <w:rPr>
+          <w:rStyle w:val="t286pc"/>
+          <w:rFonts w:ascii="Arial" w:hAnsi="Arial" w:cs="Arial"/>
+          <w:color w:val="0A0A0A"/>
+        </w:rPr>
+        <w:t>can, however, call</w:t>
+      </w:r>
+      <w:proofErr w:type="gramEnd"/>
+      <w:r>
+        <w:rPr>
+          <w:rStyle w:val="t286pc"/>
+          <w:rFonts w:ascii="Arial" w:hAnsi="Arial" w:cs="Arial"/>
+          <w:color w:val="0A0A0A"/>
+        </w:rPr>
+        <w:t xml:space="preserve"> Hooks from your own </w:t>
       </w:r>
       <w:hyperlink r:id="rId9" w:tgtFrame="_blank" w:history="1">
         <w:r>
@@ -6321,13 +6362,10 @@
     <w:p>
       <w:pPr>
         <w:shd w:val="clear" w:color="auto" w:fill="FFFFFF"/>
-        <w:spacing w:after="0" w:line="360" w:lineRule="atLeast"/>
-        <w:rPr>
-          <w:rFonts w:ascii="Times New Roman" w:eastAsia="Times New Roman" w:hAnsi="Times New Roman" w:cs="Times New Roman"/>
-          <w:color w:val="0A0A0A"/>
-          <w:sz w:val="24"/>
-          <w:szCs w:val="24"/>
-          <w:lang w:bidi="te-IN"/>
+        <w:spacing w:after="180" w:line="360" w:lineRule="atLeast"/>
+        <w:rPr>
+          <w:rFonts w:ascii="Arial" w:hAnsi="Arial" w:cs="Arial"/>
+          <w:color w:val="0A0A0A"/>
         </w:rPr>
       </w:pPr>
     </w:p>
@@ -7383,87 +7421,6 @@
     </w:p>
     <w:p>
       <w:pPr>
-        <w:shd w:val="clear" w:color="auto" w:fill="FFFFFF"/>
-        <w:spacing w:after="180" w:line="360" w:lineRule="atLeast"/>
-      </w:pPr>
-      <w:r>
-        <w:rPr>
-          <w:noProof/>
-        </w:rPr>
-        <w:drawing>
-          <wp:inline distT="0" distB="0" distL="0" distR="0">
-            <wp:extent cx="302260" cy="302260"/>
-            <wp:effectExtent l="0" t="0" r="2540" b="0"/>
-            <wp:docPr id="11" name="Picture 11" descr="C:\Users\orbit\AppData\Local\Microsoft\Windows\INetCache\Content.MSO\5342900C.tmp"/>
-            <wp:cNvGraphicFramePr>
-              <a:graphicFrameLocks xmlns:a="http://schemas.openxmlformats.org/drawingml/2006/main" noChangeAspect="1"/>
-            </wp:cNvGraphicFramePr>
-            <a:graphic xmlns:a="http://schemas.openxmlformats.org/drawingml/2006/main">
-              <a:graphicData uri="http://schemas.openxmlformats.org/drawingml/2006/picture">
-                <pic:pic xmlns:pic="http://schemas.openxmlformats.org/drawingml/2006/picture">
-                  <pic:nvPicPr>
-                    <pic:cNvPr id="0" name="Picture 19" descr="C:\Users\orbit\AppData\Local\Microsoft\Windows\INetCache\Content.MSO\5342900C.tmp"/>
-                    <pic:cNvPicPr>
-                      <a:picLocks noChangeAspect="1" noChangeArrowheads="1"/>
-                    </pic:cNvPicPr>
-                  </pic:nvPicPr>
-                  <pic:blipFill>
-                    <a:blip r:embed="rId11">
-                      <a:extLst>
-                        <a:ext uri="{28A0092B-C50C-407E-A947-70E740481C1C}">
-                          <a14:useLocalDpi xmlns:a14="http://schemas.microsoft.com/office/drawing/2010/main" val="0"/>
-                        </a:ext>
-                      </a:extLst>
-                    </a:blip>
-                    <a:srcRect/>
-                    <a:stretch>
-                      <a:fillRect/>
-                    </a:stretch>
-                  </pic:blipFill>
-                  <pic:spPr bwMode="auto">
-                    <a:xfrm>
-                      <a:off x="0" y="0"/>
-                      <a:ext cx="302260" cy="302260"/>
-                    </a:xfrm>
-                    <a:prstGeom prst="rect">
-                      <a:avLst/>
-                    </a:prstGeom>
-                    <a:noFill/>
-                    <a:ln>
-                      <a:noFill/>
-                    </a:ln>
-                  </pic:spPr>
-                </pic:pic>
-              </a:graphicData>
-            </a:graphic>
-          </wp:inline>
-        </w:drawing>
-      </w:r>
-      <w:proofErr w:type="spellStart"/>
-      <w:r>
-        <w:rPr>
-          <w:rStyle w:val="ifmvxd"/>
-          <w:rFonts w:ascii="Arial" w:hAnsi="Arial" w:cs="Arial"/>
-          <w:color w:val="636363"/>
-          <w:sz w:val="17"/>
-          <w:szCs w:val="17"/>
-        </w:rPr>
-        <w:t>GeeksforGeeks</w:t>
-      </w:r>
-      <w:proofErr w:type="spellEnd"/>
-      <w:r>
-        <w:rPr>
-          <w:rStyle w:val="ijm6od"/>
-          <w:rFonts w:ascii="Arial" w:hAnsi="Arial" w:cs="Arial"/>
-          <w:color w:val="636363"/>
-          <w:sz w:val="17"/>
-          <w:szCs w:val="17"/>
-        </w:rPr>
-        <w:t> +2</w:t>
-      </w:r>
-    </w:p>
-    <w:p>
-      <w:pPr>
         <w:shd w:val="clear" w:color="auto" w:fill="E5EDFF"/>
         <w:spacing w:after="0" w:line="390" w:lineRule="atLeast"/>
         <w:rPr>
@@ -8065,38 +8022,25 @@
           <w:color w:val="0A0A0A"/>
         </w:rPr>
       </w:pPr>
-    </w:p>
-    <w:p>
-      <w:pPr>
-        <w:pStyle w:val="HTMLPreformatted"/>
-        <w:shd w:val="clear" w:color="auto" w:fill="FFFFFF"/>
-        <w:spacing w:line="330" w:lineRule="atLeast"/>
+      <w:proofErr w:type="gramStart"/>
+      <w:r>
         <w:rPr>
           <w:rStyle w:val="undefined"/>
           <w:color w:val="0A0A0A"/>
         </w:rPr>
-      </w:pPr>
-      <w:proofErr w:type="gramStart"/>
+        <w:t>export</w:t>
+      </w:r>
+      <w:proofErr w:type="gramEnd"/>
       <w:r>
         <w:rPr>
           <w:rStyle w:val="undefined"/>
           <w:color w:val="0A0A0A"/>
         </w:rPr>
-        <w:t>export</w:t>
-      </w:r>
-      <w:proofErr w:type="gramEnd"/>
-      <w:r>
-        <w:rPr>
-          <w:rStyle w:val="undefined"/>
-          <w:color w:val="0A0A0A"/>
-        </w:rPr>
         <w:t xml:space="preserve"> default Home;</w:t>
       </w:r>
     </w:p>
     <w:p>
       <w:pPr>
-        <w:shd w:val="clear" w:color="auto" w:fill="FFFFFF"/>
-        <w:spacing w:line="420" w:lineRule="atLeast"/>
         <w:rPr>
           <w:rFonts w:ascii="Arial" w:hAnsi="Arial" w:cs="Arial"/>
           <w:b/>
@@ -8115,6 +8059,32 @@
           <w:sz w:val="33"/>
           <w:szCs w:val="33"/>
         </w:rPr>
+        <w:br w:type="page"/>
+      </w:r>
+    </w:p>
+    <w:p>
+      <w:pPr>
+        <w:shd w:val="clear" w:color="auto" w:fill="FFFFFF"/>
+        <w:spacing w:line="420" w:lineRule="atLeast"/>
+        <w:rPr>
+          <w:rFonts w:ascii="Arial" w:hAnsi="Arial" w:cs="Arial"/>
+          <w:b/>
+          <w:bCs/>
+          <w:color w:val="001D35"/>
+          <w:sz w:val="33"/>
+          <w:szCs w:val="33"/>
+        </w:rPr>
+      </w:pPr>
+      <w:r>
+        <w:rPr>
+          <w:rFonts w:ascii="Arial" w:hAnsi="Arial" w:cs="Arial"/>
+          <w:b/>
+          <w:bCs/>
+          <w:color w:val="001D35"/>
+          <w:sz w:val="33"/>
+          <w:szCs w:val="33"/>
+        </w:rPr>
+        <w:lastRenderedPageBreak/>
         <w:t>Advanced Usage</w:t>
       </w:r>
     </w:p>
@@ -8184,7 +8154,6 @@
           <w:rFonts w:ascii="Arial" w:hAnsi="Arial" w:cs="Arial"/>
           <w:color w:val="0A0A0A"/>
         </w:rPr>
-        <w:lastRenderedPageBreak/>
         <w:t>Navigate to a specific path:</w:t>
       </w:r>
       <w:r>
@@ -9101,7 +9070,6 @@
         </w:tc>
       </w:tr>
     </w:tbl>
-    <w:p/>
     <w:p>
       <w:pPr>
         <w:shd w:val="clear" w:color="auto" w:fill="FFFFFF"/>
@@ -9189,7 +9157,7 @@
         </w:rPr>
         <w:t> hook in </w:t>
       </w:r>
-      <w:hyperlink r:id="rId12" w:tgtFrame="_blank" w:history="1">
+      <w:hyperlink r:id="rId11" w:tgtFrame="_blank" w:history="1">
         <w:r>
           <w:rPr>
             <w:rStyle w:val="Hyperlink"/>
@@ -9629,6 +9597,7 @@
       <w:pPr>
         <w:shd w:val="clear" w:color="auto" w:fill="FFFFFF"/>
         <w:spacing w:after="0" w:line="360" w:lineRule="atLeast"/>
+        <w:jc w:val="both"/>
         <w:rPr>
           <w:rFonts w:ascii="Arial" w:eastAsia="Times New Roman" w:hAnsi="Arial" w:cs="Arial"/>
           <w:color w:val="0A0A0A"/>
@@ -11817,6 +11786,8 @@
         </w:rPr>
         <w:t>() =&gt; {</w:t>
       </w:r>
+      <w:bookmarkStart w:id="0" w:name="_GoBack"/>
+      <w:bookmarkEnd w:id="0"/>
     </w:p>
     <w:p>
       <w:pPr>
@@ -12944,7 +12915,7 @@
       <w:r>
         <w:t> tool that allows developers to create a full fake </w:t>
       </w:r>
-      <w:hyperlink r:id="rId13" w:tgtFrame="_blank" w:history="1">
+      <w:hyperlink r:id="rId12" w:tgtFrame="_blank" w:history="1">
         <w:r>
           <w:rPr>
             <w:rStyle w:val="Hyperlink"/>

--- a/ReactNotes/React.docx
+++ b/ReactNotes/React.docx
@@ -2,6 +2,379 @@
 <file path=word/document.xml><?xml version="1.0" encoding="utf-8"?>
 <w:document xmlns:wpc="http://schemas.microsoft.com/office/word/2010/wordprocessingCanvas" xmlns:cx="http://schemas.microsoft.com/office/drawing/2014/chartex" xmlns:cx1="http://schemas.microsoft.com/office/drawing/2015/9/8/chartex" xmlns:mc="http://schemas.openxmlformats.org/markup-compatibility/2006" xmlns:o="urn:schemas-microsoft-com:office:office" xmlns:r="http://schemas.openxmlformats.org/officeDocument/2006/relationships" xmlns:m="http://schemas.openxmlformats.org/officeDocument/2006/math" xmlns:v="urn:schemas-microsoft-com:vml" xmlns:wp14="http://schemas.microsoft.com/office/word/2010/wordprocessingDrawing" xmlns:wp="http://schemas.openxmlformats.org/drawingml/2006/wordprocessingDrawing" xmlns:w10="urn:schemas-microsoft-com:office:word" xmlns:w="http://schemas.openxmlformats.org/wordprocessingml/2006/main" xmlns:w14="http://schemas.microsoft.com/office/word/2010/wordml" xmlns:w15="http://schemas.microsoft.com/office/word/2012/wordml" xmlns:w16se="http://schemas.microsoft.com/office/word/2015/wordml/symex" xmlns:wpg="http://schemas.microsoft.com/office/word/2010/wordprocessingGroup" xmlns:wpi="http://schemas.microsoft.com/office/word/2010/wordprocessingInk" xmlns:wne="http://schemas.microsoft.com/office/word/2006/wordml" xmlns:wps="http://schemas.microsoft.com/office/word/2010/wordprocessingShape" mc:Ignorable="w14 w15 w16se wp14">
   <w:body>
+    <w:p>
+      <w:pPr>
+        <w:spacing w:line="240" w:lineRule="auto"/>
+        <w:jc w:val="center"/>
+        <w:rPr>
+          <w:rFonts w:ascii="Arial" w:eastAsia="Times New Roman" w:hAnsi="Arial" w:cs="Arial"/>
+          <w:b/>
+        </w:rPr>
+      </w:pPr>
+      <w:r>
+        <w:rPr>
+          <w:rFonts w:ascii="Arial" w:eastAsia="Times New Roman" w:hAnsi="Arial" w:cs="Arial"/>
+          <w:b/>
+        </w:rPr>
+        <w:t>INTRODUCTION</w:t>
+      </w:r>
+    </w:p>
+    <w:p>
+      <w:pPr>
+        <w:spacing w:line="240" w:lineRule="auto"/>
+        <w:jc w:val="both"/>
+        <w:rPr>
+          <w:rFonts w:ascii="Arial" w:eastAsia="Times New Roman" w:hAnsi="Arial" w:cs="Arial"/>
+        </w:rPr>
+      </w:pPr>
+      <w:r>
+        <w:rPr>
+          <w:rFonts w:ascii="Arial" w:eastAsia="Times New Roman" w:hAnsi="Arial" w:cs="Arial"/>
+        </w:rPr>
+        <w:t xml:space="preserve">React is an open-source JavaScript library used for building dynamic, interactive user interfaces (UIs), primarily for single-page applications. Developed by Facebook in 2013, it allows developers to create complex webs of UI elements out of isolated, manageable blocks of code. </w:t>
+      </w:r>
+    </w:p>
+    <w:p>
+      <w:pPr>
+        <w:spacing w:line="240" w:lineRule="auto"/>
+        <w:rPr>
+          <w:rFonts w:ascii="Arial" w:eastAsia="Times New Roman" w:hAnsi="Arial" w:cs="Arial"/>
+          <w:b/>
+          <w:bCs/>
+          <w:sz w:val="30"/>
+          <w:szCs w:val="30"/>
+        </w:rPr>
+      </w:pPr>
+      <w:r>
+        <w:rPr>
+          <w:rFonts w:ascii="Arial" w:eastAsia="Times New Roman" w:hAnsi="Arial" w:cs="Arial"/>
+          <w:b/>
+          <w:bCs/>
+          <w:sz w:val="30"/>
+          <w:szCs w:val="30"/>
+        </w:rPr>
+        <w:t>Core Concepts of React</w:t>
+      </w:r>
+    </w:p>
+    <w:p>
+      <w:pPr>
+        <w:numPr>
+          <w:ilvl w:val="0"/>
+          <w:numId w:val="23"/>
+        </w:numPr>
+        <w:spacing w:after="0" w:line="240" w:lineRule="auto"/>
+        <w:ind w:left="0"/>
+        <w:jc w:val="both"/>
+        <w:rPr>
+          <w:rFonts w:ascii="Arial" w:eastAsia="Times New Roman" w:hAnsi="Arial" w:cs="Arial"/>
+        </w:rPr>
+      </w:pPr>
+      <w:r>
+        <w:rPr>
+          <w:rFonts w:ascii="Arial" w:eastAsia="Times New Roman" w:hAnsi="Arial" w:cs="Arial"/>
+          <w:b/>
+          <w:bCs/>
+        </w:rPr>
+        <w:t>Component-Based Architecture:</w:t>
+      </w:r>
+      <w:r>
+        <w:rPr>
+          <w:rFonts w:ascii="Arial" w:eastAsia="Times New Roman" w:hAnsi="Arial" w:cs="Arial"/>
+        </w:rPr>
+        <w:t xml:space="preserve"> Instead of writing thousands of lines of monolithic HTML, you divide your UI into independent, reusable building blocks called </w:t>
+      </w:r>
+      <w:r>
+        <w:rPr>
+          <w:rFonts w:ascii="Arial" w:eastAsia="Times New Roman" w:hAnsi="Arial" w:cs="Arial"/>
+          <w:b/>
+          <w:bCs/>
+        </w:rPr>
+        <w:t>Components</w:t>
+      </w:r>
+      <w:r>
+        <w:rPr>
+          <w:rFonts w:ascii="Arial" w:eastAsia="Times New Roman" w:hAnsi="Arial" w:cs="Arial"/>
+        </w:rPr>
+        <w:t>. Components are essentially standard JavaScript functions that return UI markup.</w:t>
+      </w:r>
+    </w:p>
+    <w:p>
+      <w:pPr>
+        <w:spacing w:after="0" w:line="240" w:lineRule="auto"/>
+        <w:jc w:val="both"/>
+        <w:rPr>
+          <w:rFonts w:ascii="Arial" w:eastAsia="Times New Roman" w:hAnsi="Arial" w:cs="Arial"/>
+        </w:rPr>
+      </w:pPr>
+    </w:p>
+    <w:p>
+      <w:pPr>
+        <w:numPr>
+          <w:ilvl w:val="0"/>
+          <w:numId w:val="23"/>
+        </w:numPr>
+        <w:spacing w:after="0" w:line="240" w:lineRule="auto"/>
+        <w:ind w:left="0"/>
+        <w:jc w:val="both"/>
+        <w:rPr>
+          <w:rFonts w:ascii="Arial" w:eastAsia="Times New Roman" w:hAnsi="Arial" w:cs="Arial"/>
+        </w:rPr>
+      </w:pPr>
+      <w:r>
+        <w:rPr>
+          <w:rFonts w:ascii="Arial" w:eastAsia="Times New Roman" w:hAnsi="Arial" w:cs="Arial"/>
+          <w:b/>
+          <w:bCs/>
+        </w:rPr>
+        <w:t>Declarative Code:</w:t>
+      </w:r>
+      <w:r>
+        <w:rPr>
+          <w:rFonts w:ascii="Arial" w:eastAsia="Times New Roman" w:hAnsi="Arial" w:cs="Arial"/>
+        </w:rPr>
+        <w:t xml:space="preserve"> In vanilla JavaScript, you write </w:t>
+      </w:r>
+      <w:r>
+        <w:rPr>
+          <w:rFonts w:ascii="Arial" w:eastAsia="Times New Roman" w:hAnsi="Arial" w:cs="Arial"/>
+          <w:i/>
+          <w:iCs/>
+        </w:rPr>
+        <w:t>imperative</w:t>
+      </w:r>
+      <w:r>
+        <w:rPr>
+          <w:rFonts w:ascii="Arial" w:eastAsia="Times New Roman" w:hAnsi="Arial" w:cs="Arial"/>
+        </w:rPr>
+        <w:t xml:space="preserve"> code (giving </w:t>
+      </w:r>
+      <w:proofErr w:type="gramStart"/>
+      <w:r>
+        <w:rPr>
+          <w:rFonts w:ascii="Arial" w:eastAsia="Times New Roman" w:hAnsi="Arial" w:cs="Arial"/>
+        </w:rPr>
+        <w:t>step-by-step</w:t>
+      </w:r>
+      <w:proofErr w:type="gramEnd"/>
+      <w:r>
+        <w:rPr>
+          <w:rFonts w:ascii="Arial" w:eastAsia="Times New Roman" w:hAnsi="Arial" w:cs="Arial"/>
+        </w:rPr>
+        <w:t xml:space="preserve"> instructions to the browser on how to update the page). React uses a </w:t>
+      </w:r>
+      <w:r>
+        <w:rPr>
+          <w:rFonts w:ascii="Arial" w:eastAsia="Times New Roman" w:hAnsi="Arial" w:cs="Arial"/>
+          <w:i/>
+          <w:iCs/>
+        </w:rPr>
+        <w:t>declarative</w:t>
+      </w:r>
+      <w:r>
+        <w:rPr>
+          <w:rFonts w:ascii="Arial" w:eastAsia="Times New Roman" w:hAnsi="Arial" w:cs="Arial"/>
+        </w:rPr>
+        <w:t xml:space="preserve"> paradigm: you simply describe what the UI should look like based on your current data, and React handles the tedious task of manipulating the browser DOM behind the scenes.</w:t>
+      </w:r>
+    </w:p>
+    <w:p>
+      <w:pPr>
+        <w:spacing w:after="0" w:line="240" w:lineRule="auto"/>
+        <w:rPr>
+          <w:rFonts w:ascii="Arial" w:eastAsia="Times New Roman" w:hAnsi="Arial" w:cs="Arial"/>
+        </w:rPr>
+      </w:pPr>
+    </w:p>
+    <w:p>
+      <w:pPr>
+        <w:numPr>
+          <w:ilvl w:val="0"/>
+          <w:numId w:val="23"/>
+        </w:numPr>
+        <w:spacing w:after="0" w:line="240" w:lineRule="auto"/>
+        <w:ind w:left="0"/>
+        <w:jc w:val="both"/>
+        <w:rPr>
+          <w:rFonts w:ascii="Arial" w:eastAsia="Times New Roman" w:hAnsi="Arial" w:cs="Arial"/>
+        </w:rPr>
+      </w:pPr>
+      <w:r>
+        <w:rPr>
+          <w:rFonts w:ascii="Arial" w:eastAsia="Times New Roman" w:hAnsi="Arial" w:cs="Arial"/>
+          <w:b/>
+          <w:bCs/>
+        </w:rPr>
+        <w:t>JSX (JavaScript XML):</w:t>
+      </w:r>
+      <w:r>
+        <w:rPr>
+          <w:rFonts w:ascii="Arial" w:eastAsia="Times New Roman" w:hAnsi="Arial" w:cs="Arial"/>
+        </w:rPr>
+        <w:t xml:space="preserve"> React uses a syntax extension called </w:t>
+      </w:r>
+      <w:r>
+        <w:rPr>
+          <w:rFonts w:ascii="Arial" w:eastAsia="Times New Roman" w:hAnsi="Arial" w:cs="Arial"/>
+          <w:b/>
+          <w:bCs/>
+        </w:rPr>
+        <w:t>JSX</w:t>
+      </w:r>
+      <w:r>
+        <w:rPr>
+          <w:rFonts w:ascii="Arial" w:eastAsia="Times New Roman" w:hAnsi="Arial" w:cs="Arial"/>
+        </w:rPr>
+        <w:t>, which allows you to write HTML-like structures directly inside your JavaScript code. It combines logic and markup into a single file.</w:t>
+      </w:r>
+    </w:p>
+    <w:p>
+      <w:pPr>
+        <w:spacing w:after="0" w:line="240" w:lineRule="auto"/>
+        <w:rPr>
+          <w:rFonts w:ascii="Arial" w:eastAsia="Times New Roman" w:hAnsi="Arial" w:cs="Arial"/>
+        </w:rPr>
+      </w:pPr>
+    </w:p>
+    <w:p>
+      <w:pPr>
+        <w:numPr>
+          <w:ilvl w:val="0"/>
+          <w:numId w:val="23"/>
+        </w:numPr>
+        <w:spacing w:after="0" w:line="240" w:lineRule="auto"/>
+        <w:ind w:left="0"/>
+        <w:jc w:val="both"/>
+        <w:rPr>
+          <w:rFonts w:ascii="Arial" w:eastAsia="Times New Roman" w:hAnsi="Arial" w:cs="Arial"/>
+        </w:rPr>
+      </w:pPr>
+      <w:r>
+        <w:rPr>
+          <w:rFonts w:ascii="Arial" w:eastAsia="Times New Roman" w:hAnsi="Arial" w:cs="Arial"/>
+          <w:b/>
+          <w:bCs/>
+        </w:rPr>
+        <w:t>The Virtual DOM:</w:t>
+      </w:r>
+      <w:r>
+        <w:rPr>
+          <w:rFonts w:ascii="Arial" w:eastAsia="Times New Roman" w:hAnsi="Arial" w:cs="Arial"/>
+        </w:rPr>
+        <w:t xml:space="preserve"> Standard browser DOM manipulation is slow. React keeps a lightweight copy of the UI in memory called the </w:t>
+      </w:r>
+      <w:r>
+        <w:rPr>
+          <w:rFonts w:ascii="Arial" w:eastAsia="Times New Roman" w:hAnsi="Arial" w:cs="Arial"/>
+          <w:b/>
+          <w:bCs/>
+        </w:rPr>
+        <w:t>Virtual DOM</w:t>
+      </w:r>
+      <w:r>
+        <w:rPr>
+          <w:rFonts w:ascii="Arial" w:eastAsia="Times New Roman" w:hAnsi="Arial" w:cs="Arial"/>
+        </w:rPr>
+        <w:t xml:space="preserve">. When data changes, React calculates the minimum number of changes needed on a hidden virtual tree and surgically updates </w:t>
+      </w:r>
+      <w:r>
+        <w:rPr>
+          <w:rFonts w:ascii="Arial" w:eastAsia="Times New Roman" w:hAnsi="Arial" w:cs="Arial"/>
+          <w:i/>
+          <w:iCs/>
+        </w:rPr>
+        <w:t>only</w:t>
+      </w:r>
+      <w:r>
+        <w:rPr>
+          <w:rFonts w:ascii="Arial" w:eastAsia="Times New Roman" w:hAnsi="Arial" w:cs="Arial"/>
+        </w:rPr>
+        <w:t xml:space="preserve"> those specific elements in the actual browser DOM, making</w:t>
+      </w:r>
+      <w:r>
+        <w:rPr>
+          <w:rFonts w:ascii="Arial" w:eastAsia="Times New Roman" w:hAnsi="Arial" w:cs="Arial"/>
+        </w:rPr>
+        <w:t xml:space="preserve"> applications highly performant</w:t>
+      </w:r>
+    </w:p>
+    <w:p/>
+    <w:p>
+      <w:r>
+        <w:rPr>
+          <w:rStyle w:val="yadgie"/>
+          <w:rFonts w:ascii="Arial" w:hAnsi="Arial" w:cs="Arial"/>
+          <w:b/>
+          <w:bCs/>
+        </w:rPr>
+        <w:t>Real DOM / Actual DOM:-</w:t>
+      </w:r>
+    </w:p>
+    <w:p>
+      <w:pPr>
+        <w:pBdr>
+          <w:bottom w:val="single" w:sz="6" w:space="1" w:color="auto"/>
+        </w:pBdr>
+        <w:jc w:val="both"/>
+      </w:pPr>
+      <w:r>
+        <w:rPr>
+          <w:rStyle w:val="yadgie"/>
+          <w:rFonts w:ascii="Arial" w:hAnsi="Arial" w:cs="Arial"/>
+        </w:rPr>
+        <w:t xml:space="preserve">The </w:t>
+      </w:r>
+      <w:r>
+        <w:rPr>
+          <w:rStyle w:val="yadgie"/>
+          <w:rFonts w:ascii="Arial" w:hAnsi="Arial" w:cs="Arial"/>
+          <w:b/>
+          <w:bCs/>
+        </w:rPr>
+        <w:t>Real DOM</w:t>
+      </w:r>
+      <w:r>
+        <w:rPr>
+          <w:rStyle w:val="yadgie"/>
+          <w:rFonts w:ascii="Arial" w:hAnsi="Arial" w:cs="Arial"/>
+        </w:rPr>
+        <w:t xml:space="preserve"> (Document Object Model) represents the actual HTML structure of a webpage as a tree of objects. While updating a single JavaScript object is extremely fast, modifying the Real DOM is </w:t>
+      </w:r>
+      <w:r>
+        <w:rPr>
+          <w:rStyle w:val="yadgie"/>
+          <w:rFonts w:ascii="Arial" w:hAnsi="Arial" w:cs="Arial"/>
+          <w:b/>
+          <w:bCs/>
+        </w:rPr>
+        <w:t>computationally expensive</w:t>
+      </w:r>
+      <w:r>
+        <w:rPr>
+          <w:rStyle w:val="yadgie"/>
+          <w:rFonts w:ascii="Arial" w:hAnsi="Arial" w:cs="Arial"/>
+        </w:rPr>
+        <w:t xml:space="preserve">. Every time a change </w:t>
+      </w:r>
+      <w:proofErr w:type="gramStart"/>
+      <w:r>
+        <w:rPr>
+          <w:rStyle w:val="yadgie"/>
+          <w:rFonts w:ascii="Arial" w:hAnsi="Arial" w:cs="Arial"/>
+        </w:rPr>
+        <w:t>is made</w:t>
+      </w:r>
+      <w:proofErr w:type="gramEnd"/>
+      <w:r>
+        <w:rPr>
+          <w:rStyle w:val="yadgie"/>
+          <w:rFonts w:ascii="Arial" w:hAnsi="Arial" w:cs="Arial"/>
+        </w:rPr>
+        <w:t xml:space="preserve"> directly to the HTML DOM, the browser must recalculate the layout, CSS styles, and repaint the screen (a process called reflow and repaint). If an application has thousands of elements updating frequently, direct DOM manipulation causes lag.</w:t>
+      </w:r>
+      <w:r>
+        <w:t xml:space="preserve"> </w:t>
+      </w:r>
+    </w:p>
     <w:p>
       <w:pPr>
         <w:shd w:val="clear" w:color="auto" w:fill="FFFFFF"/>
@@ -377,6 +750,7 @@
           <w:shd w:val="clear" w:color="auto" w:fill="F3F5F6"/>
           <w:lang w:bidi="te-IN"/>
         </w:rPr>
+        <w:lastRenderedPageBreak/>
         <w:t>npm</w:t>
       </w:r>
       <w:proofErr w:type="spellEnd"/>
@@ -458,7 +832,39 @@
           <w:szCs w:val="24"/>
           <w:lang w:bidi="te-IN"/>
         </w:rPr>
-        <w:t> A code editor like Visual Studio Code is recommended for development. </w:t>
+        <w:t> A code editor like Visual Studio Code </w:t>
+      </w:r>
+      <w:proofErr w:type="gramStart"/>
+      <w:r>
+        <w:rPr>
+          <w:rFonts w:ascii="Arial" w:eastAsia="Times New Roman" w:hAnsi="Arial" w:cs="Arial"/>
+          <w:color w:val="0A0A0A"/>
+          <w:sz w:val="24"/>
+          <w:szCs w:val="24"/>
+          <w:lang w:bidi="te-IN"/>
+        </w:rPr>
+        <w:t>is recommended</w:t>
+      </w:r>
+      <w:proofErr w:type="gramEnd"/>
+      <w:r>
+        <w:rPr>
+          <w:rFonts w:ascii="Arial" w:eastAsia="Times New Roman" w:hAnsi="Arial" w:cs="Arial"/>
+          <w:color w:val="0A0A0A"/>
+          <w:sz w:val="24"/>
+          <w:szCs w:val="24"/>
+          <w:lang w:bidi="te-IN"/>
+        </w:rPr>
+        <w:t xml:space="preserve"> for</w:t>
+      </w:r>
+      <w:r>
+        <w:rPr>
+          <w:rFonts w:ascii="Arial" w:eastAsia="Times New Roman" w:hAnsi="Arial" w:cs="Arial"/>
+          <w:color w:val="0A0A0A"/>
+          <w:sz w:val="24"/>
+          <w:szCs w:val="24"/>
+          <w:lang w:bidi="te-IN"/>
+        </w:rPr>
+        <w:t xml:space="preserve"> development.</w:t>
       </w:r>
     </w:p>
     <w:p>
@@ -475,6 +881,7 @@
           <w:lang w:bidi="te-IN"/>
         </w:rPr>
       </w:pPr>
+      <w:proofErr w:type="gramStart"/>
       <w:r>
         <w:rPr>
           <w:rFonts w:ascii="Arial" w:eastAsia="Times New Roman" w:hAnsi="Arial" w:cs="Arial"/>
@@ -485,7 +892,20 @@
           <w:szCs w:val="33"/>
           <w:lang w:bidi="te-IN"/>
         </w:rPr>
-        <w:t xml:space="preserve">Step-by-Step Installation (Using </w:t>
+        <w:t>Step-by-Step</w:t>
+      </w:r>
+      <w:proofErr w:type="gramEnd"/>
+      <w:r>
+        <w:rPr>
+          <w:rFonts w:ascii="Arial" w:eastAsia="Times New Roman" w:hAnsi="Arial" w:cs="Arial"/>
+          <w:b/>
+          <w:bCs/>
+          <w:color w:val="001D35"/>
+          <w:sz w:val="33"/>
+          <w:szCs w:val="33"/>
+          <w:lang w:bidi="te-IN"/>
+        </w:rPr>
+        <w:t xml:space="preserve"> Installation (Using </w:t>
       </w:r>
       <w:proofErr w:type="spellStart"/>
       <w:r>
@@ -747,109 +1167,31 @@
           <w:szCs w:val="20"/>
           <w:lang w:bidi="te-IN"/>
         </w:rPr>
-        <w:t xml:space="preserve"> my-react-app -- --template react</w:t>
-      </w:r>
-    </w:p>
-    <w:p>
-      <w:pPr>
-        <w:shd w:val="clear" w:color="auto" w:fill="FFFFFF"/>
-        <w:spacing w:after="0" w:line="360" w:lineRule="atLeast"/>
-        <w:rPr>
-          <w:rFonts w:ascii="Arial" w:eastAsia="Times New Roman" w:hAnsi="Arial" w:cs="Arial"/>
-          <w:color w:val="0A0A0A"/>
-          <w:sz w:val="24"/>
-          <w:szCs w:val="24"/>
-          <w:lang w:bidi="te-IN"/>
-        </w:rPr>
-      </w:pPr>
-      <w:r>
-        <w:rPr>
-          <w:rFonts w:ascii="Arial" w:eastAsia="Times New Roman" w:hAnsi="Arial" w:cs="Arial"/>
-          <w:i/>
-          <w:iCs/>
-          <w:color w:val="0A0A0A"/>
-          <w:sz w:val="24"/>
-          <w:szCs w:val="24"/>
-          <w:lang w:bidi="te-IN"/>
-        </w:rPr>
-        <w:t>Note: The older </w:t>
-      </w:r>
-      <w:r>
-        <w:rPr>
-          <w:rFonts w:ascii="Courier New" w:eastAsia="Times New Roman" w:hAnsi="Courier New" w:cs="Courier New"/>
-          <w:i/>
-          <w:iCs/>
-          <w:color w:val="0A0A0A"/>
-          <w:sz w:val="21"/>
-          <w:szCs w:val="21"/>
-          <w:bdr w:val="single" w:sz="6" w:space="2" w:color="F3F5F6" w:frame="1"/>
-          <w:shd w:val="clear" w:color="auto" w:fill="F3F5F6"/>
-          <w:lang w:bidi="te-IN"/>
-        </w:rPr>
-        <w:t>create-react-app</w:t>
-      </w:r>
-      <w:r>
-        <w:rPr>
-          <w:rFonts w:ascii="Arial" w:eastAsia="Times New Roman" w:hAnsi="Arial" w:cs="Arial"/>
-          <w:i/>
-          <w:iCs/>
-          <w:color w:val="0A0A0A"/>
-          <w:sz w:val="24"/>
-          <w:szCs w:val="24"/>
-          <w:lang w:bidi="te-IN"/>
-        </w:rPr>
-        <w:t> command is no longer recommended by the React team.</w:t>
-      </w:r>
-    </w:p>
-    <w:p>
-      <w:pPr>
-        <w:numPr>
-          <w:ilvl w:val="0"/>
-          <w:numId w:val="2"/>
-        </w:numPr>
-        <w:shd w:val="clear" w:color="auto" w:fill="FFFFFF"/>
-        <w:spacing w:after="180" w:line="360" w:lineRule="atLeast"/>
-        <w:ind w:left="0"/>
-        <w:rPr>
-          <w:rFonts w:ascii="Arial" w:eastAsia="Times New Roman" w:hAnsi="Arial" w:cs="Arial"/>
-          <w:color w:val="0A0A0A"/>
-          <w:sz w:val="24"/>
-          <w:szCs w:val="24"/>
-          <w:lang w:bidi="te-IN"/>
-        </w:rPr>
-      </w:pPr>
-      <w:r>
-        <w:rPr>
-          <w:rFonts w:ascii="Arial" w:eastAsia="Times New Roman" w:hAnsi="Arial" w:cs="Arial"/>
+        <w:t xml:space="preserve"> </w:t>
+      </w:r>
+      <w:r>
+        <w:rPr>
+          <w:rFonts w:ascii="Courier New" w:eastAsia="Times New Roman" w:hAnsi="Courier New" w:cs="Courier New"/>
           <w:b/>
           <w:bCs/>
           <w:color w:val="0A0A0A"/>
-          <w:sz w:val="24"/>
-          <w:szCs w:val="24"/>
-          <w:lang w:bidi="te-IN"/>
-        </w:rPr>
-        <w:t>Navigate to the project directory:</w:t>
-      </w:r>
-      <w:r>
-        <w:rPr>
-          <w:rFonts w:ascii="Arial" w:eastAsia="Times New Roman" w:hAnsi="Arial" w:cs="Arial"/>
-          <w:color w:val="0A0A0A"/>
-          <w:sz w:val="24"/>
-          <w:szCs w:val="24"/>
-          <w:lang w:bidi="te-IN"/>
-        </w:rPr>
-        <w:t> Change your current directory to the newly created app folder:</w:t>
-      </w:r>
-    </w:p>
-    <w:p>
-      <w:pPr>
-        <w:shd w:val="clear" w:color="auto" w:fill="E5EDFF"/>
-        <w:spacing w:after="180" w:line="390" w:lineRule="atLeast"/>
-        <w:rPr>
-          <w:rFonts w:ascii="Arial" w:eastAsia="Times New Roman" w:hAnsi="Arial" w:cs="Arial"/>
-          <w:color w:val="0A0A0A"/>
-          <w:sz w:val="30"/>
-          <w:szCs w:val="30"/>
+          <w:sz w:val="20"/>
+          <w:szCs w:val="20"/>
+          <w:lang w:bidi="te-IN"/>
+        </w:rPr>
+        <w:t>my-react-app</w:t>
+      </w:r>
+    </w:p>
+    <w:p>
+      <w:pPr>
+        <w:shd w:val="clear" w:color="auto" w:fill="FFFFFF"/>
+        <w:spacing w:after="0" w:line="360" w:lineRule="atLeast"/>
+        <w:rPr>
+          <w:rFonts w:ascii="Arial" w:eastAsia="Times New Roman" w:hAnsi="Arial" w:cs="Arial"/>
+          <w:iCs/>
+          <w:color w:val="0A0A0A"/>
+          <w:sz w:val="24"/>
+          <w:szCs w:val="24"/>
           <w:lang w:bidi="te-IN"/>
         </w:rPr>
       </w:pPr>
@@ -857,12 +1199,13 @@
       <w:r>
         <w:rPr>
           <w:rFonts w:ascii="Arial" w:eastAsia="Times New Roman" w:hAnsi="Arial" w:cs="Arial"/>
-          <w:color w:val="0A0A0A"/>
-          <w:sz w:val="30"/>
-          <w:szCs w:val="30"/>
-          <w:lang w:bidi="te-IN"/>
-        </w:rPr>
-        <w:t>bash</w:t>
+          <w:iCs/>
+          <w:color w:val="0A0A0A"/>
+          <w:sz w:val="24"/>
+          <w:szCs w:val="24"/>
+          <w:lang w:bidi="te-IN"/>
+        </w:rPr>
+        <w:t>or</w:t>
       </w:r>
       <w:proofErr w:type="gramEnd"/>
     </w:p>
@@ -890,33 +1233,144 @@
         <w:spacing w:after="0" w:line="330" w:lineRule="atLeast"/>
         <w:rPr>
           <w:rFonts w:ascii="Courier New" w:eastAsia="Times New Roman" w:hAnsi="Courier New" w:cs="Courier New"/>
-          <w:color w:val="0A0A0A"/>
-          <w:sz w:val="20"/>
-          <w:szCs w:val="20"/>
-          <w:lang w:bidi="te-IN"/>
-        </w:rPr>
-      </w:pPr>
+          <w:b/>
+          <w:bCs/>
+          <w:color w:val="0A0A0A"/>
+          <w:sz w:val="20"/>
+          <w:szCs w:val="20"/>
+          <w:lang w:bidi="te-IN"/>
+        </w:rPr>
+      </w:pPr>
+      <w:proofErr w:type="spellStart"/>
       <w:proofErr w:type="gramStart"/>
       <w:r>
         <w:rPr>
           <w:rFonts w:ascii="Courier New" w:eastAsia="Times New Roman" w:hAnsi="Courier New" w:cs="Courier New"/>
-          <w:color w:val="0A0A0A"/>
-          <w:sz w:val="20"/>
-          <w:szCs w:val="20"/>
-          <w:lang w:bidi="te-IN"/>
-        </w:rPr>
-        <w:t>cd</w:t>
-      </w:r>
+          <w:b/>
+          <w:bCs/>
+          <w:color w:val="0A0A0A"/>
+          <w:sz w:val="20"/>
+          <w:szCs w:val="20"/>
+          <w:lang w:bidi="te-IN"/>
+        </w:rPr>
+        <w:t>npm</w:t>
+      </w:r>
+      <w:proofErr w:type="spellEnd"/>
       <w:proofErr w:type="gramEnd"/>
       <w:r>
         <w:rPr>
           <w:rFonts w:ascii="Courier New" w:eastAsia="Times New Roman" w:hAnsi="Courier New" w:cs="Courier New"/>
-          <w:color w:val="0A0A0A"/>
-          <w:sz w:val="20"/>
-          <w:szCs w:val="20"/>
-          <w:lang w:bidi="te-IN"/>
-        </w:rPr>
-        <w:t xml:space="preserve"> my-react-app</w:t>
+          <w:b/>
+          <w:bCs/>
+          <w:color w:val="0A0A0A"/>
+          <w:sz w:val="20"/>
+          <w:szCs w:val="20"/>
+          <w:lang w:bidi="te-IN"/>
+        </w:rPr>
+        <w:t xml:space="preserve"> create </w:t>
+      </w:r>
+      <w:proofErr w:type="spellStart"/>
+      <w:r>
+        <w:rPr>
+          <w:rFonts w:ascii="Courier New" w:eastAsia="Times New Roman" w:hAnsi="Courier New" w:cs="Courier New"/>
+          <w:b/>
+          <w:bCs/>
+          <w:color w:val="0A0A0A"/>
+          <w:sz w:val="20"/>
+          <w:szCs w:val="20"/>
+          <w:lang w:bidi="te-IN"/>
+        </w:rPr>
+        <w:t>vite@latest</w:t>
+      </w:r>
+      <w:proofErr w:type="spellEnd"/>
+      <w:r>
+        <w:rPr>
+          <w:rFonts w:ascii="Courier New" w:eastAsia="Times New Roman" w:hAnsi="Courier New" w:cs="Courier New"/>
+          <w:b/>
+          <w:bCs/>
+          <w:color w:val="0A0A0A"/>
+          <w:sz w:val="20"/>
+          <w:szCs w:val="20"/>
+          <w:lang w:bidi="te-IN"/>
+        </w:rPr>
+        <w:t xml:space="preserve"> my-react-app -- --template react</w:t>
+      </w:r>
+    </w:p>
+    <w:p>
+      <w:pPr>
+        <w:shd w:val="clear" w:color="auto" w:fill="FFFFFF"/>
+        <w:spacing w:after="0" w:line="360" w:lineRule="atLeast"/>
+        <w:rPr>
+          <w:rFonts w:ascii="Arial" w:eastAsia="Times New Roman" w:hAnsi="Arial" w:cs="Arial"/>
+          <w:color w:val="0A0A0A"/>
+          <w:sz w:val="24"/>
+          <w:szCs w:val="24"/>
+          <w:lang w:bidi="te-IN"/>
+        </w:rPr>
+      </w:pPr>
+      <w:r>
+        <w:rPr>
+          <w:rFonts w:ascii="Arial" w:eastAsia="Times New Roman" w:hAnsi="Arial" w:cs="Arial"/>
+          <w:i/>
+          <w:iCs/>
+          <w:color w:val="0A0A0A"/>
+          <w:sz w:val="24"/>
+          <w:szCs w:val="24"/>
+          <w:lang w:bidi="te-IN"/>
+        </w:rPr>
+        <w:t xml:space="preserve">Note: </w:t>
+      </w:r>
+      <w:proofErr w:type="gramStart"/>
+      <w:r>
+        <w:rPr>
+          <w:rFonts w:ascii="Arial" w:eastAsia="Times New Roman" w:hAnsi="Arial" w:cs="Arial"/>
+          <w:i/>
+          <w:iCs/>
+          <w:color w:val="0A0A0A"/>
+          <w:sz w:val="24"/>
+          <w:szCs w:val="24"/>
+          <w:lang w:bidi="te-IN"/>
+        </w:rPr>
+        <w:t>The older </w:t>
+      </w:r>
+      <w:r>
+        <w:rPr>
+          <w:rFonts w:ascii="Courier New" w:eastAsia="Times New Roman" w:hAnsi="Courier New" w:cs="Courier New"/>
+          <w:i/>
+          <w:iCs/>
+          <w:color w:val="0A0A0A"/>
+          <w:sz w:val="21"/>
+          <w:szCs w:val="21"/>
+          <w:bdr w:val="single" w:sz="6" w:space="2" w:color="F3F5F6" w:frame="1"/>
+          <w:shd w:val="clear" w:color="auto" w:fill="F3F5F6"/>
+          <w:lang w:bidi="te-IN"/>
+        </w:rPr>
+        <w:t>create-react-app</w:t>
+      </w:r>
+      <w:r>
+        <w:rPr>
+          <w:rFonts w:ascii="Arial" w:eastAsia="Times New Roman" w:hAnsi="Arial" w:cs="Arial"/>
+          <w:i/>
+          <w:iCs/>
+          <w:color w:val="0A0A0A"/>
+          <w:sz w:val="24"/>
+          <w:szCs w:val="24"/>
+          <w:lang w:bidi="te-IN"/>
+        </w:rPr>
+        <w:t> command is no longer recommended by the React team</w:t>
+      </w:r>
+      <w:proofErr w:type="gramEnd"/>
+      <w:r>
+        <w:rPr>
+          <w:rFonts w:ascii="Arial" w:eastAsia="Times New Roman" w:hAnsi="Arial" w:cs="Arial"/>
+          <w:i/>
+          <w:iCs/>
+          <w:color w:val="0A0A0A"/>
+          <w:sz w:val="24"/>
+          <w:szCs w:val="24"/>
+          <w:lang w:bidi="te-IN"/>
+        </w:rPr>
+        <w:t>.</w:t>
       </w:r>
     </w:p>
     <w:p>
@@ -928,7 +1382,6 @@
         <w:shd w:val="clear" w:color="auto" w:fill="FFFFFF"/>
         <w:spacing w:after="180" w:line="360" w:lineRule="atLeast"/>
         <w:ind w:left="0"/>
-        <w:jc w:val="both"/>
         <w:rPr>
           <w:rFonts w:ascii="Arial" w:eastAsia="Times New Roman" w:hAnsi="Arial" w:cs="Arial"/>
           <w:color w:val="0A0A0A"/>
@@ -947,41 +1400,17 @@
           <w:szCs w:val="24"/>
           <w:lang w:bidi="te-IN"/>
         </w:rPr>
-        <w:t>Install dependencies:</w:t>
-      </w:r>
-      <w:r>
-        <w:rPr>
-          <w:rFonts w:ascii="Arial" w:eastAsia="Times New Roman" w:hAnsi="Arial" w:cs="Arial"/>
-          <w:color w:val="0A0A0A"/>
-          <w:sz w:val="24"/>
-          <w:szCs w:val="24"/>
-          <w:lang w:bidi="te-IN"/>
-        </w:rPr>
-        <w:t> Run the following command to install all necessary packages listed in the </w:t>
-      </w:r>
-      <w:proofErr w:type="spellStart"/>
-      <w:r>
-        <w:rPr>
-          <w:rFonts w:ascii="Courier New" w:eastAsia="Times New Roman" w:hAnsi="Courier New" w:cs="Courier New"/>
-          <w:color w:val="0A0A0A"/>
-          <w:sz w:val="21"/>
-          <w:szCs w:val="21"/>
-          <w:bdr w:val="single" w:sz="6" w:space="2" w:color="F3F5F6" w:frame="1"/>
-          <w:shd w:val="clear" w:color="auto" w:fill="F3F5F6"/>
-          <w:lang w:bidi="te-IN"/>
-        </w:rPr>
-        <w:t>package.json</w:t>
-      </w:r>
-      <w:proofErr w:type="spellEnd"/>
-      <w:r>
-        <w:rPr>
-          <w:rFonts w:ascii="Arial" w:eastAsia="Times New Roman" w:hAnsi="Arial" w:cs="Arial"/>
-          <w:color w:val="0A0A0A"/>
-          <w:sz w:val="24"/>
-          <w:szCs w:val="24"/>
-          <w:lang w:bidi="te-IN"/>
-        </w:rPr>
-        <w:t> file:</w:t>
+        <w:t>Navigate to the project directory:</w:t>
+      </w:r>
+      <w:r>
+        <w:rPr>
+          <w:rFonts w:ascii="Arial" w:eastAsia="Times New Roman" w:hAnsi="Arial" w:cs="Arial"/>
+          <w:color w:val="0A0A0A"/>
+          <w:sz w:val="24"/>
+          <w:szCs w:val="24"/>
+          <w:lang w:bidi="te-IN"/>
+        </w:rPr>
+        <w:t> Change your current directory to the newly created app folder:</w:t>
       </w:r>
     </w:p>
     <w:p>
@@ -1039,7 +1468,6 @@
           <w:lang w:bidi="te-IN"/>
         </w:rPr>
       </w:pPr>
-      <w:proofErr w:type="spellStart"/>
       <w:proofErr w:type="gramStart"/>
       <w:r>
         <w:rPr>
@@ -1049,9 +1477,8 @@
           <w:szCs w:val="20"/>
           <w:lang w:bidi="te-IN"/>
         </w:rPr>
-        <w:t>npm</w:t>
-      </w:r>
-      <w:proofErr w:type="spellEnd"/>
+        <w:t>cd</w:t>
+      </w:r>
       <w:proofErr w:type="gramEnd"/>
       <w:r>
         <w:rPr>
@@ -1061,7 +1488,7 @@
           <w:szCs w:val="20"/>
           <w:lang w:bidi="te-IN"/>
         </w:rPr>
-        <w:t xml:space="preserve"> install</w:t>
+        <w:t xml:space="preserve"> my-react-app</w:t>
       </w:r>
     </w:p>
     <w:p>
@@ -1073,6 +1500,7 @@
         <w:shd w:val="clear" w:color="auto" w:fill="FFFFFF"/>
         <w:spacing w:after="180" w:line="360" w:lineRule="atLeast"/>
         <w:ind w:left="0"/>
+        <w:jc w:val="both"/>
         <w:rPr>
           <w:rFonts w:ascii="Arial" w:eastAsia="Times New Roman" w:hAnsi="Arial" w:cs="Arial"/>
           <w:color w:val="0A0A0A"/>
@@ -1091,18 +1519,41 @@
           <w:szCs w:val="24"/>
           <w:lang w:bidi="te-IN"/>
         </w:rPr>
-        <w:lastRenderedPageBreak/>
-        <w:t>Start the development server:</w:t>
-      </w:r>
-      <w:r>
-        <w:rPr>
-          <w:rFonts w:ascii="Arial" w:eastAsia="Times New Roman" w:hAnsi="Arial" w:cs="Arial"/>
-          <w:color w:val="0A0A0A"/>
-          <w:sz w:val="24"/>
-          <w:szCs w:val="24"/>
-          <w:lang w:bidi="te-IN"/>
-        </w:rPr>
-        <w:t> Run the application using the start command specified in the project's configuration:</w:t>
+        <w:t>Install dependencies:</w:t>
+      </w:r>
+      <w:r>
+        <w:rPr>
+          <w:rFonts w:ascii="Arial" w:eastAsia="Times New Roman" w:hAnsi="Arial" w:cs="Arial"/>
+          <w:color w:val="0A0A0A"/>
+          <w:sz w:val="24"/>
+          <w:szCs w:val="24"/>
+          <w:lang w:bidi="te-IN"/>
+        </w:rPr>
+        <w:t> Run the following command to install all necessary packages listed in the </w:t>
+      </w:r>
+      <w:proofErr w:type="spellStart"/>
+      <w:r>
+        <w:rPr>
+          <w:rFonts w:ascii="Courier New" w:eastAsia="Times New Roman" w:hAnsi="Courier New" w:cs="Courier New"/>
+          <w:color w:val="0A0A0A"/>
+          <w:sz w:val="21"/>
+          <w:szCs w:val="21"/>
+          <w:bdr w:val="single" w:sz="6" w:space="2" w:color="F3F5F6" w:frame="1"/>
+          <w:shd w:val="clear" w:color="auto" w:fill="F3F5F6"/>
+          <w:lang w:bidi="te-IN"/>
+        </w:rPr>
+        <w:t>package.json</w:t>
+      </w:r>
+      <w:proofErr w:type="spellEnd"/>
+      <w:r>
+        <w:rPr>
+          <w:rFonts w:ascii="Arial" w:eastAsia="Times New Roman" w:hAnsi="Arial" w:cs="Arial"/>
+          <w:color w:val="0A0A0A"/>
+          <w:sz w:val="24"/>
+          <w:szCs w:val="24"/>
+          <w:lang w:bidi="te-IN"/>
+        </w:rPr>
+        <w:t> file:</w:t>
       </w:r>
     </w:p>
     <w:p>
@@ -1182,7 +1633,7 @@
           <w:szCs w:val="20"/>
           <w:lang w:bidi="te-IN"/>
         </w:rPr>
-        <w:t xml:space="preserve"> run dev</w:t>
+        <w:t xml:space="preserve"> install</w:t>
       </w:r>
     </w:p>
     <w:p>
@@ -1212,6 +1663,126 @@
           <w:szCs w:val="24"/>
           <w:lang w:bidi="te-IN"/>
         </w:rPr>
+        <w:t>Start the development server:</w:t>
+      </w:r>
+      <w:r>
+        <w:rPr>
+          <w:rFonts w:ascii="Arial" w:eastAsia="Times New Roman" w:hAnsi="Arial" w:cs="Arial"/>
+          <w:color w:val="0A0A0A"/>
+          <w:sz w:val="24"/>
+          <w:szCs w:val="24"/>
+          <w:lang w:bidi="te-IN"/>
+        </w:rPr>
+        <w:t> Run the application using the start command specified in the project's configuration:</w:t>
+      </w:r>
+    </w:p>
+    <w:p>
+      <w:pPr>
+        <w:shd w:val="clear" w:color="auto" w:fill="E5EDFF"/>
+        <w:spacing w:after="180" w:line="390" w:lineRule="atLeast"/>
+        <w:rPr>
+          <w:rFonts w:ascii="Arial" w:eastAsia="Times New Roman" w:hAnsi="Arial" w:cs="Arial"/>
+          <w:color w:val="0A0A0A"/>
+          <w:sz w:val="30"/>
+          <w:szCs w:val="30"/>
+          <w:lang w:bidi="te-IN"/>
+        </w:rPr>
+      </w:pPr>
+      <w:proofErr w:type="gramStart"/>
+      <w:r>
+        <w:rPr>
+          <w:rFonts w:ascii="Arial" w:eastAsia="Times New Roman" w:hAnsi="Arial" w:cs="Arial"/>
+          <w:color w:val="0A0A0A"/>
+          <w:sz w:val="30"/>
+          <w:szCs w:val="30"/>
+          <w:lang w:bidi="te-IN"/>
+        </w:rPr>
+        <w:t>bash</w:t>
+      </w:r>
+      <w:proofErr w:type="gramEnd"/>
+    </w:p>
+    <w:p>
+      <w:pPr>
+        <w:shd w:val="clear" w:color="auto" w:fill="FFFFFF"/>
+        <w:tabs>
+          <w:tab w:val="left" w:pos="916"/>
+          <w:tab w:val="left" w:pos="1832"/>
+          <w:tab w:val="left" w:pos="2748"/>
+          <w:tab w:val="left" w:pos="3664"/>
+          <w:tab w:val="left" w:pos="4580"/>
+          <w:tab w:val="left" w:pos="5496"/>
+          <w:tab w:val="left" w:pos="6412"/>
+          <w:tab w:val="left" w:pos="7328"/>
+          <w:tab w:val="left" w:pos="8244"/>
+          <w:tab w:val="left" w:pos="9160"/>
+          <w:tab w:val="left" w:pos="10076"/>
+          <w:tab w:val="left" w:pos="10992"/>
+          <w:tab w:val="left" w:pos="11908"/>
+          <w:tab w:val="left" w:pos="12824"/>
+          <w:tab w:val="left" w:pos="13740"/>
+          <w:tab w:val="left" w:pos="14656"/>
+        </w:tabs>
+        <w:spacing w:after="0" w:line="330" w:lineRule="atLeast"/>
+        <w:rPr>
+          <w:rFonts w:ascii="Courier New" w:eastAsia="Times New Roman" w:hAnsi="Courier New" w:cs="Courier New"/>
+          <w:color w:val="0A0A0A"/>
+          <w:sz w:val="20"/>
+          <w:szCs w:val="20"/>
+          <w:lang w:bidi="te-IN"/>
+        </w:rPr>
+      </w:pPr>
+      <w:proofErr w:type="spellStart"/>
+      <w:proofErr w:type="gramStart"/>
+      <w:r>
+        <w:rPr>
+          <w:rFonts w:ascii="Courier New" w:eastAsia="Times New Roman" w:hAnsi="Courier New" w:cs="Courier New"/>
+          <w:color w:val="0A0A0A"/>
+          <w:sz w:val="20"/>
+          <w:szCs w:val="20"/>
+          <w:lang w:bidi="te-IN"/>
+        </w:rPr>
+        <w:t>npm</w:t>
+      </w:r>
+      <w:proofErr w:type="spellEnd"/>
+      <w:proofErr w:type="gramEnd"/>
+      <w:r>
+        <w:rPr>
+          <w:rFonts w:ascii="Courier New" w:eastAsia="Times New Roman" w:hAnsi="Courier New" w:cs="Courier New"/>
+          <w:color w:val="0A0A0A"/>
+          <w:sz w:val="20"/>
+          <w:szCs w:val="20"/>
+          <w:lang w:bidi="te-IN"/>
+        </w:rPr>
+        <w:t xml:space="preserve"> run dev</w:t>
+      </w:r>
+    </w:p>
+    <w:p>
+      <w:pPr>
+        <w:numPr>
+          <w:ilvl w:val="0"/>
+          <w:numId w:val="2"/>
+        </w:numPr>
+        <w:shd w:val="clear" w:color="auto" w:fill="FFFFFF"/>
+        <w:spacing w:after="180" w:line="360" w:lineRule="atLeast"/>
+        <w:ind w:left="0"/>
+        <w:rPr>
+          <w:rFonts w:ascii="Arial" w:eastAsia="Times New Roman" w:hAnsi="Arial" w:cs="Arial"/>
+          <w:color w:val="0A0A0A"/>
+          <w:sz w:val="24"/>
+          <w:szCs w:val="24"/>
+          <w:lang w:bidi="te-IN"/>
+        </w:rPr>
+      </w:pPr>
+      <w:r>
+        <w:rPr>
+          <w:rFonts w:ascii="Arial" w:eastAsia="Times New Roman" w:hAnsi="Arial" w:cs="Arial"/>
+          <w:b/>
+          <w:bCs/>
+          <w:color w:val="0A0A0A"/>
+          <w:sz w:val="24"/>
+          <w:szCs w:val="24"/>
+          <w:lang w:bidi="te-IN"/>
+        </w:rPr>
         <w:t>View your app:</w:t>
       </w:r>
       <w:r>
@@ -1270,6 +1841,7 @@
           <w:szCs w:val="24"/>
           <w:lang w:bidi="te-IN"/>
         </w:rPr>
+        <w:lastRenderedPageBreak/>
         <w:t>You have now successfully set up a local React development environment and can begin building applications. </w:t>
       </w:r>
     </w:p>
@@ -1711,18 +2283,7 @@
           <w:szCs w:val="24"/>
           <w:lang w:bidi="te-IN"/>
         </w:rPr>
-        <w:t xml:space="preserve"> JSX is not standard JavaScript and cannot be read directly by browsers. It must be converted into regular JavaScript function calls </w:t>
-      </w:r>
-      <w:r>
-        <w:rPr>
-          <w:rFonts w:ascii="Arial" w:eastAsia="Times New Roman" w:hAnsi="Arial" w:cs="Arial"/>
-          <w:color w:val="0A0A0A"/>
-          <w:sz w:val="24"/>
-          <w:szCs w:val="24"/>
-          <w:lang w:bidi="te-IN"/>
-        </w:rPr>
-        <w:lastRenderedPageBreak/>
-        <w:t>(specifically </w:t>
+        <w:t> JSX is not standard JavaScript and cannot be read directly by browsers. It must be converted into regular JavaScript function calls (specifically </w:t>
       </w:r>
       <w:proofErr w:type="spellStart"/>
       <w:proofErr w:type="gramStart"/>
@@ -1900,8 +2461,6 @@
     </w:p>
     <w:p>
       <w:pPr>
-        <w:shd w:val="clear" w:color="auto" w:fill="FFFFFF"/>
-        <w:spacing w:after="0" w:line="420" w:lineRule="atLeast"/>
         <w:rPr>
           <w:rFonts w:ascii="Arial" w:eastAsia="Times New Roman" w:hAnsi="Arial" w:cs="Arial"/>
           <w:b/>
@@ -1922,6 +2481,34 @@
           <w:szCs w:val="33"/>
           <w:lang w:bidi="te-IN"/>
         </w:rPr>
+        <w:br w:type="page"/>
+      </w:r>
+    </w:p>
+    <w:p>
+      <w:pPr>
+        <w:shd w:val="clear" w:color="auto" w:fill="FFFFFF"/>
+        <w:spacing w:after="0" w:line="420" w:lineRule="atLeast"/>
+        <w:rPr>
+          <w:rFonts w:ascii="Arial" w:eastAsia="Times New Roman" w:hAnsi="Arial" w:cs="Arial"/>
+          <w:b/>
+          <w:bCs/>
+          <w:color w:val="001D35"/>
+          <w:sz w:val="33"/>
+          <w:szCs w:val="33"/>
+          <w:lang w:bidi="te-IN"/>
+        </w:rPr>
+      </w:pPr>
+      <w:r>
+        <w:rPr>
+          <w:rFonts w:ascii="Arial" w:eastAsia="Times New Roman" w:hAnsi="Arial" w:cs="Arial"/>
+          <w:b/>
+          <w:bCs/>
+          <w:color w:val="001D35"/>
+          <w:sz w:val="33"/>
+          <w:szCs w:val="33"/>
+          <w:lang w:bidi="te-IN"/>
+        </w:rPr>
+        <w:lastRenderedPageBreak/>
         <w:t>Summary of Key Differences</w:t>
       </w:r>
     </w:p>
@@ -2685,12 +3272,6 @@
         </w:tc>
       </w:tr>
     </w:tbl>
-    <w:p/>
-    <w:p>
-      <w:r>
-        <w:br w:type="page"/>
-      </w:r>
-    </w:p>
     <w:p>
       <w:pPr>
         <w:jc w:val="center"/>
@@ -2702,9 +3283,8 @@
       <w:r>
         <w:rPr>
           <w:b/>
-          <w:sz w:val="48"/>
-        </w:rPr>
-        <w:lastRenderedPageBreak/>
+          <w:sz w:val="40"/>
+        </w:rPr>
         <w:t>State and Props</w:t>
       </w:r>
     </w:p>
@@ -2751,7 +3331,28 @@
           <w:szCs w:val="24"/>
           <w:lang w:bidi="te-IN"/>
         </w:rPr>
-        <w:t> is a built-in mechanism that allows components to store and manage data that changes over time. It is the component's "memory" that, when updated, automatically triggers React to re-render the com</w:t>
+        <w:t> is a built-in mechanism that allows components to store and manage data that changes over time. It is the component's "</w:t>
+      </w:r>
+      <w:r>
+        <w:rPr>
+          <w:rFonts w:ascii="Arial" w:eastAsia="Times New Roman" w:hAnsi="Arial" w:cs="Arial"/>
+          <w:b/>
+          <w:color w:val="0A0A0A"/>
+          <w:sz w:val="24"/>
+          <w:szCs w:val="24"/>
+          <w:lang w:bidi="te-IN"/>
+        </w:rPr>
+        <w:t>memory</w:t>
+      </w:r>
+      <w:r>
+        <w:rPr>
+          <w:rFonts w:ascii="Arial" w:eastAsia="Times New Roman" w:hAnsi="Arial" w:cs="Arial"/>
+          <w:color w:val="0A0A0A"/>
+          <w:sz w:val="24"/>
+          <w:szCs w:val="24"/>
+          <w:lang w:bidi="te-IN"/>
+        </w:rPr>
+        <w:t>" that, when updated, automatically triggers React to re-render the com</w:t>
       </w:r>
       <w:r>
         <w:rPr>
@@ -3025,6 +3626,19 @@
     </w:p>
     <w:p>
       <w:pPr>
+        <w:rPr>
+          <w:sz w:val="32"/>
+        </w:rPr>
+      </w:pPr>
+      <w:r>
+        <w:rPr>
+          <w:sz w:val="32"/>
+        </w:rPr>
+        <w:br w:type="page"/>
+      </w:r>
+    </w:p>
+    <w:p>
+      <w:pPr>
         <w:jc w:val="center"/>
         <w:rPr>
           <w:b/>
@@ -3036,6 +3650,7 @@
         <w:rPr>
           <w:sz w:val="32"/>
         </w:rPr>
+        <w:lastRenderedPageBreak/>
         <w:t>How to create a State Variable, By using one Hook called as</w:t>
       </w:r>
       <w:r>
@@ -3080,7 +3695,6 @@
         </w:rPr>
       </w:pPr>
       <w:proofErr w:type="spellStart"/>
-      <w:proofErr w:type="gramStart"/>
       <w:r>
         <w:rPr>
           <w:b/>
@@ -3090,7 +3704,6 @@
         <w:t>const</w:t>
       </w:r>
       <w:proofErr w:type="spellEnd"/>
-      <w:proofErr w:type="gramEnd"/>
       <w:r>
         <w:rPr>
           <w:b/>
@@ -3106,7 +3719,15 @@
           <w:bCs/>
           <w:sz w:val="36"/>
         </w:rPr>
-        <w:t>settermethod</w:t>
+        <w:t>setterM</w:t>
+      </w:r>
+      <w:r>
+        <w:rPr>
+          <w:b/>
+          <w:bCs/>
+          <w:sz w:val="36"/>
+        </w:rPr>
+        <w:t>ethod</w:t>
       </w:r>
       <w:proofErr w:type="spellEnd"/>
       <w:r>
@@ -3359,7 +3980,6 @@
           <w:rFonts w:ascii="Arial" w:hAnsi="Arial" w:cs="Arial"/>
           <w:color w:val="0A0A0A"/>
         </w:rPr>
-        <w:lastRenderedPageBreak/>
         <w:t>Object-based</w:t>
       </w:r>
       <w:r>
@@ -3877,6 +4497,7 @@
           <w:szCs w:val="30"/>
           <w:lang w:bidi="te-IN"/>
         </w:rPr>
+        <w:lastRenderedPageBreak/>
         <w:t>jsx</w:t>
       </w:r>
       <w:proofErr w:type="spellEnd"/>
@@ -4434,35 +5055,6 @@
     </w:p>
     <w:p>
       <w:pPr>
-        <w:rPr>
-          <w:b/>
-          <w:bCs/>
-        </w:rPr>
-      </w:pPr>
-    </w:p>
-    <w:p>
-      <w:pPr>
-        <w:rPr>
-          <w:b/>
-          <w:bCs/>
-        </w:rPr>
-      </w:pPr>
-    </w:p>
-    <w:p>
-      <w:pPr>
-        <w:rPr>
-          <w:rFonts w:ascii="Arial" w:hAnsi="Arial" w:cs="Arial"/>
-        </w:rPr>
-      </w:pPr>
-      <w:r>
-        <w:rPr>
-          <w:rFonts w:ascii="Arial" w:hAnsi="Arial" w:cs="Arial"/>
-        </w:rPr>
-        <w:br w:type="page"/>
-      </w:r>
-    </w:p>
-    <w:p>
-      <w:pPr>
         <w:spacing w:line="360" w:lineRule="atLeast"/>
         <w:jc w:val="both"/>
         <w:rPr>
@@ -4477,7 +5069,6 @@
           <w:b/>
           <w:sz w:val="36"/>
         </w:rPr>
-        <w:lastRenderedPageBreak/>
         <w:t>Routing</w:t>
       </w:r>
     </w:p>
@@ -4919,14 +5510,24 @@
       <w:pPr>
         <w:spacing w:after="0" w:line="360" w:lineRule="atLeast"/>
         <w:rPr>
-          <w:rFonts w:ascii="Arial" w:hAnsi="Arial" w:cs="Arial"/>
-        </w:rPr>
-      </w:pPr>
-      <w:r>
-        <w:rPr>
           <w:rStyle w:val="Strong"/>
           <w:rFonts w:ascii="Arial" w:hAnsi="Arial" w:cs="Arial"/>
         </w:rPr>
+      </w:pPr>
+    </w:p>
+    <w:p>
+      <w:pPr>
+        <w:spacing w:after="0" w:line="360" w:lineRule="atLeast"/>
+        <w:rPr>
+          <w:rFonts w:ascii="Arial" w:hAnsi="Arial" w:cs="Arial"/>
+        </w:rPr>
+      </w:pPr>
+      <w:r>
+        <w:rPr>
+          <w:rStyle w:val="Strong"/>
+          <w:rFonts w:ascii="Arial" w:hAnsi="Arial" w:cs="Arial"/>
+        </w:rPr>
+        <w:lastRenderedPageBreak/>
         <w:t>Basic Example:</w:t>
       </w:r>
     </w:p>
@@ -5241,7 +5842,6 @@
           <w:rStyle w:val="undefined"/>
           <w:color w:val="0A0A0A"/>
         </w:rPr>
-        <w:lastRenderedPageBreak/>
         <w:t xml:space="preserve">      &lt;Routes&gt;</w:t>
       </w:r>
     </w:p>
@@ -5698,7 +6298,16 @@
           <w:rStyle w:val="t286pc"/>
           <w:rFonts w:ascii="Arial" w:hAnsi="Arial" w:cs="Arial"/>
         </w:rPr>
-        <w:t> hook to change pages based on logic, such as redirecting a user after a successful login.</w:t>
+        <w:t> h</w:t>
+      </w:r>
+      <w:bookmarkStart w:id="0" w:name="_GoBack"/>
+      <w:bookmarkEnd w:id="0"/>
+      <w:r>
+        <w:rPr>
+          <w:rStyle w:val="t286pc"/>
+          <w:rFonts w:ascii="Arial" w:hAnsi="Arial" w:cs="Arial"/>
+        </w:rPr>
+        <w:t>ook to change pages based on logic, such as redirecting a user after a successful login.</w:t>
       </w:r>
     </w:p>
     <w:p>
@@ -5931,6 +6540,7 @@
           <w:b/>
           <w:bCs/>
         </w:rPr>
+        <w:lastRenderedPageBreak/>
         <w:t>Wouter</w:t>
       </w:r>
       <w:proofErr w:type="spellEnd"/>
@@ -6052,11 +6662,6 @@
       </w:pPr>
     </w:p>
     <w:p>
-      <w:r>
-        <w:br w:type="page"/>
-      </w:r>
-    </w:p>
-    <w:p>
       <w:pPr>
         <w:shd w:val="clear" w:color="auto" w:fill="FFFFFF"/>
         <w:spacing w:after="0" w:line="420" w:lineRule="atLeast"/>
@@ -6075,7 +6680,6 @@
           <w:szCs w:val="33"/>
           <w:lang w:bidi="te-IN"/>
         </w:rPr>
-        <w:lastRenderedPageBreak/>
         <w:t>Hooks</w:t>
       </w:r>
     </w:p>
@@ -6863,6 +7467,7 @@
           <w:shd w:val="clear" w:color="auto" w:fill="F3F5F6"/>
           <w:lang w:bidi="te-IN"/>
         </w:rPr>
+        <w:lastRenderedPageBreak/>
         <w:t>useNavigate</w:t>
       </w:r>
       <w:proofErr w:type="spellEnd"/>
@@ -7060,7 +7665,6 @@
           <w:rStyle w:val="undefined"/>
           <w:color w:val="0A0A0A"/>
         </w:rPr>
-        <w:lastRenderedPageBreak/>
         <w:t>npm</w:t>
       </w:r>
       <w:proofErr w:type="spellEnd"/>
@@ -7973,6 +8577,7 @@
           <w:rStyle w:val="undefined"/>
           <w:color w:val="0A0A0A"/>
         </w:rPr>
+        <w:lastRenderedPageBreak/>
         <w:t xml:space="preserve">    &lt;/div&gt;</w:t>
       </w:r>
     </w:p>
@@ -11786,8 +12391,6 @@
         </w:rPr>
         <w:t>() =&gt; {</w:t>
       </w:r>
-      <w:bookmarkStart w:id="0" w:name="_GoBack"/>
-      <w:bookmarkEnd w:id="0"/>
     </w:p>
     <w:p>
       <w:pPr>
@@ -16815,6 +17418,155 @@
     </w:lvl>
   </w:abstractNum>
   <w:abstractNum w:abstractNumId="15" w15:restartNumberingAfterBreak="0">
+    <w:nsid w:val="5DBD7070"/>
+    <w:multiLevelType w:val="multilevel"/>
+    <w:tmpl w:val="8AE64226"/>
+    <w:lvl w:ilvl="0">
+      <w:start w:val="1"/>
+      <w:numFmt w:val="bullet"/>
+      <w:lvlText w:val=""/>
+      <w:lvlJc w:val="left"/>
+      <w:pPr>
+        <w:tabs>
+          <w:tab w:val="num" w:pos="720"/>
+        </w:tabs>
+        <w:ind w:left="720" w:hanging="360"/>
+      </w:pPr>
+      <w:rPr>
+        <w:rFonts w:ascii="Symbol" w:hAnsi="Symbol" w:hint="default"/>
+        <w:sz w:val="20"/>
+      </w:rPr>
+    </w:lvl>
+    <w:lvl w:ilvl="1" w:tentative="1">
+      <w:start w:val="1"/>
+      <w:numFmt w:val="bullet"/>
+      <w:lvlText w:val="o"/>
+      <w:lvlJc w:val="left"/>
+      <w:pPr>
+        <w:tabs>
+          <w:tab w:val="num" w:pos="1440"/>
+        </w:tabs>
+        <w:ind w:left="1440" w:hanging="360"/>
+      </w:pPr>
+      <w:rPr>
+        <w:rFonts w:ascii="Courier New" w:hAnsi="Courier New" w:hint="default"/>
+        <w:sz w:val="20"/>
+      </w:rPr>
+    </w:lvl>
+    <w:lvl w:ilvl="2" w:tentative="1">
+      <w:start w:val="1"/>
+      <w:numFmt w:val="bullet"/>
+      <w:lvlText w:val=""/>
+      <w:lvlJc w:val="left"/>
+      <w:pPr>
+        <w:tabs>
+          <w:tab w:val="num" w:pos="2160"/>
+        </w:tabs>
+        <w:ind w:left="2160" w:hanging="360"/>
+      </w:pPr>
+      <w:rPr>
+        <w:rFonts w:ascii="Wingdings" w:hAnsi="Wingdings" w:hint="default"/>
+        <w:sz w:val="20"/>
+      </w:rPr>
+    </w:lvl>
+    <w:lvl w:ilvl="3" w:tentative="1">
+      <w:start w:val="1"/>
+      <w:numFmt w:val="bullet"/>
+      <w:lvlText w:val=""/>
+      <w:lvlJc w:val="left"/>
+      <w:pPr>
+        <w:tabs>
+          <w:tab w:val="num" w:pos="2880"/>
+        </w:tabs>
+        <w:ind w:left="2880" w:hanging="360"/>
+      </w:pPr>
+      <w:rPr>
+        <w:rFonts w:ascii="Wingdings" w:hAnsi="Wingdings" w:hint="default"/>
+        <w:sz w:val="20"/>
+      </w:rPr>
+    </w:lvl>
+    <w:lvl w:ilvl="4" w:tentative="1">
+      <w:start w:val="1"/>
+      <w:numFmt w:val="bullet"/>
+      <w:lvlText w:val=""/>
+      <w:lvlJc w:val="left"/>
+      <w:pPr>
+        <w:tabs>
+          <w:tab w:val="num" w:pos="3600"/>
+        </w:tabs>
+        <w:ind w:left="3600" w:hanging="360"/>
+      </w:pPr>
+      <w:rPr>
+        <w:rFonts w:ascii="Wingdings" w:hAnsi="Wingdings" w:hint="default"/>
+        <w:sz w:val="20"/>
+      </w:rPr>
+    </w:lvl>
+    <w:lvl w:ilvl="5" w:tentative="1">
+      <w:start w:val="1"/>
+      <w:numFmt w:val="bullet"/>
+      <w:lvlText w:val=""/>
+      <w:lvlJc w:val="left"/>
+      <w:pPr>
+        <w:tabs>
+          <w:tab w:val="num" w:pos="4320"/>
+        </w:tabs>
+        <w:ind w:left="4320" w:hanging="360"/>
+      </w:pPr>
+      <w:rPr>
+        <w:rFonts w:ascii="Wingdings" w:hAnsi="Wingdings" w:hint="default"/>
+        <w:sz w:val="20"/>
+      </w:rPr>
+    </w:lvl>
+    <w:lvl w:ilvl="6" w:tentative="1">
+      <w:start w:val="1"/>
+      <w:numFmt w:val="bullet"/>
+      <w:lvlText w:val=""/>
+      <w:lvlJc w:val="left"/>
+      <w:pPr>
+        <w:tabs>
+          <w:tab w:val="num" w:pos="5040"/>
+        </w:tabs>
+        <w:ind w:left="5040" w:hanging="360"/>
+      </w:pPr>
+      <w:rPr>
+        <w:rFonts w:ascii="Wingdings" w:hAnsi="Wingdings" w:hint="default"/>
+        <w:sz w:val="20"/>
+      </w:rPr>
+    </w:lvl>
+    <w:lvl w:ilvl="7" w:tentative="1">
+      <w:start w:val="1"/>
+      <w:numFmt w:val="bullet"/>
+      <w:lvlText w:val=""/>
+      <w:lvlJc w:val="left"/>
+      <w:pPr>
+        <w:tabs>
+          <w:tab w:val="num" w:pos="5760"/>
+        </w:tabs>
+        <w:ind w:left="5760" w:hanging="360"/>
+      </w:pPr>
+      <w:rPr>
+        <w:rFonts w:ascii="Wingdings" w:hAnsi="Wingdings" w:hint="default"/>
+        <w:sz w:val="20"/>
+      </w:rPr>
+    </w:lvl>
+    <w:lvl w:ilvl="8" w:tentative="1">
+      <w:start w:val="1"/>
+      <w:numFmt w:val="bullet"/>
+      <w:lvlText w:val=""/>
+      <w:lvlJc w:val="left"/>
+      <w:pPr>
+        <w:tabs>
+          <w:tab w:val="num" w:pos="6480"/>
+        </w:tabs>
+        <w:ind w:left="6480" w:hanging="360"/>
+      </w:pPr>
+      <w:rPr>
+        <w:rFonts w:ascii="Wingdings" w:hAnsi="Wingdings" w:hint="default"/>
+        <w:sz w:val="20"/>
+      </w:rPr>
+    </w:lvl>
+  </w:abstractNum>
+  <w:abstractNum w:abstractNumId="16" w15:restartNumberingAfterBreak="0">
     <w:nsid w:val="6D5A6561"/>
     <w:multiLevelType w:val="multilevel"/>
     <w:tmpl w:val="F04AD214"/>
@@ -16963,7 +17715,7 @@
       </w:rPr>
     </w:lvl>
   </w:abstractNum>
-  <w:abstractNum w:abstractNumId="16" w15:restartNumberingAfterBreak="0">
+  <w:abstractNum w:abstractNumId="17" w15:restartNumberingAfterBreak="0">
     <w:nsid w:val="6DC202FC"/>
     <w:multiLevelType w:val="multilevel"/>
     <w:tmpl w:val="4ABA2294"/>
@@ -17112,7 +17864,7 @@
       </w:rPr>
     </w:lvl>
   </w:abstractNum>
-  <w:abstractNum w:abstractNumId="17" w15:restartNumberingAfterBreak="0">
+  <w:abstractNum w:abstractNumId="18" w15:restartNumberingAfterBreak="0">
     <w:nsid w:val="6E395F6E"/>
     <w:multiLevelType w:val="multilevel"/>
     <w:tmpl w:val="7280F9EC"/>
@@ -17261,7 +18013,7 @@
       </w:rPr>
     </w:lvl>
   </w:abstractNum>
-  <w:abstractNum w:abstractNumId="18" w15:restartNumberingAfterBreak="0">
+  <w:abstractNum w:abstractNumId="19" w15:restartNumberingAfterBreak="0">
     <w:nsid w:val="7B3D1831"/>
     <w:multiLevelType w:val="multilevel"/>
     <w:tmpl w:val="64A69AC6"/>
@@ -17374,7 +18126,7 @@
       </w:pPr>
     </w:lvl>
   </w:abstractNum>
-  <w:abstractNum w:abstractNumId="19" w15:restartNumberingAfterBreak="0">
+  <w:abstractNum w:abstractNumId="20" w15:restartNumberingAfterBreak="0">
     <w:nsid w:val="7C4072BF"/>
     <w:multiLevelType w:val="hybridMultilevel"/>
     <w:tmpl w:val="C59A2EFE"/>
@@ -17487,7 +18239,7 @@
       </w:rPr>
     </w:lvl>
   </w:abstractNum>
-  <w:abstractNum w:abstractNumId="20" w15:restartNumberingAfterBreak="0">
+  <w:abstractNum w:abstractNumId="21" w15:restartNumberingAfterBreak="0">
     <w:nsid w:val="7DC41709"/>
     <w:multiLevelType w:val="multilevel"/>
     <w:tmpl w:val="C966EC46"/>
@@ -17600,7 +18352,7 @@
       </w:pPr>
     </w:lvl>
   </w:abstractNum>
-  <w:abstractNum w:abstractNumId="21" w15:restartNumberingAfterBreak="0">
+  <w:abstractNum w:abstractNumId="22" w15:restartNumberingAfterBreak="0">
     <w:nsid w:val="7DE03B98"/>
     <w:multiLevelType w:val="multilevel"/>
     <w:tmpl w:val="0AE8D158"/>
@@ -17750,13 +18502,13 @@
     </w:lvl>
   </w:abstractNum>
   <w:num w:numId="1">
-    <w:abstractNumId w:val="15"/>
+    <w:abstractNumId w:val="16"/>
   </w:num>
   <w:num w:numId="2">
     <w:abstractNumId w:val="3"/>
   </w:num>
   <w:num w:numId="3">
-    <w:abstractNumId w:val="16"/>
+    <w:abstractNumId w:val="17"/>
   </w:num>
   <w:num w:numId="4">
     <w:abstractNumId w:val="12"/>
@@ -17768,19 +18520,19 @@
     <w:abstractNumId w:val="9"/>
   </w:num>
   <w:num w:numId="7">
-    <w:abstractNumId w:val="17"/>
+    <w:abstractNumId w:val="18"/>
   </w:num>
   <w:num w:numId="8">
     <w:abstractNumId w:val="0"/>
   </w:num>
   <w:num w:numId="9">
-    <w:abstractNumId w:val="21"/>
+    <w:abstractNumId w:val="22"/>
   </w:num>
   <w:num w:numId="10">
     <w:abstractNumId w:val="14"/>
   </w:num>
   <w:num w:numId="11">
-    <w:abstractNumId w:val="20"/>
+    <w:abstractNumId w:val="21"/>
   </w:num>
   <w:num w:numId="12">
     <w:abstractNumId w:val="6"/>
@@ -17792,13 +18544,13 @@
     <w:abstractNumId w:val="7"/>
   </w:num>
   <w:num w:numId="15">
-    <w:abstractNumId w:val="19"/>
+    <w:abstractNumId w:val="20"/>
   </w:num>
   <w:num w:numId="16">
     <w:abstractNumId w:val="8"/>
   </w:num>
   <w:num w:numId="17">
-    <w:abstractNumId w:val="18"/>
+    <w:abstractNumId w:val="19"/>
   </w:num>
   <w:num w:numId="18">
     <w:abstractNumId w:val="1"/>
@@ -17814,6 +18566,9 @@
   </w:num>
   <w:num w:numId="22">
     <w:abstractNumId w:val="5"/>
+  </w:num>
+  <w:num w:numId="23">
+    <w:abstractNumId w:val="15"/>
   </w:num>
 </w:numbering>
 </file>
@@ -18392,6 +19147,11 @@
       <w:contextualSpacing/>
     </w:pPr>
   </w:style>
+  <w:style w:type="character" w:customStyle="1" w:styleId="yadgie">
+    <w:name w:val="yadgie"/>
+    <w:basedOn w:val="DefaultParagraphFont"/>
+    <w:rsid w:val="009B48B4"/>
+  </w:style>
 </w:styles>
 </file>
 

--- a/ReactNotes/React.docx
+++ b/ReactNotes/React.docx
@@ -6298,16 +6298,7 @@
           <w:rStyle w:val="t286pc"/>
           <w:rFonts w:ascii="Arial" w:hAnsi="Arial" w:cs="Arial"/>
         </w:rPr>
-        <w:t> h</w:t>
-      </w:r>
-      <w:bookmarkStart w:id="0" w:name="_GoBack"/>
-      <w:bookmarkEnd w:id="0"/>
-      <w:r>
-        <w:rPr>
-          <w:rStyle w:val="t286pc"/>
-          <w:rFonts w:ascii="Arial" w:hAnsi="Arial" w:cs="Arial"/>
-        </w:rPr>
-        <w:t>ook to change pages based on logic, such as redirecting a user after a successful login.</w:t>
+        <w:t> hook to change pages based on logic, such as redirecting a user after a successful login.</w:t>
       </w:r>
     </w:p>
     <w:p>
@@ -6730,12 +6721,20 @@
           <w:color w:val="0A0A0A"/>
           <w:shd w:val="clear" w:color="auto" w:fill="FFFFFF"/>
         </w:rPr>
-        <w:t xml:space="preserve">. They promote cleaner, more </w:t>
+        <w:t xml:space="preserve">. </w:t>
+      </w:r>
+      <w:r>
+        <w:rPr>
+          <w:rFonts w:asciiTheme="majorHAnsi" w:hAnsiTheme="majorHAnsi" w:cstheme="majorHAnsi"/>
+          <w:color w:val="0A0A0A"/>
+          <w:shd w:val="clear" w:color="auto" w:fill="FFFFFF"/>
+        </w:rPr>
+        <w:t xml:space="preserve">They promote cleaner, more </w:t>
       </w:r>
       <w:proofErr w:type="gramStart"/>
       <w:r>
         <w:rPr>
-          <w:rFonts w:ascii="Arial" w:hAnsi="Arial" w:cs="Arial"/>
+          <w:rFonts w:asciiTheme="majorHAnsi" w:hAnsiTheme="majorHAnsi" w:cstheme="majorHAnsi"/>
           <w:color w:val="0A0A0A"/>
           <w:shd w:val="clear" w:color="auto" w:fill="FFFFFF"/>
         </w:rPr>
@@ -6744,7 +6743,7 @@
       <w:proofErr w:type="gramEnd"/>
       <w:r>
         <w:rPr>
-          <w:rFonts w:ascii="Arial" w:hAnsi="Arial" w:cs="Arial"/>
+          <w:rFonts w:asciiTheme="majorHAnsi" w:hAnsiTheme="majorHAnsi" w:cstheme="majorHAnsi"/>
           <w:color w:val="0A0A0A"/>
           <w:shd w:val="clear" w:color="auto" w:fill="FFFFFF"/>
         </w:rPr>
@@ -6787,22 +6786,32 @@
         <w:spacing w:after="0" w:line="360" w:lineRule="atLeast"/>
         <w:jc w:val="both"/>
         <w:rPr>
-          <w:rFonts w:ascii="Arial" w:eastAsia="Times New Roman" w:hAnsi="Arial" w:cs="Arial"/>
-          <w:color w:val="0A0A0A"/>
-          <w:sz w:val="24"/>
-          <w:szCs w:val="24"/>
-          <w:lang w:bidi="te-IN"/>
-        </w:rPr>
-      </w:pPr>
-      <w:r>
-        <w:rPr>
-          <w:rFonts w:ascii="Arial" w:eastAsia="Times New Roman" w:hAnsi="Arial" w:cs="Arial"/>
-          <w:color w:val="0A0A0A"/>
-          <w:sz w:val="24"/>
-          <w:szCs w:val="24"/>
-          <w:lang w:bidi="te-IN"/>
-        </w:rPr>
-        <w:t>React provides several built-in Hooks to manage different aspects of component behavior: </w:t>
+          <w:rFonts w:eastAsia="Times New Roman" w:cstheme="minorHAnsi"/>
+          <w:color w:val="0A0A0A"/>
+          <w:sz w:val="24"/>
+          <w:szCs w:val="24"/>
+          <w:lang w:bidi="te-IN"/>
+        </w:rPr>
+      </w:pPr>
+      <w:r>
+        <w:rPr>
+          <w:rFonts w:eastAsia="Times New Roman" w:cstheme="minorHAnsi"/>
+          <w:color w:val="0A0A0A"/>
+          <w:sz w:val="24"/>
+          <w:szCs w:val="24"/>
+          <w:lang w:bidi="te-IN"/>
+        </w:rPr>
+        <w:t>React provides several built-in Hooks to manage different</w:t>
+      </w:r>
+      <w:r>
+        <w:rPr>
+          <w:rFonts w:eastAsia="Times New Roman" w:cstheme="minorHAnsi"/>
+          <w:color w:val="0A0A0A"/>
+          <w:sz w:val="24"/>
+          <w:szCs w:val="24"/>
+          <w:lang w:bidi="te-IN"/>
+        </w:rPr>
+        <w:t xml:space="preserve"> aspects of component behavior:</w:t>
       </w:r>
     </w:p>
     <w:p>
@@ -7004,7 +7013,21 @@
           <w:shd w:val="clear" w:color="auto" w:fill="F3F5F6"/>
           <w:lang w:bidi="te-IN"/>
         </w:rPr>
-        <w:t>useState</w:t>
+        <w:t>u</w:t>
+      </w:r>
+      <w:r>
+        <w:rPr>
+          <w:rFonts w:ascii="Courier New" w:eastAsia="Times New Roman" w:hAnsi="Courier New" w:cs="Courier New"/>
+          <w:b/>
+          <w:bCs/>
+          <w:color w:val="0A0A0A"/>
+          <w:sz w:val="21"/>
+          <w:szCs w:val="21"/>
+          <w:bdr w:val="single" w:sz="6" w:space="2" w:color="F3F5F6" w:frame="1"/>
+          <w:shd w:val="clear" w:color="auto" w:fill="F3F5F6"/>
+          <w:lang w:bidi="te-IN"/>
+        </w:rPr>
+        <w:t>seState</w:t>
       </w:r>
       <w:proofErr w:type="spellEnd"/>
       <w:proofErr w:type="gramEnd"/>
@@ -7467,7 +7490,6 @@
           <w:shd w:val="clear" w:color="auto" w:fill="F3F5F6"/>
           <w:lang w:bidi="te-IN"/>
         </w:rPr>
-        <w:lastRenderedPageBreak/>
         <w:t>useNavigate</w:t>
       </w:r>
       <w:proofErr w:type="spellEnd"/>
@@ -7543,7 +7565,15 @@
           <w:rFonts w:ascii="Arial" w:hAnsi="Arial" w:cs="Arial"/>
           <w:color w:val="0A0A0A"/>
         </w:rPr>
-        <w:t> within a React application, allowing you to change the URL and route users to different pages based on events (like form submissions or authentication) rather than a simple link click. It replaces the </w:t>
+        <w:t xml:space="preserve"> within a React application, allowing you to change the URL and route users to </w:t>
+      </w:r>
+      <w:r>
+        <w:rPr>
+          <w:rFonts w:ascii="Arial" w:hAnsi="Arial" w:cs="Arial"/>
+          <w:color w:val="0A0A0A"/>
+        </w:rPr>
+        <w:lastRenderedPageBreak/>
+        <w:t>different pages based on events (like form submissions or authentication) rather than a simple link click. It replaces the </w:t>
       </w:r>
       <w:proofErr w:type="spellStart"/>
       <w:r>
@@ -8577,7 +8607,6 @@
           <w:rStyle w:val="undefined"/>
           <w:color w:val="0A0A0A"/>
         </w:rPr>
-        <w:lastRenderedPageBreak/>
         <w:t xml:space="preserve">    &lt;/div&gt;</w:t>
       </w:r>
     </w:p>
@@ -8614,6 +8643,7 @@
           <w:rStyle w:val="undefined"/>
           <w:color w:val="0A0A0A"/>
         </w:rPr>
+        <w:lastRenderedPageBreak/>
         <w:t>};</w:t>
       </w:r>
     </w:p>
@@ -8646,6 +8676,8 @@
     </w:p>
     <w:p>
       <w:pPr>
+        <w:shd w:val="clear" w:color="auto" w:fill="FFFFFF"/>
+        <w:spacing w:line="420" w:lineRule="atLeast"/>
         <w:rPr>
           <w:rFonts w:ascii="Arial" w:hAnsi="Arial" w:cs="Arial"/>
           <w:b/>
@@ -8664,32 +8696,6 @@
           <w:sz w:val="33"/>
           <w:szCs w:val="33"/>
         </w:rPr>
-        <w:br w:type="page"/>
-      </w:r>
-    </w:p>
-    <w:p>
-      <w:pPr>
-        <w:shd w:val="clear" w:color="auto" w:fill="FFFFFF"/>
-        <w:spacing w:line="420" w:lineRule="atLeast"/>
-        <w:rPr>
-          <w:rFonts w:ascii="Arial" w:hAnsi="Arial" w:cs="Arial"/>
-          <w:b/>
-          <w:bCs/>
-          <w:color w:val="001D35"/>
-          <w:sz w:val="33"/>
-          <w:szCs w:val="33"/>
-        </w:rPr>
-      </w:pPr>
-      <w:r>
-        <w:rPr>
-          <w:rFonts w:ascii="Arial" w:hAnsi="Arial" w:cs="Arial"/>
-          <w:b/>
-          <w:bCs/>
-          <w:color w:val="001D35"/>
-          <w:sz w:val="33"/>
-          <w:szCs w:val="33"/>
-        </w:rPr>
-        <w:lastRenderedPageBreak/>
         <w:t>Advanced Usage</w:t>
       </w:r>
     </w:p>
@@ -9809,8 +9815,6 @@
     </w:p>
     <w:p>
       <w:pPr>
-        <w:shd w:val="clear" w:color="auto" w:fill="FFFFFF"/>
-        <w:spacing w:line="420" w:lineRule="atLeast"/>
         <w:rPr>
           <w:rFonts w:ascii="Arial" w:hAnsi="Arial" w:cs="Arial"/>
           <w:b/>
@@ -9829,6 +9833,32 @@
           <w:sz w:val="33"/>
           <w:szCs w:val="33"/>
         </w:rPr>
+        <w:br w:type="page"/>
+      </w:r>
+    </w:p>
+    <w:p>
+      <w:pPr>
+        <w:shd w:val="clear" w:color="auto" w:fill="FFFFFF"/>
+        <w:spacing w:line="420" w:lineRule="atLeast"/>
+        <w:rPr>
+          <w:rFonts w:ascii="Arial" w:hAnsi="Arial" w:cs="Arial"/>
+          <w:b/>
+          <w:bCs/>
+          <w:color w:val="001D35"/>
+          <w:sz w:val="33"/>
+          <w:szCs w:val="33"/>
+        </w:rPr>
+      </w:pPr>
+      <w:r>
+        <w:rPr>
+          <w:rFonts w:ascii="Arial" w:hAnsi="Arial" w:cs="Arial"/>
+          <w:b/>
+          <w:bCs/>
+          <w:color w:val="001D35"/>
+          <w:sz w:val="33"/>
+          <w:szCs w:val="33"/>
+        </w:rPr>
+        <w:lastRenderedPageBreak/>
         <w:t>Key Concepts</w:t>
       </w:r>
     </w:p>
@@ -9907,7 +9937,6 @@
           <w:rFonts w:ascii="Arial" w:hAnsi="Arial" w:cs="Arial"/>
           <w:color w:val="0A0A0A"/>
         </w:rPr>
-        <w:lastRenderedPageBreak/>
         <w:t>No Re-renders:</w:t>
       </w:r>
       <w:r>
@@ -10139,6 +10168,15 @@
     <w:p>
       <w:pPr>
         <w:shd w:val="clear" w:color="auto" w:fill="FFFFFF"/>
+        <w:spacing w:after="180" w:line="360" w:lineRule="atLeast"/>
+        <w:rPr>
+          <w:rStyle w:val="vkekvd"/>
+        </w:rPr>
+      </w:pPr>
+    </w:p>
+    <w:p>
+      <w:pPr>
+        <w:shd w:val="clear" w:color="auto" w:fill="FFFFFF"/>
         <w:spacing w:after="0" w:line="360" w:lineRule="atLeast"/>
         <w:rPr>
           <w:rFonts w:ascii="Courier New" w:eastAsia="Times New Roman" w:hAnsi="Courier New" w:cs="Courier New"/>
@@ -10184,6 +10222,8 @@
         </w:rPr>
         <w:t>:-</w:t>
       </w:r>
+      <w:bookmarkStart w:id="0" w:name="_GoBack"/>
+      <w:bookmarkEnd w:id="0"/>
     </w:p>
     <w:p>
       <w:pPr>
@@ -10490,7 +10530,153 @@
           <w:szCs w:val="24"/>
           <w:lang w:bidi="te-IN"/>
         </w:rPr>
-        <w:t> that controls when the effect runs. </w:t>
+        <w:t> that controls when the effect runs.</w:t>
+      </w:r>
+    </w:p>
+    <w:p>
+      <w:pPr>
+        <w:shd w:val="clear" w:color="auto" w:fill="FFFFFF"/>
+        <w:spacing w:after="180" w:line="360" w:lineRule="atLeast"/>
+        <w:rPr>
+          <w:rFonts w:ascii="Arial" w:eastAsia="Times New Roman" w:hAnsi="Arial" w:cs="Arial"/>
+          <w:color w:val="0A0A0A"/>
+          <w:sz w:val="24"/>
+          <w:szCs w:val="24"/>
+          <w:lang w:bidi="te-IN"/>
+        </w:rPr>
+      </w:pPr>
+      <w:proofErr w:type="spellStart"/>
+      <w:proofErr w:type="gramStart"/>
+      <w:r>
+        <w:rPr>
+          <w:rFonts w:ascii="Arial" w:eastAsia="Times New Roman" w:hAnsi="Arial" w:cs="Arial"/>
+          <w:color w:val="0A0A0A"/>
+          <w:sz w:val="24"/>
+          <w:szCs w:val="24"/>
+          <w:lang w:bidi="te-IN"/>
+        </w:rPr>
+        <w:t>useEffect</w:t>
+      </w:r>
+      <w:proofErr w:type="spellEnd"/>
+      <w:r>
+        <w:rPr>
+          <w:rFonts w:ascii="Arial" w:eastAsia="Times New Roman" w:hAnsi="Arial" w:cs="Arial"/>
+          <w:color w:val="0A0A0A"/>
+          <w:sz w:val="24"/>
+          <w:szCs w:val="24"/>
+          <w:lang w:bidi="te-IN"/>
+        </w:rPr>
+        <w:t>(</w:t>
+      </w:r>
+      <w:proofErr w:type="gramEnd"/>
+      <w:r>
+        <w:rPr>
+          <w:rFonts w:ascii="Arial" w:eastAsia="Times New Roman" w:hAnsi="Arial" w:cs="Arial"/>
+          <w:color w:val="0A0A0A"/>
+          <w:sz w:val="24"/>
+          <w:szCs w:val="24"/>
+          <w:lang w:bidi="te-IN"/>
+        </w:rPr>
+        <w:t>()=&gt;{</w:t>
+      </w:r>
+    </w:p>
+    <w:p>
+      <w:pPr>
+        <w:shd w:val="clear" w:color="auto" w:fill="FFFFFF"/>
+        <w:spacing w:after="180" w:line="360" w:lineRule="atLeast"/>
+        <w:rPr>
+          <w:rFonts w:ascii="Arial" w:eastAsia="Times New Roman" w:hAnsi="Arial" w:cs="Arial"/>
+          <w:color w:val="0A0A0A"/>
+          <w:sz w:val="24"/>
+          <w:szCs w:val="24"/>
+          <w:lang w:bidi="te-IN"/>
+        </w:rPr>
+      </w:pPr>
+      <w:r>
+        <w:rPr>
+          <w:rFonts w:ascii="Arial" w:eastAsia="Times New Roman" w:hAnsi="Arial" w:cs="Arial"/>
+          <w:color w:val="0A0A0A"/>
+          <w:sz w:val="24"/>
+          <w:szCs w:val="24"/>
+          <w:lang w:bidi="te-IN"/>
+        </w:rPr>
+        <w:t>Side Effect Logic</w:t>
+      </w:r>
+    </w:p>
+    <w:p>
+      <w:pPr>
+        <w:shd w:val="clear" w:color="auto" w:fill="FFFFFF"/>
+        <w:spacing w:after="180" w:line="360" w:lineRule="atLeast"/>
+        <w:rPr>
+          <w:rFonts w:ascii="Times New Roman" w:eastAsia="Times New Roman" w:hAnsi="Times New Roman" w:cs="Times New Roman"/>
+          <w:sz w:val="24"/>
+          <w:szCs w:val="24"/>
+          <w:lang w:bidi="te-IN"/>
+        </w:rPr>
+      </w:pPr>
+      <w:r>
+        <w:rPr>
+          <w:rFonts w:ascii="Arial" w:eastAsia="Times New Roman" w:hAnsi="Arial" w:cs="Arial"/>
+          <w:color w:val="0A0A0A"/>
+          <w:sz w:val="24"/>
+          <w:szCs w:val="24"/>
+          <w:lang w:bidi="te-IN"/>
+        </w:rPr>
+        <w:t xml:space="preserve">}, [array, </w:t>
+      </w:r>
+      <w:proofErr w:type="spellStart"/>
+      <w:r>
+        <w:rPr>
+          <w:rFonts w:ascii="Arial" w:eastAsia="Times New Roman" w:hAnsi="Arial" w:cs="Arial"/>
+          <w:color w:val="0A0A0A"/>
+          <w:sz w:val="24"/>
+          <w:szCs w:val="24"/>
+          <w:lang w:bidi="te-IN"/>
+        </w:rPr>
+        <w:t>state_</w:t>
+      </w:r>
+      <w:proofErr w:type="gramStart"/>
+      <w:r>
+        <w:rPr>
+          <w:rFonts w:ascii="Arial" w:eastAsia="Times New Roman" w:hAnsi="Arial" w:cs="Arial"/>
+          <w:color w:val="0A0A0A"/>
+          <w:sz w:val="24"/>
+          <w:szCs w:val="24"/>
+          <w:lang w:bidi="te-IN"/>
+        </w:rPr>
+        <w:t>variable</w:t>
+      </w:r>
+      <w:proofErr w:type="spellEnd"/>
+      <w:r>
+        <w:rPr>
+          <w:rFonts w:ascii="Arial" w:eastAsia="Times New Roman" w:hAnsi="Arial" w:cs="Arial"/>
+          <w:color w:val="0A0A0A"/>
+          <w:sz w:val="24"/>
+          <w:szCs w:val="24"/>
+          <w:lang w:bidi="te-IN"/>
+        </w:rPr>
+        <w:t>, …]</w:t>
+      </w:r>
+      <w:proofErr w:type="gramEnd"/>
+      <w:r>
+        <w:rPr>
+          <w:rFonts w:ascii="Arial" w:eastAsia="Times New Roman" w:hAnsi="Arial" w:cs="Arial"/>
+          <w:color w:val="0A0A0A"/>
+          <w:sz w:val="24"/>
+          <w:szCs w:val="24"/>
+          <w:lang w:bidi="te-IN"/>
+        </w:rPr>
+        <w:t>);</w:t>
+      </w:r>
+      <w:r>
+        <w:rPr>
+          <w:rFonts w:ascii="Arial" w:eastAsia="Times New Roman" w:hAnsi="Arial" w:cs="Arial"/>
+          <w:color w:val="0A0A0A"/>
+          <w:sz w:val="24"/>
+          <w:szCs w:val="24"/>
+          <w:lang w:bidi="te-IN"/>
+        </w:rPr>
+        <w:t> </w:t>
       </w:r>
     </w:p>
     <w:p>
@@ -11501,7 +11687,6 @@
           <w:szCs w:val="20"/>
           <w:lang w:bidi="te-IN"/>
         </w:rPr>
-        <w:lastRenderedPageBreak/>
         <w:t xml:space="preserve">      &lt;/button&gt;</w:t>
       </w:r>
     </w:p>
@@ -11927,7 +12112,7 @@
         <w:shd w:val="clear" w:color="auto" w:fill="FFFFFF"/>
         <w:spacing w:after="0" w:line="360" w:lineRule="atLeast"/>
         <w:rPr>
-          <w:rFonts w:ascii="Times New Roman" w:eastAsia="Times New Roman" w:hAnsi="Times New Roman" w:cs="Times New Roman"/>
+          <w:rFonts w:ascii="Arial" w:eastAsia="Times New Roman" w:hAnsi="Arial" w:cs="Arial"/>
           <w:color w:val="0A0A0A"/>
           <w:sz w:val="24"/>
           <w:szCs w:val="24"/>
@@ -11968,6 +12153,505 @@
         </w:rPr>
         <w:t> can return another function, which is the cleanup function. React runs this function before the component unmounts or before the effect runs again due to a dependency change. </w:t>
       </w:r>
+    </w:p>
+    <w:p>
+      <w:pPr>
+        <w:shd w:val="clear" w:color="auto" w:fill="1F1F1F"/>
+        <w:spacing w:after="0" w:line="285" w:lineRule="atLeast"/>
+        <w:rPr>
+          <w:rFonts w:ascii="Consolas" w:eastAsia="Times New Roman" w:hAnsi="Consolas" w:cs="Times New Roman"/>
+          <w:color w:val="CCCCCC"/>
+          <w:sz w:val="21"/>
+          <w:szCs w:val="21"/>
+        </w:rPr>
+      </w:pPr>
+      <w:r>
+        <w:rPr>
+          <w:rFonts w:ascii="Consolas" w:eastAsia="Times New Roman" w:hAnsi="Consolas" w:cs="Times New Roman"/>
+          <w:color w:val="CCCCCC"/>
+          <w:sz w:val="21"/>
+          <w:szCs w:val="21"/>
+        </w:rPr>
+        <w:t xml:space="preserve">  </w:t>
+      </w:r>
+      <w:r>
+        <w:rPr>
+          <w:rFonts w:ascii="Consolas" w:eastAsia="Times New Roman" w:hAnsi="Consolas" w:cs="Times New Roman"/>
+          <w:color w:val="6A9955"/>
+          <w:sz w:val="21"/>
+          <w:szCs w:val="21"/>
+        </w:rPr>
+        <w:t xml:space="preserve">// runs </w:t>
+      </w:r>
+      <w:proofErr w:type="spellStart"/>
+      <w:r>
+        <w:rPr>
+          <w:rFonts w:ascii="Consolas" w:eastAsia="Times New Roman" w:hAnsi="Consolas" w:cs="Times New Roman"/>
+          <w:color w:val="6A9955"/>
+          <w:sz w:val="21"/>
+          <w:szCs w:val="21"/>
+        </w:rPr>
+        <w:t>everytime</w:t>
+      </w:r>
+      <w:proofErr w:type="spellEnd"/>
+      <w:r>
+        <w:rPr>
+          <w:rFonts w:ascii="Consolas" w:eastAsia="Times New Roman" w:hAnsi="Consolas" w:cs="Times New Roman"/>
+          <w:color w:val="6A9955"/>
+          <w:sz w:val="21"/>
+          <w:szCs w:val="21"/>
+        </w:rPr>
+        <w:t xml:space="preserve"> when page renders</w:t>
+      </w:r>
+    </w:p>
+    <w:p>
+      <w:pPr>
+        <w:shd w:val="clear" w:color="auto" w:fill="1F1F1F"/>
+        <w:spacing w:after="0" w:line="285" w:lineRule="atLeast"/>
+        <w:rPr>
+          <w:rFonts w:ascii="Consolas" w:eastAsia="Times New Roman" w:hAnsi="Consolas" w:cs="Times New Roman"/>
+          <w:color w:val="CCCCCC"/>
+          <w:sz w:val="21"/>
+          <w:szCs w:val="21"/>
+        </w:rPr>
+      </w:pPr>
+      <w:r>
+        <w:rPr>
+          <w:rFonts w:ascii="Consolas" w:eastAsia="Times New Roman" w:hAnsi="Consolas" w:cs="Times New Roman"/>
+          <w:color w:val="CCCCCC"/>
+          <w:sz w:val="21"/>
+          <w:szCs w:val="21"/>
+        </w:rPr>
+        <w:t xml:space="preserve">  </w:t>
+      </w:r>
+      <w:proofErr w:type="spellStart"/>
+      <w:proofErr w:type="gramStart"/>
+      <w:r>
+        <w:rPr>
+          <w:rFonts w:ascii="Consolas" w:eastAsia="Times New Roman" w:hAnsi="Consolas" w:cs="Times New Roman"/>
+          <w:color w:val="DCDCAA"/>
+          <w:sz w:val="21"/>
+          <w:szCs w:val="21"/>
+        </w:rPr>
+        <w:t>useEffect</w:t>
+      </w:r>
+      <w:proofErr w:type="spellEnd"/>
+      <w:r>
+        <w:rPr>
+          <w:rFonts w:ascii="Consolas" w:eastAsia="Times New Roman" w:hAnsi="Consolas" w:cs="Times New Roman"/>
+          <w:color w:val="CCCCCC"/>
+          <w:sz w:val="21"/>
+          <w:szCs w:val="21"/>
+        </w:rPr>
+        <w:t>(</w:t>
+      </w:r>
+      <w:proofErr w:type="gramEnd"/>
+      <w:r>
+        <w:rPr>
+          <w:rFonts w:ascii="Consolas" w:eastAsia="Times New Roman" w:hAnsi="Consolas" w:cs="Times New Roman"/>
+          <w:color w:val="CCCCCC"/>
+          <w:sz w:val="21"/>
+          <w:szCs w:val="21"/>
+        </w:rPr>
+        <w:t>()</w:t>
+      </w:r>
+      <w:r>
+        <w:rPr>
+          <w:rFonts w:ascii="Consolas" w:eastAsia="Times New Roman" w:hAnsi="Consolas" w:cs="Times New Roman"/>
+          <w:color w:val="569CD6"/>
+          <w:sz w:val="21"/>
+          <w:szCs w:val="21"/>
+        </w:rPr>
+        <w:t>=&gt;</w:t>
+      </w:r>
+      <w:r>
+        <w:rPr>
+          <w:rFonts w:ascii="Consolas" w:eastAsia="Times New Roman" w:hAnsi="Consolas" w:cs="Times New Roman"/>
+          <w:color w:val="CCCCCC"/>
+          <w:sz w:val="21"/>
+          <w:szCs w:val="21"/>
+        </w:rPr>
+        <w:t>{</w:t>
+      </w:r>
+    </w:p>
+    <w:p>
+      <w:pPr>
+        <w:shd w:val="clear" w:color="auto" w:fill="1F1F1F"/>
+        <w:spacing w:after="0" w:line="285" w:lineRule="atLeast"/>
+        <w:rPr>
+          <w:rFonts w:ascii="Consolas" w:eastAsia="Times New Roman" w:hAnsi="Consolas" w:cs="Times New Roman"/>
+          <w:color w:val="CCCCCC"/>
+          <w:sz w:val="21"/>
+          <w:szCs w:val="21"/>
+        </w:rPr>
+      </w:pPr>
+    </w:p>
+    <w:p>
+      <w:pPr>
+        <w:shd w:val="clear" w:color="auto" w:fill="1F1F1F"/>
+        <w:spacing w:after="0" w:line="285" w:lineRule="atLeast"/>
+        <w:rPr>
+          <w:rFonts w:ascii="Consolas" w:eastAsia="Times New Roman" w:hAnsi="Consolas" w:cs="Times New Roman"/>
+          <w:color w:val="CCCCCC"/>
+          <w:sz w:val="21"/>
+          <w:szCs w:val="21"/>
+        </w:rPr>
+      </w:pPr>
+      <w:r>
+        <w:rPr>
+          <w:rFonts w:ascii="Consolas" w:eastAsia="Times New Roman" w:hAnsi="Consolas" w:cs="Times New Roman"/>
+          <w:color w:val="CCCCCC"/>
+          <w:sz w:val="21"/>
+          <w:szCs w:val="21"/>
+        </w:rPr>
+        <w:t>  });</w:t>
+      </w:r>
+    </w:p>
+    <w:p>
+      <w:pPr>
+        <w:shd w:val="clear" w:color="auto" w:fill="1F1F1F"/>
+        <w:spacing w:after="0" w:line="285" w:lineRule="atLeast"/>
+        <w:rPr>
+          <w:rFonts w:ascii="Consolas" w:eastAsia="Times New Roman" w:hAnsi="Consolas" w:cs="Times New Roman"/>
+          <w:color w:val="CCCCCC"/>
+          <w:sz w:val="21"/>
+          <w:szCs w:val="21"/>
+        </w:rPr>
+      </w:pPr>
+    </w:p>
+    <w:p>
+      <w:pPr>
+        <w:shd w:val="clear" w:color="auto" w:fill="1F1F1F"/>
+        <w:spacing w:after="0" w:line="285" w:lineRule="atLeast"/>
+        <w:rPr>
+          <w:rFonts w:ascii="Consolas" w:eastAsia="Times New Roman" w:hAnsi="Consolas" w:cs="Times New Roman"/>
+          <w:color w:val="CCCCCC"/>
+          <w:sz w:val="21"/>
+          <w:szCs w:val="21"/>
+        </w:rPr>
+      </w:pPr>
+      <w:r>
+        <w:rPr>
+          <w:rFonts w:ascii="Consolas" w:eastAsia="Times New Roman" w:hAnsi="Consolas" w:cs="Times New Roman"/>
+          <w:color w:val="CCCCCC"/>
+          <w:sz w:val="21"/>
+          <w:szCs w:val="21"/>
+        </w:rPr>
+        <w:t xml:space="preserve">  </w:t>
+      </w:r>
+      <w:r>
+        <w:rPr>
+          <w:rFonts w:ascii="Consolas" w:eastAsia="Times New Roman" w:hAnsi="Consolas" w:cs="Times New Roman"/>
+          <w:color w:val="6A9955"/>
+          <w:sz w:val="21"/>
+          <w:szCs w:val="21"/>
+        </w:rPr>
+        <w:t>// runs only once when page is renders first time</w:t>
+      </w:r>
+    </w:p>
+    <w:p>
+      <w:pPr>
+        <w:shd w:val="clear" w:color="auto" w:fill="1F1F1F"/>
+        <w:spacing w:after="0" w:line="285" w:lineRule="atLeast"/>
+        <w:rPr>
+          <w:rFonts w:ascii="Consolas" w:eastAsia="Times New Roman" w:hAnsi="Consolas" w:cs="Times New Roman"/>
+          <w:color w:val="CCCCCC"/>
+          <w:sz w:val="21"/>
+          <w:szCs w:val="21"/>
+        </w:rPr>
+      </w:pPr>
+      <w:r>
+        <w:rPr>
+          <w:rFonts w:ascii="Consolas" w:eastAsia="Times New Roman" w:hAnsi="Consolas" w:cs="Times New Roman"/>
+          <w:color w:val="CCCCCC"/>
+          <w:sz w:val="21"/>
+          <w:szCs w:val="21"/>
+        </w:rPr>
+        <w:t xml:space="preserve">  </w:t>
+      </w:r>
+      <w:proofErr w:type="spellStart"/>
+      <w:proofErr w:type="gramStart"/>
+      <w:r>
+        <w:rPr>
+          <w:rFonts w:ascii="Consolas" w:eastAsia="Times New Roman" w:hAnsi="Consolas" w:cs="Times New Roman"/>
+          <w:color w:val="DCDCAA"/>
+          <w:sz w:val="21"/>
+          <w:szCs w:val="21"/>
+        </w:rPr>
+        <w:t>useEffect</w:t>
+      </w:r>
+      <w:proofErr w:type="spellEnd"/>
+      <w:r>
+        <w:rPr>
+          <w:rFonts w:ascii="Consolas" w:eastAsia="Times New Roman" w:hAnsi="Consolas" w:cs="Times New Roman"/>
+          <w:color w:val="CCCCCC"/>
+          <w:sz w:val="21"/>
+          <w:szCs w:val="21"/>
+        </w:rPr>
+        <w:t>(</w:t>
+      </w:r>
+      <w:proofErr w:type="gramEnd"/>
+      <w:r>
+        <w:rPr>
+          <w:rFonts w:ascii="Consolas" w:eastAsia="Times New Roman" w:hAnsi="Consolas" w:cs="Times New Roman"/>
+          <w:color w:val="CCCCCC"/>
+          <w:sz w:val="21"/>
+          <w:szCs w:val="21"/>
+        </w:rPr>
+        <w:t>()</w:t>
+      </w:r>
+      <w:r>
+        <w:rPr>
+          <w:rFonts w:ascii="Consolas" w:eastAsia="Times New Roman" w:hAnsi="Consolas" w:cs="Times New Roman"/>
+          <w:color w:val="569CD6"/>
+          <w:sz w:val="21"/>
+          <w:szCs w:val="21"/>
+        </w:rPr>
+        <w:t>=&gt;</w:t>
+      </w:r>
+      <w:r>
+        <w:rPr>
+          <w:rFonts w:ascii="Consolas" w:eastAsia="Times New Roman" w:hAnsi="Consolas" w:cs="Times New Roman"/>
+          <w:color w:val="CCCCCC"/>
+          <w:sz w:val="21"/>
+          <w:szCs w:val="21"/>
+        </w:rPr>
+        <w:t>{</w:t>
+      </w:r>
+    </w:p>
+    <w:p>
+      <w:pPr>
+        <w:shd w:val="clear" w:color="auto" w:fill="1F1F1F"/>
+        <w:spacing w:after="0" w:line="285" w:lineRule="atLeast"/>
+        <w:rPr>
+          <w:rFonts w:ascii="Consolas" w:eastAsia="Times New Roman" w:hAnsi="Consolas" w:cs="Times New Roman"/>
+          <w:color w:val="CCCCCC"/>
+          <w:sz w:val="21"/>
+          <w:szCs w:val="21"/>
+        </w:rPr>
+      </w:pPr>
+    </w:p>
+    <w:p>
+      <w:pPr>
+        <w:shd w:val="clear" w:color="auto" w:fill="1F1F1F"/>
+        <w:spacing w:after="0" w:line="285" w:lineRule="atLeast"/>
+        <w:rPr>
+          <w:rFonts w:ascii="Consolas" w:eastAsia="Times New Roman" w:hAnsi="Consolas" w:cs="Times New Roman"/>
+          <w:color w:val="CCCCCC"/>
+          <w:sz w:val="21"/>
+          <w:szCs w:val="21"/>
+        </w:rPr>
+      </w:pPr>
+      <w:r>
+        <w:rPr>
+          <w:rFonts w:ascii="Consolas" w:eastAsia="Times New Roman" w:hAnsi="Consolas" w:cs="Times New Roman"/>
+          <w:color w:val="CCCCCC"/>
+          <w:sz w:val="21"/>
+          <w:szCs w:val="21"/>
+        </w:rPr>
+        <w:t>  },[]);</w:t>
+      </w:r>
+    </w:p>
+    <w:p>
+      <w:pPr>
+        <w:shd w:val="clear" w:color="auto" w:fill="1F1F1F"/>
+        <w:spacing w:after="0" w:line="285" w:lineRule="atLeast"/>
+        <w:rPr>
+          <w:rFonts w:ascii="Consolas" w:eastAsia="Times New Roman" w:hAnsi="Consolas" w:cs="Times New Roman"/>
+          <w:color w:val="CCCCCC"/>
+          <w:sz w:val="21"/>
+          <w:szCs w:val="21"/>
+        </w:rPr>
+      </w:pPr>
+    </w:p>
+    <w:p>
+      <w:pPr>
+        <w:shd w:val="clear" w:color="auto" w:fill="1F1F1F"/>
+        <w:spacing w:after="0" w:line="285" w:lineRule="atLeast"/>
+        <w:rPr>
+          <w:rFonts w:ascii="Consolas" w:eastAsia="Times New Roman" w:hAnsi="Consolas" w:cs="Times New Roman"/>
+          <w:color w:val="CCCCCC"/>
+          <w:sz w:val="21"/>
+          <w:szCs w:val="21"/>
+        </w:rPr>
+      </w:pPr>
+      <w:r>
+        <w:rPr>
+          <w:rFonts w:ascii="Consolas" w:eastAsia="Times New Roman" w:hAnsi="Consolas" w:cs="Times New Roman"/>
+          <w:color w:val="CCCCCC"/>
+          <w:sz w:val="21"/>
+          <w:szCs w:val="21"/>
+        </w:rPr>
+        <w:t xml:space="preserve">  </w:t>
+      </w:r>
+      <w:r>
+        <w:rPr>
+          <w:rFonts w:ascii="Consolas" w:eastAsia="Times New Roman" w:hAnsi="Consolas" w:cs="Times New Roman"/>
+          <w:color w:val="6A9955"/>
+          <w:sz w:val="21"/>
+          <w:szCs w:val="21"/>
+        </w:rPr>
+        <w:t>// runs when state is changed along with first time</w:t>
+      </w:r>
+    </w:p>
+    <w:p>
+      <w:pPr>
+        <w:shd w:val="clear" w:color="auto" w:fill="1F1F1F"/>
+        <w:spacing w:after="0" w:line="285" w:lineRule="atLeast"/>
+        <w:rPr>
+          <w:rFonts w:ascii="Consolas" w:eastAsia="Times New Roman" w:hAnsi="Consolas" w:cs="Times New Roman"/>
+          <w:color w:val="CCCCCC"/>
+          <w:sz w:val="21"/>
+          <w:szCs w:val="21"/>
+        </w:rPr>
+      </w:pPr>
+      <w:r>
+        <w:rPr>
+          <w:rFonts w:ascii="Consolas" w:eastAsia="Times New Roman" w:hAnsi="Consolas" w:cs="Times New Roman"/>
+          <w:color w:val="CCCCCC"/>
+          <w:sz w:val="21"/>
+          <w:szCs w:val="21"/>
+        </w:rPr>
+        <w:t xml:space="preserve">  </w:t>
+      </w:r>
+      <w:proofErr w:type="spellStart"/>
+      <w:proofErr w:type="gramStart"/>
+      <w:r>
+        <w:rPr>
+          <w:rFonts w:ascii="Consolas" w:eastAsia="Times New Roman" w:hAnsi="Consolas" w:cs="Times New Roman"/>
+          <w:color w:val="DCDCAA"/>
+          <w:sz w:val="21"/>
+          <w:szCs w:val="21"/>
+        </w:rPr>
+        <w:t>useEffect</w:t>
+      </w:r>
+      <w:proofErr w:type="spellEnd"/>
+      <w:r>
+        <w:rPr>
+          <w:rFonts w:ascii="Consolas" w:eastAsia="Times New Roman" w:hAnsi="Consolas" w:cs="Times New Roman"/>
+          <w:color w:val="CCCCCC"/>
+          <w:sz w:val="21"/>
+          <w:szCs w:val="21"/>
+        </w:rPr>
+        <w:t>(</w:t>
+      </w:r>
+      <w:proofErr w:type="gramEnd"/>
+      <w:r>
+        <w:rPr>
+          <w:rFonts w:ascii="Consolas" w:eastAsia="Times New Roman" w:hAnsi="Consolas" w:cs="Times New Roman"/>
+          <w:color w:val="CCCCCC"/>
+          <w:sz w:val="21"/>
+          <w:szCs w:val="21"/>
+        </w:rPr>
+        <w:t>()</w:t>
+      </w:r>
+      <w:r>
+        <w:rPr>
+          <w:rFonts w:ascii="Consolas" w:eastAsia="Times New Roman" w:hAnsi="Consolas" w:cs="Times New Roman"/>
+          <w:color w:val="569CD6"/>
+          <w:sz w:val="21"/>
+          <w:szCs w:val="21"/>
+        </w:rPr>
+        <w:t>=&gt;</w:t>
+      </w:r>
+      <w:r>
+        <w:rPr>
+          <w:rFonts w:ascii="Consolas" w:eastAsia="Times New Roman" w:hAnsi="Consolas" w:cs="Times New Roman"/>
+          <w:color w:val="CCCCCC"/>
+          <w:sz w:val="21"/>
+          <w:szCs w:val="21"/>
+        </w:rPr>
+        <w:t>{</w:t>
+      </w:r>
+    </w:p>
+    <w:p>
+      <w:pPr>
+        <w:shd w:val="clear" w:color="auto" w:fill="1F1F1F"/>
+        <w:spacing w:after="0" w:line="285" w:lineRule="atLeast"/>
+        <w:rPr>
+          <w:rFonts w:ascii="Consolas" w:eastAsia="Times New Roman" w:hAnsi="Consolas" w:cs="Times New Roman"/>
+          <w:color w:val="CCCCCC"/>
+          <w:sz w:val="21"/>
+          <w:szCs w:val="21"/>
+        </w:rPr>
+      </w:pPr>
+    </w:p>
+    <w:p>
+      <w:pPr>
+        <w:shd w:val="clear" w:color="auto" w:fill="1F1F1F"/>
+        <w:spacing w:after="0" w:line="285" w:lineRule="atLeast"/>
+        <w:rPr>
+          <w:rFonts w:ascii="Consolas" w:eastAsia="Times New Roman" w:hAnsi="Consolas" w:cs="Times New Roman"/>
+          <w:color w:val="CCCCCC"/>
+          <w:sz w:val="21"/>
+          <w:szCs w:val="21"/>
+        </w:rPr>
+      </w:pPr>
+      <w:r>
+        <w:rPr>
+          <w:rFonts w:ascii="Consolas" w:eastAsia="Times New Roman" w:hAnsi="Consolas" w:cs="Times New Roman"/>
+          <w:color w:val="CCCCCC"/>
+          <w:sz w:val="21"/>
+          <w:szCs w:val="21"/>
+        </w:rPr>
+        <w:t>  }</w:t>
+      </w:r>
+      <w:proofErr w:type="gramStart"/>
+      <w:r>
+        <w:rPr>
+          <w:rFonts w:ascii="Consolas" w:eastAsia="Times New Roman" w:hAnsi="Consolas" w:cs="Times New Roman"/>
+          <w:color w:val="CCCCCC"/>
+          <w:sz w:val="21"/>
+          <w:szCs w:val="21"/>
+        </w:rPr>
+        <w:t>,[</w:t>
+      </w:r>
+      <w:proofErr w:type="spellStart"/>
+      <w:proofErr w:type="gramEnd"/>
+      <w:r>
+        <w:rPr>
+          <w:rFonts w:ascii="Consolas" w:eastAsia="Times New Roman" w:hAnsi="Consolas" w:cs="Times New Roman"/>
+          <w:color w:val="9CDCFE"/>
+          <w:sz w:val="21"/>
+          <w:szCs w:val="21"/>
+        </w:rPr>
+        <w:t>state_var</w:t>
+      </w:r>
+      <w:proofErr w:type="spellEnd"/>
+      <w:r>
+        <w:rPr>
+          <w:rFonts w:ascii="Consolas" w:eastAsia="Times New Roman" w:hAnsi="Consolas" w:cs="Times New Roman"/>
+          <w:color w:val="CCCCCC"/>
+          <w:sz w:val="21"/>
+          <w:szCs w:val="21"/>
+        </w:rPr>
+        <w:t>]);</w:t>
+      </w:r>
+    </w:p>
+    <w:p>
+      <w:pPr>
+        <w:shd w:val="clear" w:color="auto" w:fill="1F1F1F"/>
+        <w:spacing w:after="0" w:line="285" w:lineRule="atLeast"/>
+        <w:rPr>
+          <w:rFonts w:ascii="Consolas" w:eastAsia="Times New Roman" w:hAnsi="Consolas" w:cs="Times New Roman"/>
+          <w:color w:val="CCCCCC"/>
+          <w:sz w:val="21"/>
+          <w:szCs w:val="21"/>
+        </w:rPr>
+      </w:pPr>
+    </w:p>
+    <w:p>
+      <w:pPr>
+        <w:shd w:val="clear" w:color="auto" w:fill="FFFFFF"/>
+        <w:spacing w:after="0" w:line="360" w:lineRule="atLeast"/>
+        <w:rPr>
+          <w:rFonts w:ascii="Times New Roman" w:eastAsia="Times New Roman" w:hAnsi="Times New Roman" w:cs="Times New Roman"/>
+          <w:color w:val="0A0A0A"/>
+          <w:sz w:val="24"/>
+          <w:szCs w:val="24"/>
+          <w:lang w:bidi="te-IN"/>
+        </w:rPr>
+      </w:pPr>
     </w:p>
     <w:p>
       <w:pPr>
@@ -13047,7 +13731,6 @@
           <w:szCs w:val="24"/>
           <w:lang w:bidi="te-IN"/>
         </w:rPr>
-        <w:lastRenderedPageBreak/>
         <w:t> </w:t>
       </w:r>
     </w:p>
@@ -13375,6 +14058,7 @@
           <w:szCs w:val="24"/>
           <w:lang w:bidi="te-IN"/>
         </w:rPr>
+        <w:lastRenderedPageBreak/>
         <w:t>Avoid unnecessary effects</w:t>
       </w:r>
       <w:r>
@@ -13475,9 +14159,1649 @@
         <w:t>) to keep components clean. </w:t>
       </w:r>
     </w:p>
+    <w:p>
+      <w:pPr>
+        <w:rPr>
+          <w:rFonts w:ascii="Arial" w:hAnsi="Arial" w:cs="Arial"/>
+          <w:b/>
+          <w:sz w:val="36"/>
+        </w:rPr>
+      </w:pPr>
+      <w:proofErr w:type="spellStart"/>
+      <w:proofErr w:type="gramStart"/>
+      <w:r>
+        <w:rPr>
+          <w:rStyle w:val="HTMLCode"/>
+          <w:rFonts w:eastAsiaTheme="minorHAnsi"/>
+          <w:b/>
+          <w:sz w:val="32"/>
+          <w:szCs w:val="21"/>
+        </w:rPr>
+        <w:t>useParams</w:t>
+      </w:r>
+      <w:proofErr w:type="spellEnd"/>
+      <w:proofErr w:type="gramEnd"/>
+    </w:p>
+    <w:p>
+      <w:pPr>
+        <w:jc w:val="both"/>
+        <w:rPr>
+          <w:rFonts w:ascii="Arial" w:hAnsi="Arial" w:cs="Arial"/>
+        </w:rPr>
+      </w:pPr>
+      <w:r>
+        <w:rPr>
+          <w:rFonts w:ascii="Arial" w:hAnsi="Arial" w:cs="Arial"/>
+        </w:rPr>
+        <w:t xml:space="preserve">The </w:t>
+      </w:r>
+      <w:proofErr w:type="spellStart"/>
+      <w:r>
+        <w:rPr>
+          <w:rStyle w:val="HTMLCode"/>
+          <w:rFonts w:eastAsiaTheme="minorHAnsi"/>
+          <w:sz w:val="21"/>
+          <w:szCs w:val="21"/>
+        </w:rPr>
+        <w:t>useParams</w:t>
+      </w:r>
+      <w:proofErr w:type="spellEnd"/>
+      <w:r>
+        <w:rPr>
+          <w:rStyle w:val="Strong"/>
+          <w:rFonts w:ascii="Arial" w:hAnsi="Arial" w:cs="Arial"/>
+          <w:b w:val="0"/>
+          <w:bCs w:val="0"/>
+        </w:rPr>
+        <w:t xml:space="preserve"> hook</w:t>
+      </w:r>
+      <w:r>
+        <w:rPr>
+          <w:rFonts w:ascii="Arial" w:hAnsi="Arial" w:cs="Arial"/>
+        </w:rPr>
+        <w:t xml:space="preserve"> is a feature of </w:t>
+      </w:r>
+      <w:hyperlink r:id="rId12" w:tgtFrame="_blank" w:history="1">
+        <w:r>
+          <w:rPr>
+            <w:rStyle w:val="Hyperlink"/>
+            <w:rFonts w:ascii="Arial" w:hAnsi="Arial" w:cs="Arial"/>
+          </w:rPr>
+          <w:t>React Router</w:t>
+        </w:r>
+      </w:hyperlink>
+      <w:r>
+        <w:rPr>
+          <w:rFonts w:ascii="Arial" w:hAnsi="Arial" w:cs="Arial"/>
+        </w:rPr>
+        <w:t xml:space="preserve"> that extracts dynamic values (URL parameters) from the current URL path. It allows you to build a single, dynamic component that adapts its content based on placeholders defined </w:t>
+      </w:r>
+      <w:r>
+        <w:rPr>
+          <w:rFonts w:ascii="Arial" w:hAnsi="Arial" w:cs="Arial"/>
+        </w:rPr>
+        <w:t>in your routing configuration.</w:t>
+      </w:r>
+    </w:p>
+    <w:p>
+      <w:pPr>
+        <w:rPr>
+          <w:rFonts w:ascii="Arial" w:hAnsi="Arial" w:cs="Arial"/>
+          <w:b/>
+          <w:bCs/>
+          <w:sz w:val="30"/>
+          <w:szCs w:val="30"/>
+        </w:rPr>
+      </w:pPr>
+      <w:r>
+        <w:rPr>
+          <w:rFonts w:ascii="Arial" w:hAnsi="Arial" w:cs="Arial"/>
+          <w:b/>
+          <w:bCs/>
+          <w:sz w:val="30"/>
+          <w:szCs w:val="30"/>
+        </w:rPr>
+        <w:t>1. Define the Dynamic Route</w:t>
+      </w:r>
+    </w:p>
+    <w:p>
+      <w:pPr>
+        <w:rPr>
+          <w:rFonts w:ascii="Arial" w:hAnsi="Arial" w:cs="Arial"/>
+          <w:sz w:val="24"/>
+          <w:szCs w:val="24"/>
+        </w:rPr>
+      </w:pPr>
+      <w:r>
+        <w:rPr>
+          <w:rFonts w:ascii="Arial" w:hAnsi="Arial" w:cs="Arial"/>
+        </w:rPr>
+        <w:t xml:space="preserve">To use </w:t>
+      </w:r>
+      <w:proofErr w:type="spellStart"/>
+      <w:r>
+        <w:rPr>
+          <w:rStyle w:val="HTMLCode"/>
+          <w:rFonts w:eastAsiaTheme="minorHAnsi"/>
+          <w:sz w:val="21"/>
+          <w:szCs w:val="21"/>
+        </w:rPr>
+        <w:t>useParams</w:t>
+      </w:r>
+      <w:proofErr w:type="spellEnd"/>
+      <w:r>
+        <w:rPr>
+          <w:rFonts w:ascii="Arial" w:hAnsi="Arial" w:cs="Arial"/>
+        </w:rPr>
+        <w:t>, you must first define a route with a parameter placeholder using a colon (</w:t>
+      </w:r>
+      <w:r>
+        <w:rPr>
+          <w:rStyle w:val="HTMLCode"/>
+          <w:rFonts w:eastAsiaTheme="minorHAnsi"/>
+          <w:sz w:val="21"/>
+          <w:szCs w:val="21"/>
+        </w:rPr>
+        <w:t>:</w:t>
+      </w:r>
+      <w:r>
+        <w:rPr>
+          <w:rFonts w:ascii="Arial" w:hAnsi="Arial" w:cs="Arial"/>
+        </w:rPr>
+        <w:t>) f</w:t>
+      </w:r>
+      <w:r>
+        <w:rPr>
+          <w:rFonts w:ascii="Arial" w:hAnsi="Arial" w:cs="Arial"/>
+        </w:rPr>
+        <w:t>ollowed by the parameter name.</w:t>
+      </w:r>
+    </w:p>
+    <w:p>
+      <w:pPr>
+        <w:rPr>
+          <w:rFonts w:ascii="Arial" w:hAnsi="Arial" w:cs="Arial"/>
+          <w:sz w:val="30"/>
+          <w:szCs w:val="30"/>
+        </w:rPr>
+      </w:pPr>
+      <w:proofErr w:type="spellStart"/>
+      <w:proofErr w:type="gramStart"/>
+      <w:r>
+        <w:rPr>
+          <w:rFonts w:ascii="Arial" w:hAnsi="Arial" w:cs="Arial"/>
+          <w:sz w:val="30"/>
+          <w:szCs w:val="30"/>
+        </w:rPr>
+        <w:t>jsx</w:t>
+      </w:r>
+      <w:proofErr w:type="spellEnd"/>
+      <w:proofErr w:type="gramEnd"/>
+    </w:p>
+    <w:p>
+      <w:pPr>
+        <w:pStyle w:val="HTMLPreformatted"/>
+        <w:rPr>
+          <w:rStyle w:val="undefined"/>
+          <w:sz w:val="21"/>
+          <w:szCs w:val="21"/>
+        </w:rPr>
+      </w:pPr>
+      <w:proofErr w:type="gramStart"/>
+      <w:r>
+        <w:rPr>
+          <w:rStyle w:val="undefined"/>
+          <w:sz w:val="21"/>
+          <w:szCs w:val="21"/>
+        </w:rPr>
+        <w:t>import</w:t>
+      </w:r>
+      <w:proofErr w:type="gramEnd"/>
+      <w:r>
+        <w:rPr>
+          <w:rStyle w:val="undefined"/>
+          <w:sz w:val="21"/>
+          <w:szCs w:val="21"/>
+        </w:rPr>
+        <w:t xml:space="preserve"> { </w:t>
+      </w:r>
+      <w:proofErr w:type="spellStart"/>
+      <w:r>
+        <w:rPr>
+          <w:rStyle w:val="undefined"/>
+          <w:sz w:val="21"/>
+          <w:szCs w:val="21"/>
+        </w:rPr>
+        <w:t>BrowserRouter</w:t>
+      </w:r>
+      <w:proofErr w:type="spellEnd"/>
+      <w:r>
+        <w:rPr>
+          <w:rStyle w:val="undefined"/>
+          <w:sz w:val="21"/>
+          <w:szCs w:val="21"/>
+        </w:rPr>
+        <w:t>, Routes, Route } from 'react-router-</w:t>
+      </w:r>
+      <w:proofErr w:type="spellStart"/>
+      <w:r>
+        <w:rPr>
+          <w:rStyle w:val="undefined"/>
+          <w:sz w:val="21"/>
+          <w:szCs w:val="21"/>
+        </w:rPr>
+        <w:t>dom</w:t>
+      </w:r>
+      <w:proofErr w:type="spellEnd"/>
+      <w:r>
+        <w:rPr>
+          <w:rStyle w:val="undefined"/>
+          <w:sz w:val="21"/>
+          <w:szCs w:val="21"/>
+        </w:rPr>
+        <w:t>';</w:t>
+      </w:r>
+    </w:p>
+    <w:p>
+      <w:pPr>
+        <w:pStyle w:val="HTMLPreformatted"/>
+        <w:rPr>
+          <w:rStyle w:val="undefined"/>
+          <w:sz w:val="21"/>
+          <w:szCs w:val="21"/>
+        </w:rPr>
+      </w:pPr>
+      <w:proofErr w:type="gramStart"/>
+      <w:r>
+        <w:rPr>
+          <w:rStyle w:val="undefined"/>
+          <w:sz w:val="21"/>
+          <w:szCs w:val="21"/>
+        </w:rPr>
+        <w:t>import</w:t>
+      </w:r>
+      <w:proofErr w:type="gramEnd"/>
+      <w:r>
+        <w:rPr>
+          <w:rStyle w:val="undefined"/>
+          <w:sz w:val="21"/>
+          <w:szCs w:val="21"/>
+        </w:rPr>
+        <w:t xml:space="preserve"> </w:t>
+      </w:r>
+      <w:proofErr w:type="spellStart"/>
+      <w:r>
+        <w:rPr>
+          <w:rStyle w:val="undefined"/>
+          <w:sz w:val="21"/>
+          <w:szCs w:val="21"/>
+        </w:rPr>
+        <w:t>ProductDetail</w:t>
+      </w:r>
+      <w:proofErr w:type="spellEnd"/>
+      <w:r>
+        <w:rPr>
+          <w:rStyle w:val="undefined"/>
+          <w:sz w:val="21"/>
+          <w:szCs w:val="21"/>
+        </w:rPr>
+        <w:t xml:space="preserve"> from './</w:t>
+      </w:r>
+      <w:proofErr w:type="spellStart"/>
+      <w:r>
+        <w:rPr>
+          <w:rStyle w:val="undefined"/>
+          <w:sz w:val="21"/>
+          <w:szCs w:val="21"/>
+        </w:rPr>
+        <w:t>ProductDetail</w:t>
+      </w:r>
+      <w:proofErr w:type="spellEnd"/>
+      <w:r>
+        <w:rPr>
+          <w:rStyle w:val="undefined"/>
+          <w:sz w:val="21"/>
+          <w:szCs w:val="21"/>
+        </w:rPr>
+        <w:t>';</w:t>
+      </w:r>
+    </w:p>
+    <w:p>
+      <w:pPr>
+        <w:pStyle w:val="HTMLPreformatted"/>
+        <w:rPr>
+          <w:rStyle w:val="undefined"/>
+          <w:sz w:val="21"/>
+          <w:szCs w:val="21"/>
+        </w:rPr>
+      </w:pPr>
+    </w:p>
+    <w:p>
+      <w:pPr>
+        <w:pStyle w:val="HTMLPreformatted"/>
+        <w:rPr>
+          <w:rStyle w:val="undefined"/>
+          <w:sz w:val="21"/>
+          <w:szCs w:val="21"/>
+        </w:rPr>
+      </w:pPr>
+      <w:proofErr w:type="gramStart"/>
+      <w:r>
+        <w:rPr>
+          <w:rStyle w:val="undefined"/>
+          <w:sz w:val="21"/>
+          <w:szCs w:val="21"/>
+        </w:rPr>
+        <w:t>function</w:t>
+      </w:r>
+      <w:proofErr w:type="gramEnd"/>
+      <w:r>
+        <w:rPr>
+          <w:rStyle w:val="undefined"/>
+          <w:sz w:val="21"/>
+          <w:szCs w:val="21"/>
+        </w:rPr>
+        <w:t xml:space="preserve"> App() {</w:t>
+      </w:r>
+    </w:p>
+    <w:p>
+      <w:pPr>
+        <w:pStyle w:val="HTMLPreformatted"/>
+        <w:rPr>
+          <w:rStyle w:val="undefined"/>
+          <w:sz w:val="21"/>
+          <w:szCs w:val="21"/>
+        </w:rPr>
+      </w:pPr>
+      <w:r>
+        <w:rPr>
+          <w:rStyle w:val="undefined"/>
+          <w:sz w:val="21"/>
+          <w:szCs w:val="21"/>
+        </w:rPr>
+        <w:t xml:space="preserve">  </w:t>
+      </w:r>
+      <w:proofErr w:type="gramStart"/>
+      <w:r>
+        <w:rPr>
+          <w:rStyle w:val="undefined"/>
+          <w:sz w:val="21"/>
+          <w:szCs w:val="21"/>
+        </w:rPr>
+        <w:t>return</w:t>
+      </w:r>
+      <w:proofErr w:type="gramEnd"/>
+      <w:r>
+        <w:rPr>
+          <w:rStyle w:val="undefined"/>
+          <w:sz w:val="21"/>
+          <w:szCs w:val="21"/>
+        </w:rPr>
+        <w:t xml:space="preserve"> (</w:t>
+      </w:r>
+    </w:p>
+    <w:p>
+      <w:pPr>
+        <w:pStyle w:val="HTMLPreformatted"/>
+        <w:rPr>
+          <w:rStyle w:val="undefined"/>
+          <w:sz w:val="21"/>
+          <w:szCs w:val="21"/>
+        </w:rPr>
+      </w:pPr>
+      <w:r>
+        <w:rPr>
+          <w:rStyle w:val="undefined"/>
+          <w:sz w:val="21"/>
+          <w:szCs w:val="21"/>
+        </w:rPr>
+        <w:t xml:space="preserve">    &lt;</w:t>
+      </w:r>
+      <w:proofErr w:type="spellStart"/>
+      <w:r>
+        <w:rPr>
+          <w:rStyle w:val="undefined"/>
+          <w:sz w:val="21"/>
+          <w:szCs w:val="21"/>
+        </w:rPr>
+        <w:t>BrowserRouter</w:t>
+      </w:r>
+      <w:proofErr w:type="spellEnd"/>
+      <w:r>
+        <w:rPr>
+          <w:rStyle w:val="undefined"/>
+          <w:sz w:val="21"/>
+          <w:szCs w:val="21"/>
+        </w:rPr>
+        <w:t>&gt;</w:t>
+      </w:r>
+    </w:p>
+    <w:p>
+      <w:pPr>
+        <w:pStyle w:val="HTMLPreformatted"/>
+        <w:rPr>
+          <w:rStyle w:val="undefined"/>
+          <w:sz w:val="21"/>
+          <w:szCs w:val="21"/>
+        </w:rPr>
+      </w:pPr>
+      <w:r>
+        <w:rPr>
+          <w:rStyle w:val="undefined"/>
+          <w:sz w:val="21"/>
+          <w:szCs w:val="21"/>
+        </w:rPr>
+        <w:t xml:space="preserve">      &lt;Routes&gt;</w:t>
+      </w:r>
+    </w:p>
+    <w:p>
+      <w:pPr>
+        <w:pStyle w:val="HTMLPreformatted"/>
+        <w:rPr>
+          <w:rStyle w:val="undefined"/>
+          <w:sz w:val="21"/>
+          <w:szCs w:val="21"/>
+        </w:rPr>
+      </w:pPr>
+      <w:r>
+        <w:rPr>
+          <w:rStyle w:val="undefined"/>
+          <w:sz w:val="21"/>
+          <w:szCs w:val="21"/>
+        </w:rPr>
+        <w:t xml:space="preserve">        {/* "</w:t>
+      </w:r>
+      <w:proofErr w:type="gramStart"/>
+      <w:r>
+        <w:rPr>
+          <w:rStyle w:val="undefined"/>
+          <w:sz w:val="21"/>
+          <w:szCs w:val="21"/>
+        </w:rPr>
+        <w:t>:</w:t>
+      </w:r>
+      <w:proofErr w:type="spellStart"/>
+      <w:r>
+        <w:rPr>
+          <w:rStyle w:val="undefined"/>
+          <w:sz w:val="21"/>
+          <w:szCs w:val="21"/>
+        </w:rPr>
+        <w:t>productId</w:t>
+      </w:r>
+      <w:proofErr w:type="spellEnd"/>
+      <w:proofErr w:type="gramEnd"/>
+      <w:r>
+        <w:rPr>
+          <w:rStyle w:val="undefined"/>
+          <w:sz w:val="21"/>
+          <w:szCs w:val="21"/>
+        </w:rPr>
+        <w:t>" acts as a dynamic variable placeholder */}</w:t>
+      </w:r>
+    </w:p>
+    <w:p>
+      <w:pPr>
+        <w:pStyle w:val="HTMLPreformatted"/>
+        <w:rPr>
+          <w:rStyle w:val="undefined"/>
+          <w:sz w:val="21"/>
+          <w:szCs w:val="21"/>
+        </w:rPr>
+      </w:pPr>
+      <w:r>
+        <w:rPr>
+          <w:rStyle w:val="undefined"/>
+          <w:sz w:val="21"/>
+          <w:szCs w:val="21"/>
+        </w:rPr>
+        <w:t xml:space="preserve">        &lt;Route path="/products/</w:t>
+      </w:r>
+      <w:proofErr w:type="gramStart"/>
+      <w:r>
+        <w:rPr>
+          <w:rStyle w:val="undefined"/>
+          <w:sz w:val="21"/>
+          <w:szCs w:val="21"/>
+        </w:rPr>
+        <w:t>:</w:t>
+      </w:r>
+      <w:proofErr w:type="spellStart"/>
+      <w:r>
+        <w:rPr>
+          <w:rStyle w:val="undefined"/>
+          <w:sz w:val="21"/>
+          <w:szCs w:val="21"/>
+        </w:rPr>
+        <w:t>productId</w:t>
+      </w:r>
+      <w:proofErr w:type="spellEnd"/>
+      <w:proofErr w:type="gramEnd"/>
+      <w:r>
+        <w:rPr>
+          <w:rStyle w:val="undefined"/>
+          <w:sz w:val="21"/>
+          <w:szCs w:val="21"/>
+        </w:rPr>
+        <w:t>" element={&lt;</w:t>
+      </w:r>
+      <w:proofErr w:type="spellStart"/>
+      <w:r>
+        <w:rPr>
+          <w:rStyle w:val="undefined"/>
+          <w:sz w:val="21"/>
+          <w:szCs w:val="21"/>
+        </w:rPr>
+        <w:t>ProductDetail</w:t>
+      </w:r>
+      <w:proofErr w:type="spellEnd"/>
+      <w:r>
+        <w:rPr>
+          <w:rStyle w:val="undefined"/>
+          <w:sz w:val="21"/>
+          <w:szCs w:val="21"/>
+        </w:rPr>
+        <w:t xml:space="preserve"> /&gt;} /&gt;</w:t>
+      </w:r>
+    </w:p>
+    <w:p>
+      <w:pPr>
+        <w:pStyle w:val="HTMLPreformatted"/>
+        <w:rPr>
+          <w:rStyle w:val="undefined"/>
+          <w:sz w:val="21"/>
+          <w:szCs w:val="21"/>
+        </w:rPr>
+      </w:pPr>
+      <w:r>
+        <w:rPr>
+          <w:rStyle w:val="undefined"/>
+          <w:sz w:val="21"/>
+          <w:szCs w:val="21"/>
+        </w:rPr>
+        <w:t xml:space="preserve">      &lt;/Routes&gt;</w:t>
+      </w:r>
+    </w:p>
+    <w:p>
+      <w:pPr>
+        <w:pStyle w:val="HTMLPreformatted"/>
+        <w:rPr>
+          <w:rStyle w:val="undefined"/>
+          <w:sz w:val="21"/>
+          <w:szCs w:val="21"/>
+        </w:rPr>
+      </w:pPr>
+      <w:r>
+        <w:rPr>
+          <w:rStyle w:val="undefined"/>
+          <w:sz w:val="21"/>
+          <w:szCs w:val="21"/>
+        </w:rPr>
+        <w:t xml:space="preserve">    &lt;/</w:t>
+      </w:r>
+      <w:proofErr w:type="spellStart"/>
+      <w:r>
+        <w:rPr>
+          <w:rStyle w:val="undefined"/>
+          <w:sz w:val="21"/>
+          <w:szCs w:val="21"/>
+        </w:rPr>
+        <w:t>BrowserRouter</w:t>
+      </w:r>
+      <w:proofErr w:type="spellEnd"/>
+      <w:r>
+        <w:rPr>
+          <w:rStyle w:val="undefined"/>
+          <w:sz w:val="21"/>
+          <w:szCs w:val="21"/>
+        </w:rPr>
+        <w:t>&gt;</w:t>
+      </w:r>
+    </w:p>
+    <w:p>
+      <w:pPr>
+        <w:pStyle w:val="HTMLPreformatted"/>
+        <w:rPr>
+          <w:rStyle w:val="undefined"/>
+          <w:sz w:val="21"/>
+          <w:szCs w:val="21"/>
+        </w:rPr>
+      </w:pPr>
+      <w:r>
+        <w:rPr>
+          <w:rStyle w:val="undefined"/>
+          <w:sz w:val="21"/>
+          <w:szCs w:val="21"/>
+        </w:rPr>
+        <w:t xml:space="preserve">  );</w:t>
+      </w:r>
+    </w:p>
+    <w:p>
+      <w:pPr>
+        <w:pStyle w:val="HTMLPreformatted"/>
+        <w:rPr>
+          <w:rStyle w:val="undefined"/>
+          <w:sz w:val="21"/>
+          <w:szCs w:val="21"/>
+        </w:rPr>
+      </w:pPr>
+      <w:r>
+        <w:rPr>
+          <w:rStyle w:val="undefined"/>
+          <w:sz w:val="21"/>
+          <w:szCs w:val="21"/>
+        </w:rPr>
+        <w:t>}</w:t>
+      </w:r>
+    </w:p>
+    <w:p>
+      <w:pPr>
+        <w:rPr>
+          <w:rFonts w:ascii="Arial" w:hAnsi="Arial" w:cs="Arial"/>
+          <w:sz w:val="18"/>
+          <w:szCs w:val="18"/>
+        </w:rPr>
+      </w:pPr>
+      <w:r>
+        <w:rPr>
+          <w:rFonts w:ascii="Arial" w:hAnsi="Arial" w:cs="Arial"/>
+          <w:sz w:val="18"/>
+          <w:szCs w:val="18"/>
+        </w:rPr>
+        <w:t>Use code with caution.</w:t>
+      </w:r>
+    </w:p>
+    <w:p>
+      <w:pPr>
+        <w:rPr>
+          <w:rFonts w:ascii="Arial" w:hAnsi="Arial" w:cs="Arial"/>
+          <w:b/>
+          <w:bCs/>
+          <w:sz w:val="30"/>
+          <w:szCs w:val="30"/>
+        </w:rPr>
+      </w:pPr>
+      <w:r>
+        <w:rPr>
+          <w:rFonts w:ascii="Arial" w:hAnsi="Arial" w:cs="Arial"/>
+          <w:b/>
+          <w:bCs/>
+          <w:sz w:val="30"/>
+          <w:szCs w:val="30"/>
+        </w:rPr>
+        <w:t>2. Extract the Parameter inside the Component</w:t>
+      </w:r>
+    </w:p>
+    <w:p>
+      <w:pPr>
+        <w:rPr>
+          <w:rFonts w:ascii="Arial" w:hAnsi="Arial" w:cs="Arial"/>
+          <w:sz w:val="24"/>
+          <w:szCs w:val="24"/>
+        </w:rPr>
+      </w:pPr>
+      <w:r>
+        <w:rPr>
+          <w:rFonts w:ascii="Arial" w:hAnsi="Arial" w:cs="Arial"/>
+        </w:rPr>
+        <w:t xml:space="preserve">Inside the target component, import </w:t>
+      </w:r>
+      <w:proofErr w:type="spellStart"/>
+      <w:r>
+        <w:rPr>
+          <w:rStyle w:val="HTMLCode"/>
+          <w:rFonts w:eastAsiaTheme="minorHAnsi"/>
+          <w:sz w:val="21"/>
+          <w:szCs w:val="21"/>
+        </w:rPr>
+        <w:t>useParams</w:t>
+      </w:r>
+      <w:proofErr w:type="spellEnd"/>
+      <w:r>
+        <w:rPr>
+          <w:rFonts w:ascii="Arial" w:hAnsi="Arial" w:cs="Arial"/>
+        </w:rPr>
+        <w:t xml:space="preserve"> from </w:t>
+      </w:r>
+      <w:r>
+        <w:rPr>
+          <w:rStyle w:val="HTMLCode"/>
+          <w:rFonts w:eastAsiaTheme="minorHAnsi"/>
+          <w:sz w:val="21"/>
+          <w:szCs w:val="21"/>
+        </w:rPr>
+        <w:t>react-router-dom</w:t>
+      </w:r>
+      <w:r>
+        <w:rPr>
+          <w:rFonts w:ascii="Arial" w:hAnsi="Arial" w:cs="Arial"/>
+        </w:rPr>
+        <w:t>. It returns an object where the keys match the parameter names specif</w:t>
+      </w:r>
+      <w:r>
+        <w:rPr>
+          <w:rFonts w:ascii="Arial" w:hAnsi="Arial" w:cs="Arial"/>
+        </w:rPr>
+        <w:t>ied in your route definitions.</w:t>
+      </w:r>
+    </w:p>
+    <w:p>
+      <w:pPr>
+        <w:rPr>
+          <w:rFonts w:ascii="Arial" w:hAnsi="Arial" w:cs="Arial"/>
+        </w:rPr>
+      </w:pPr>
+      <w:r>
+        <w:rPr>
+          <w:rFonts w:ascii="Arial" w:hAnsi="Arial" w:cs="Arial"/>
+        </w:rPr>
+        <w:t xml:space="preserve">You can use object </w:t>
+      </w:r>
+      <w:proofErr w:type="spellStart"/>
+      <w:r>
+        <w:rPr>
+          <w:rFonts w:ascii="Arial" w:hAnsi="Arial" w:cs="Arial"/>
+        </w:rPr>
+        <w:t>destructuring</w:t>
+      </w:r>
+      <w:proofErr w:type="spellEnd"/>
+      <w:r>
+        <w:rPr>
+          <w:rFonts w:ascii="Arial" w:hAnsi="Arial" w:cs="Arial"/>
+        </w:rPr>
+        <w:t xml:space="preserve"> </w:t>
+      </w:r>
+      <w:proofErr w:type="gramStart"/>
+      <w:r>
+        <w:rPr>
+          <w:rFonts w:ascii="Arial" w:hAnsi="Arial" w:cs="Arial"/>
+        </w:rPr>
+        <w:t>to qui</w:t>
+      </w:r>
+      <w:r>
+        <w:rPr>
+          <w:rFonts w:ascii="Arial" w:hAnsi="Arial" w:cs="Arial"/>
+        </w:rPr>
+        <w:t>ckly pull</w:t>
+      </w:r>
+      <w:proofErr w:type="gramEnd"/>
+      <w:r>
+        <w:rPr>
+          <w:rFonts w:ascii="Arial" w:hAnsi="Arial" w:cs="Arial"/>
+        </w:rPr>
+        <w:t xml:space="preserve"> the values you need:</w:t>
+      </w:r>
+    </w:p>
+    <w:p>
+      <w:pPr>
+        <w:rPr>
+          <w:rFonts w:ascii="Arial" w:hAnsi="Arial" w:cs="Arial"/>
+          <w:sz w:val="30"/>
+          <w:szCs w:val="30"/>
+        </w:rPr>
+      </w:pPr>
+      <w:proofErr w:type="spellStart"/>
+      <w:proofErr w:type="gramStart"/>
+      <w:r>
+        <w:rPr>
+          <w:rFonts w:ascii="Arial" w:hAnsi="Arial" w:cs="Arial"/>
+          <w:sz w:val="30"/>
+          <w:szCs w:val="30"/>
+        </w:rPr>
+        <w:t>jsx</w:t>
+      </w:r>
+      <w:proofErr w:type="spellEnd"/>
+      <w:proofErr w:type="gramEnd"/>
+    </w:p>
+    <w:p>
+      <w:pPr>
+        <w:pStyle w:val="HTMLPreformatted"/>
+        <w:rPr>
+          <w:rStyle w:val="undefined"/>
+          <w:sz w:val="21"/>
+          <w:szCs w:val="21"/>
+        </w:rPr>
+      </w:pPr>
+      <w:proofErr w:type="gramStart"/>
+      <w:r>
+        <w:rPr>
+          <w:rStyle w:val="undefined"/>
+          <w:sz w:val="21"/>
+          <w:szCs w:val="21"/>
+        </w:rPr>
+        <w:t>import</w:t>
+      </w:r>
+      <w:proofErr w:type="gramEnd"/>
+      <w:r>
+        <w:rPr>
+          <w:rStyle w:val="undefined"/>
+          <w:sz w:val="21"/>
+          <w:szCs w:val="21"/>
+        </w:rPr>
+        <w:t xml:space="preserve"> { </w:t>
+      </w:r>
+      <w:proofErr w:type="spellStart"/>
+      <w:r>
+        <w:rPr>
+          <w:rStyle w:val="undefined"/>
+          <w:sz w:val="21"/>
+          <w:szCs w:val="21"/>
+        </w:rPr>
+        <w:t>useParams</w:t>
+      </w:r>
+      <w:proofErr w:type="spellEnd"/>
+      <w:r>
+        <w:rPr>
+          <w:rStyle w:val="undefined"/>
+          <w:sz w:val="21"/>
+          <w:szCs w:val="21"/>
+        </w:rPr>
+        <w:t xml:space="preserve"> } from 'react-router-</w:t>
+      </w:r>
+      <w:proofErr w:type="spellStart"/>
+      <w:r>
+        <w:rPr>
+          <w:rStyle w:val="undefined"/>
+          <w:sz w:val="21"/>
+          <w:szCs w:val="21"/>
+        </w:rPr>
+        <w:t>dom</w:t>
+      </w:r>
+      <w:proofErr w:type="spellEnd"/>
+      <w:r>
+        <w:rPr>
+          <w:rStyle w:val="undefined"/>
+          <w:sz w:val="21"/>
+          <w:szCs w:val="21"/>
+        </w:rPr>
+        <w:t>';</w:t>
+      </w:r>
+    </w:p>
+    <w:p>
+      <w:pPr>
+        <w:pStyle w:val="HTMLPreformatted"/>
+        <w:rPr>
+          <w:rStyle w:val="undefined"/>
+          <w:sz w:val="21"/>
+          <w:szCs w:val="21"/>
+        </w:rPr>
+      </w:pPr>
+    </w:p>
+    <w:p>
+      <w:pPr>
+        <w:pStyle w:val="HTMLPreformatted"/>
+        <w:rPr>
+          <w:rStyle w:val="undefined"/>
+          <w:sz w:val="21"/>
+          <w:szCs w:val="21"/>
+        </w:rPr>
+      </w:pPr>
+      <w:proofErr w:type="gramStart"/>
+      <w:r>
+        <w:rPr>
+          <w:rStyle w:val="undefined"/>
+          <w:sz w:val="21"/>
+          <w:szCs w:val="21"/>
+        </w:rPr>
+        <w:t>function</w:t>
+      </w:r>
+      <w:proofErr w:type="gramEnd"/>
+      <w:r>
+        <w:rPr>
+          <w:rStyle w:val="undefined"/>
+          <w:sz w:val="21"/>
+          <w:szCs w:val="21"/>
+        </w:rPr>
+        <w:t xml:space="preserve"> </w:t>
+      </w:r>
+      <w:proofErr w:type="spellStart"/>
+      <w:r>
+        <w:rPr>
+          <w:rStyle w:val="undefined"/>
+          <w:sz w:val="21"/>
+          <w:szCs w:val="21"/>
+        </w:rPr>
+        <w:t>ProductDetail</w:t>
+      </w:r>
+      <w:proofErr w:type="spellEnd"/>
+      <w:r>
+        <w:rPr>
+          <w:rStyle w:val="undefined"/>
+          <w:sz w:val="21"/>
+          <w:szCs w:val="21"/>
+        </w:rPr>
+        <w:t>() {</w:t>
+      </w:r>
+    </w:p>
+    <w:p>
+      <w:pPr>
+        <w:pStyle w:val="HTMLPreformatted"/>
+        <w:rPr>
+          <w:rStyle w:val="undefined"/>
+          <w:sz w:val="21"/>
+          <w:szCs w:val="21"/>
+        </w:rPr>
+      </w:pPr>
+      <w:r>
+        <w:rPr>
+          <w:rStyle w:val="undefined"/>
+          <w:sz w:val="21"/>
+          <w:szCs w:val="21"/>
+        </w:rPr>
+        <w:t xml:space="preserve">  // </w:t>
+      </w:r>
+      <w:proofErr w:type="spellStart"/>
+      <w:proofErr w:type="gramStart"/>
+      <w:r>
+        <w:rPr>
+          <w:rStyle w:val="undefined"/>
+          <w:sz w:val="21"/>
+          <w:szCs w:val="21"/>
+        </w:rPr>
+        <w:t>Destructure</w:t>
+      </w:r>
+      <w:proofErr w:type="spellEnd"/>
+      <w:proofErr w:type="gramEnd"/>
+      <w:r>
+        <w:rPr>
+          <w:rStyle w:val="undefined"/>
+          <w:sz w:val="21"/>
+          <w:szCs w:val="21"/>
+        </w:rPr>
+        <w:t xml:space="preserve"> the </w:t>
+      </w:r>
+      <w:proofErr w:type="spellStart"/>
+      <w:r>
+        <w:rPr>
+          <w:rStyle w:val="undefined"/>
+          <w:sz w:val="21"/>
+          <w:szCs w:val="21"/>
+        </w:rPr>
+        <w:t>productId</w:t>
+      </w:r>
+      <w:proofErr w:type="spellEnd"/>
+      <w:r>
+        <w:rPr>
+          <w:rStyle w:val="undefined"/>
+          <w:sz w:val="21"/>
+          <w:szCs w:val="21"/>
+        </w:rPr>
+        <w:t xml:space="preserve"> parameter from the URL</w:t>
+      </w:r>
+    </w:p>
+    <w:p>
+      <w:pPr>
+        <w:pStyle w:val="HTMLPreformatted"/>
+        <w:rPr>
+          <w:rStyle w:val="undefined"/>
+          <w:sz w:val="21"/>
+          <w:szCs w:val="21"/>
+        </w:rPr>
+      </w:pPr>
+      <w:r>
+        <w:rPr>
+          <w:rStyle w:val="undefined"/>
+          <w:sz w:val="21"/>
+          <w:szCs w:val="21"/>
+        </w:rPr>
+        <w:t xml:space="preserve">  </w:t>
+      </w:r>
+      <w:proofErr w:type="spellStart"/>
+      <w:proofErr w:type="gramStart"/>
+      <w:r>
+        <w:rPr>
+          <w:rStyle w:val="undefined"/>
+          <w:sz w:val="21"/>
+          <w:szCs w:val="21"/>
+        </w:rPr>
+        <w:t>const</w:t>
+      </w:r>
+      <w:proofErr w:type="spellEnd"/>
+      <w:proofErr w:type="gramEnd"/>
+      <w:r>
+        <w:rPr>
+          <w:rStyle w:val="undefined"/>
+          <w:sz w:val="21"/>
+          <w:szCs w:val="21"/>
+        </w:rPr>
+        <w:t xml:space="preserve"> { </w:t>
+      </w:r>
+      <w:proofErr w:type="spellStart"/>
+      <w:r>
+        <w:rPr>
+          <w:rStyle w:val="undefined"/>
+          <w:sz w:val="21"/>
+          <w:szCs w:val="21"/>
+        </w:rPr>
+        <w:t>productId</w:t>
+      </w:r>
+      <w:proofErr w:type="spellEnd"/>
+      <w:r>
+        <w:rPr>
+          <w:rStyle w:val="undefined"/>
+          <w:sz w:val="21"/>
+          <w:szCs w:val="21"/>
+        </w:rPr>
+        <w:t xml:space="preserve"> } = </w:t>
+      </w:r>
+      <w:proofErr w:type="spellStart"/>
+      <w:r>
+        <w:rPr>
+          <w:rStyle w:val="undefined"/>
+          <w:sz w:val="21"/>
+          <w:szCs w:val="21"/>
+        </w:rPr>
+        <w:t>useParams</w:t>
+      </w:r>
+      <w:proofErr w:type="spellEnd"/>
+      <w:r>
+        <w:rPr>
+          <w:rStyle w:val="undefined"/>
+          <w:sz w:val="21"/>
+          <w:szCs w:val="21"/>
+        </w:rPr>
+        <w:t>();</w:t>
+      </w:r>
+    </w:p>
+    <w:p>
+      <w:pPr>
+        <w:pStyle w:val="HTMLPreformatted"/>
+        <w:rPr>
+          <w:rStyle w:val="undefined"/>
+          <w:sz w:val="21"/>
+          <w:szCs w:val="21"/>
+        </w:rPr>
+      </w:pPr>
+    </w:p>
+    <w:p>
+      <w:pPr>
+        <w:pStyle w:val="HTMLPreformatted"/>
+        <w:rPr>
+          <w:rStyle w:val="undefined"/>
+          <w:sz w:val="21"/>
+          <w:szCs w:val="21"/>
+        </w:rPr>
+      </w:pPr>
+      <w:r>
+        <w:rPr>
+          <w:rStyle w:val="undefined"/>
+          <w:sz w:val="21"/>
+          <w:szCs w:val="21"/>
+        </w:rPr>
+        <w:t xml:space="preserve">  </w:t>
+      </w:r>
+      <w:proofErr w:type="gramStart"/>
+      <w:r>
+        <w:rPr>
+          <w:rStyle w:val="undefined"/>
+          <w:sz w:val="21"/>
+          <w:szCs w:val="21"/>
+        </w:rPr>
+        <w:t>return</w:t>
+      </w:r>
+      <w:proofErr w:type="gramEnd"/>
+      <w:r>
+        <w:rPr>
+          <w:rStyle w:val="undefined"/>
+          <w:sz w:val="21"/>
+          <w:szCs w:val="21"/>
+        </w:rPr>
+        <w:t xml:space="preserve"> (</w:t>
+      </w:r>
+    </w:p>
+    <w:p>
+      <w:pPr>
+        <w:pStyle w:val="HTMLPreformatted"/>
+        <w:rPr>
+          <w:rStyle w:val="undefined"/>
+          <w:sz w:val="21"/>
+          <w:szCs w:val="21"/>
+        </w:rPr>
+      </w:pPr>
+      <w:r>
+        <w:rPr>
+          <w:rStyle w:val="undefined"/>
+          <w:sz w:val="21"/>
+          <w:szCs w:val="21"/>
+        </w:rPr>
+        <w:t xml:space="preserve">    &lt;</w:t>
+      </w:r>
+      <w:proofErr w:type="gramStart"/>
+      <w:r>
+        <w:rPr>
+          <w:rStyle w:val="undefined"/>
+          <w:sz w:val="21"/>
+          <w:szCs w:val="21"/>
+        </w:rPr>
+        <w:t>div</w:t>
+      </w:r>
+      <w:proofErr w:type="gramEnd"/>
+      <w:r>
+        <w:rPr>
+          <w:rStyle w:val="undefined"/>
+          <w:sz w:val="21"/>
+          <w:szCs w:val="21"/>
+        </w:rPr>
+        <w:t>&gt;</w:t>
+      </w:r>
+    </w:p>
+    <w:p>
+      <w:pPr>
+        <w:pStyle w:val="HTMLPreformatted"/>
+        <w:rPr>
+          <w:rStyle w:val="undefined"/>
+          <w:sz w:val="21"/>
+          <w:szCs w:val="21"/>
+        </w:rPr>
+      </w:pPr>
+      <w:r>
+        <w:rPr>
+          <w:rStyle w:val="undefined"/>
+          <w:sz w:val="21"/>
+          <w:szCs w:val="21"/>
+        </w:rPr>
+        <w:lastRenderedPageBreak/>
+        <w:t xml:space="preserve">      &lt;h2&gt;Viewing Product Details&lt;/h2&gt;</w:t>
+      </w:r>
+    </w:p>
+    <w:p>
+      <w:pPr>
+        <w:pStyle w:val="HTMLPreformatted"/>
+        <w:rPr>
+          <w:rStyle w:val="undefined"/>
+          <w:sz w:val="21"/>
+          <w:szCs w:val="21"/>
+        </w:rPr>
+      </w:pPr>
+      <w:r>
+        <w:rPr>
+          <w:rStyle w:val="undefined"/>
+          <w:sz w:val="21"/>
+          <w:szCs w:val="21"/>
+        </w:rPr>
+        <w:t xml:space="preserve">      &lt;p&gt;The requested product ID is: &lt;strong</w:t>
+      </w:r>
+      <w:proofErr w:type="gramStart"/>
+      <w:r>
+        <w:rPr>
+          <w:rStyle w:val="undefined"/>
+          <w:sz w:val="21"/>
+          <w:szCs w:val="21"/>
+        </w:rPr>
+        <w:t>&gt;{</w:t>
+      </w:r>
+      <w:proofErr w:type="spellStart"/>
+      <w:proofErr w:type="gramEnd"/>
+      <w:r>
+        <w:rPr>
+          <w:rStyle w:val="undefined"/>
+          <w:sz w:val="21"/>
+          <w:szCs w:val="21"/>
+        </w:rPr>
+        <w:t>productId</w:t>
+      </w:r>
+      <w:proofErr w:type="spellEnd"/>
+      <w:r>
+        <w:rPr>
+          <w:rStyle w:val="undefined"/>
+          <w:sz w:val="21"/>
+          <w:szCs w:val="21"/>
+        </w:rPr>
+        <w:t>}&lt;/strong&gt;&lt;/p&gt;</w:t>
+      </w:r>
+    </w:p>
+    <w:p>
+      <w:pPr>
+        <w:pStyle w:val="HTMLPreformatted"/>
+        <w:rPr>
+          <w:rStyle w:val="undefined"/>
+          <w:sz w:val="21"/>
+          <w:szCs w:val="21"/>
+        </w:rPr>
+      </w:pPr>
+      <w:r>
+        <w:rPr>
+          <w:rStyle w:val="undefined"/>
+          <w:sz w:val="21"/>
+          <w:szCs w:val="21"/>
+        </w:rPr>
+        <w:t xml:space="preserve">    &lt;/div&gt;</w:t>
+      </w:r>
+    </w:p>
+    <w:p>
+      <w:pPr>
+        <w:pStyle w:val="HTMLPreformatted"/>
+        <w:rPr>
+          <w:rStyle w:val="undefined"/>
+          <w:sz w:val="21"/>
+          <w:szCs w:val="21"/>
+        </w:rPr>
+      </w:pPr>
+      <w:r>
+        <w:rPr>
+          <w:rStyle w:val="undefined"/>
+          <w:sz w:val="21"/>
+          <w:szCs w:val="21"/>
+        </w:rPr>
+        <w:t xml:space="preserve">  );</w:t>
+      </w:r>
+    </w:p>
+    <w:p>
+      <w:pPr>
+        <w:pStyle w:val="HTMLPreformatted"/>
+        <w:rPr>
+          <w:rStyle w:val="undefined"/>
+          <w:sz w:val="21"/>
+          <w:szCs w:val="21"/>
+        </w:rPr>
+      </w:pPr>
+      <w:r>
+        <w:rPr>
+          <w:rStyle w:val="undefined"/>
+          <w:sz w:val="21"/>
+          <w:szCs w:val="21"/>
+        </w:rPr>
+        <w:t>}</w:t>
+      </w:r>
+    </w:p>
+    <w:p>
+      <w:pPr>
+        <w:pStyle w:val="HTMLPreformatted"/>
+        <w:rPr>
+          <w:rStyle w:val="undefined"/>
+          <w:sz w:val="21"/>
+          <w:szCs w:val="21"/>
+        </w:rPr>
+      </w:pPr>
+    </w:p>
+    <w:p>
+      <w:pPr>
+        <w:pStyle w:val="HTMLPreformatted"/>
+        <w:rPr>
+          <w:rStyle w:val="undefined"/>
+          <w:sz w:val="21"/>
+          <w:szCs w:val="21"/>
+        </w:rPr>
+      </w:pPr>
+      <w:proofErr w:type="gramStart"/>
+      <w:r>
+        <w:rPr>
+          <w:rStyle w:val="undefined"/>
+          <w:sz w:val="21"/>
+          <w:szCs w:val="21"/>
+        </w:rPr>
+        <w:t>export</w:t>
+      </w:r>
+      <w:proofErr w:type="gramEnd"/>
+      <w:r>
+        <w:rPr>
+          <w:rStyle w:val="undefined"/>
+          <w:sz w:val="21"/>
+          <w:szCs w:val="21"/>
+        </w:rPr>
+        <w:t xml:space="preserve"> default </w:t>
+      </w:r>
+      <w:proofErr w:type="spellStart"/>
+      <w:r>
+        <w:rPr>
+          <w:rStyle w:val="undefined"/>
+          <w:sz w:val="21"/>
+          <w:szCs w:val="21"/>
+        </w:rPr>
+        <w:t>ProductDetail</w:t>
+      </w:r>
+      <w:proofErr w:type="spellEnd"/>
+      <w:r>
+        <w:rPr>
+          <w:rStyle w:val="undefined"/>
+          <w:sz w:val="21"/>
+          <w:szCs w:val="21"/>
+        </w:rPr>
+        <w:t>;</w:t>
+      </w:r>
+    </w:p>
+    <w:p>
+      <w:pPr>
+        <w:rPr>
+          <w:rFonts w:ascii="Arial" w:hAnsi="Arial" w:cs="Arial"/>
+          <w:sz w:val="18"/>
+          <w:szCs w:val="18"/>
+        </w:rPr>
+      </w:pPr>
+      <w:r>
+        <w:rPr>
+          <w:rFonts w:ascii="Arial" w:hAnsi="Arial" w:cs="Arial"/>
+          <w:sz w:val="18"/>
+          <w:szCs w:val="18"/>
+        </w:rPr>
+        <w:t>Use code with caution.</w:t>
+      </w:r>
+    </w:p>
+    <w:p>
+      <w:pPr>
+        <w:rPr>
+          <w:rFonts w:ascii="Arial" w:hAnsi="Arial" w:cs="Arial"/>
+          <w:b/>
+          <w:bCs/>
+          <w:sz w:val="30"/>
+          <w:szCs w:val="30"/>
+        </w:rPr>
+      </w:pPr>
+      <w:r>
+        <w:rPr>
+          <w:rFonts w:ascii="Segoe UI Symbol" w:hAnsi="Segoe UI Symbol" w:cs="Segoe UI Symbol"/>
+          <w:b/>
+          <w:bCs/>
+          <w:sz w:val="30"/>
+          <w:szCs w:val="30"/>
+        </w:rPr>
+        <w:t>💡</w:t>
+      </w:r>
+      <w:r>
+        <w:rPr>
+          <w:rFonts w:ascii="Arial" w:hAnsi="Arial" w:cs="Arial"/>
+          <w:b/>
+          <w:bCs/>
+          <w:sz w:val="30"/>
+          <w:szCs w:val="30"/>
+        </w:rPr>
+        <w:t xml:space="preserve"> Key Things to Remember</w:t>
+      </w:r>
+    </w:p>
+    <w:p>
+      <w:pPr>
+        <w:numPr>
+          <w:ilvl w:val="0"/>
+          <w:numId w:val="24"/>
+        </w:numPr>
+        <w:spacing w:after="0" w:line="240" w:lineRule="auto"/>
+        <w:ind w:left="0"/>
+        <w:rPr>
+          <w:rFonts w:ascii="Arial" w:hAnsi="Arial" w:cs="Arial"/>
+          <w:sz w:val="24"/>
+          <w:szCs w:val="24"/>
+        </w:rPr>
+      </w:pPr>
+      <w:r>
+        <w:rPr>
+          <w:rStyle w:val="Strong"/>
+          <w:rFonts w:ascii="Arial" w:hAnsi="Arial" w:cs="Arial"/>
+        </w:rPr>
+        <w:t>Data Type:</w:t>
+      </w:r>
+      <w:r>
+        <w:rPr>
+          <w:rStyle w:val="inqyif"/>
+          <w:rFonts w:ascii="Arial" w:hAnsi="Arial" w:cs="Arial"/>
+        </w:rPr>
+        <w:t xml:space="preserve"> All parameters returned by </w:t>
+      </w:r>
+      <w:proofErr w:type="spellStart"/>
+      <w:r>
+        <w:rPr>
+          <w:rStyle w:val="HTMLCode"/>
+          <w:rFonts w:eastAsiaTheme="minorHAnsi"/>
+          <w:sz w:val="21"/>
+          <w:szCs w:val="21"/>
+        </w:rPr>
+        <w:t>useParams</w:t>
+      </w:r>
+      <w:proofErr w:type="spellEnd"/>
+      <w:r>
+        <w:rPr>
+          <w:rStyle w:val="inqyif"/>
+          <w:rFonts w:ascii="Arial" w:hAnsi="Arial" w:cs="Arial"/>
+        </w:rPr>
+        <w:t xml:space="preserve"> are </w:t>
+      </w:r>
+      <w:r>
+        <w:rPr>
+          <w:rStyle w:val="Strong"/>
+          <w:rFonts w:ascii="Arial" w:hAnsi="Arial" w:cs="Arial"/>
+        </w:rPr>
+        <w:t>always strings</w:t>
+      </w:r>
+      <w:r>
+        <w:rPr>
+          <w:rStyle w:val="inqyif"/>
+          <w:rFonts w:ascii="Arial" w:hAnsi="Arial" w:cs="Arial"/>
+        </w:rPr>
+        <w:t xml:space="preserve">. If your application expects a number (like an ID for an API fetch), you must convert it manually using </w:t>
+      </w:r>
+      <w:proofErr w:type="gramStart"/>
+      <w:r>
+        <w:rPr>
+          <w:rStyle w:val="HTMLCode"/>
+          <w:rFonts w:eastAsiaTheme="minorHAnsi"/>
+          <w:sz w:val="21"/>
+          <w:szCs w:val="21"/>
+        </w:rPr>
+        <w:t>Number(</w:t>
+      </w:r>
+      <w:proofErr w:type="gramEnd"/>
+      <w:r>
+        <w:rPr>
+          <w:rStyle w:val="HTMLCode"/>
+          <w:rFonts w:eastAsiaTheme="minorHAnsi"/>
+          <w:sz w:val="21"/>
+          <w:szCs w:val="21"/>
+        </w:rPr>
+        <w:t>id)</w:t>
+      </w:r>
+      <w:r>
+        <w:rPr>
+          <w:rStyle w:val="inqyif"/>
+          <w:rFonts w:ascii="Arial" w:hAnsi="Arial" w:cs="Arial"/>
+        </w:rPr>
+        <w:t xml:space="preserve"> or </w:t>
+      </w:r>
+      <w:proofErr w:type="spellStart"/>
+      <w:r>
+        <w:rPr>
+          <w:rStyle w:val="HTMLCode"/>
+          <w:rFonts w:eastAsiaTheme="minorHAnsi"/>
+          <w:sz w:val="21"/>
+          <w:szCs w:val="21"/>
+        </w:rPr>
+        <w:t>parseInt</w:t>
+      </w:r>
+      <w:proofErr w:type="spellEnd"/>
+      <w:r>
+        <w:rPr>
+          <w:rStyle w:val="HTMLCode"/>
+          <w:rFonts w:eastAsiaTheme="minorHAnsi"/>
+          <w:sz w:val="21"/>
+          <w:szCs w:val="21"/>
+        </w:rPr>
+        <w:t>(id)</w:t>
+      </w:r>
+      <w:r>
+        <w:rPr>
+          <w:rStyle w:val="inqyif"/>
+          <w:rFonts w:ascii="Arial" w:hAnsi="Arial" w:cs="Arial"/>
+        </w:rPr>
+        <w:t>.</w:t>
+      </w:r>
+      <w:r>
+        <w:rPr>
+          <w:rFonts w:ascii="Arial" w:hAnsi="Arial" w:cs="Arial"/>
+        </w:rPr>
+        <w:t xml:space="preserve"> </w:t>
+      </w:r>
+    </w:p>
+    <w:p>
+      <w:pPr>
+        <w:numPr>
+          <w:ilvl w:val="0"/>
+          <w:numId w:val="24"/>
+        </w:numPr>
+        <w:pBdr>
+          <w:bottom w:val="double" w:sz="6" w:space="1" w:color="auto"/>
+        </w:pBdr>
+        <w:spacing w:after="0" w:line="240" w:lineRule="auto"/>
+        <w:ind w:left="0"/>
+        <w:rPr>
+          <w:rFonts w:ascii="Arial" w:hAnsi="Arial" w:cs="Arial"/>
+        </w:rPr>
+      </w:pPr>
+      <w:r>
+        <w:rPr>
+          <w:rStyle w:val="Strong"/>
+          <w:rFonts w:ascii="Arial" w:hAnsi="Arial" w:cs="Arial"/>
+        </w:rPr>
+        <w:t>Multiple Parameters:</w:t>
+      </w:r>
+      <w:r>
+        <w:rPr>
+          <w:rStyle w:val="inqyif"/>
+          <w:rFonts w:ascii="Arial" w:hAnsi="Arial" w:cs="Arial"/>
+        </w:rPr>
+        <w:t xml:space="preserve"> You can extract multiple parameters from a single URL pattern (e.g., </w:t>
+      </w:r>
+      <w:r>
+        <w:rPr>
+          <w:rStyle w:val="HTMLCode"/>
+          <w:rFonts w:eastAsiaTheme="minorHAnsi"/>
+          <w:sz w:val="21"/>
+          <w:szCs w:val="21"/>
+        </w:rPr>
+        <w:t>/shop/</w:t>
+      </w:r>
+      <w:proofErr w:type="gramStart"/>
+      <w:r>
+        <w:rPr>
+          <w:rStyle w:val="HTMLCode"/>
+          <w:rFonts w:eastAsiaTheme="minorHAnsi"/>
+          <w:sz w:val="21"/>
+          <w:szCs w:val="21"/>
+        </w:rPr>
+        <w:t>:category</w:t>
+      </w:r>
+      <w:proofErr w:type="gramEnd"/>
+      <w:r>
+        <w:rPr>
+          <w:rStyle w:val="HTMLCode"/>
+          <w:rFonts w:eastAsiaTheme="minorHAnsi"/>
+          <w:sz w:val="21"/>
+          <w:szCs w:val="21"/>
+        </w:rPr>
+        <w:t>/:</w:t>
+      </w:r>
+      <w:proofErr w:type="spellStart"/>
+      <w:r>
+        <w:rPr>
+          <w:rStyle w:val="HTMLCode"/>
+          <w:rFonts w:eastAsiaTheme="minorHAnsi"/>
+          <w:sz w:val="21"/>
+          <w:szCs w:val="21"/>
+        </w:rPr>
+        <w:t>itemId</w:t>
+      </w:r>
+      <w:proofErr w:type="spellEnd"/>
+      <w:r>
+        <w:rPr>
+          <w:rStyle w:val="inqyif"/>
+          <w:rFonts w:ascii="Arial" w:hAnsi="Arial" w:cs="Arial"/>
+        </w:rPr>
+        <w:t xml:space="preserve">) by </w:t>
+      </w:r>
+      <w:proofErr w:type="spellStart"/>
+      <w:r>
+        <w:rPr>
+          <w:rStyle w:val="inqyif"/>
+          <w:rFonts w:ascii="Arial" w:hAnsi="Arial" w:cs="Arial"/>
+        </w:rPr>
+        <w:t>destructuring</w:t>
+      </w:r>
+      <w:proofErr w:type="spellEnd"/>
+      <w:r>
+        <w:rPr>
+          <w:rStyle w:val="inqyif"/>
+          <w:rFonts w:ascii="Arial" w:hAnsi="Arial" w:cs="Arial"/>
+        </w:rPr>
+        <w:t xml:space="preserve"> both variables: </w:t>
+      </w:r>
+      <w:proofErr w:type="spellStart"/>
+      <w:r>
+        <w:rPr>
+          <w:rStyle w:val="HTMLCode"/>
+          <w:rFonts w:eastAsiaTheme="minorHAnsi"/>
+          <w:sz w:val="21"/>
+          <w:szCs w:val="21"/>
+        </w:rPr>
+        <w:t>const</w:t>
+      </w:r>
+      <w:proofErr w:type="spellEnd"/>
+      <w:r>
+        <w:rPr>
+          <w:rStyle w:val="HTMLCode"/>
+          <w:rFonts w:eastAsiaTheme="minorHAnsi"/>
+          <w:sz w:val="21"/>
+          <w:szCs w:val="21"/>
+        </w:rPr>
+        <w:t xml:space="preserve"> { category, </w:t>
+      </w:r>
+      <w:proofErr w:type="spellStart"/>
+      <w:r>
+        <w:rPr>
+          <w:rStyle w:val="HTMLCode"/>
+          <w:rFonts w:eastAsiaTheme="minorHAnsi"/>
+          <w:sz w:val="21"/>
+          <w:szCs w:val="21"/>
+        </w:rPr>
+        <w:t>itemId</w:t>
+      </w:r>
+      <w:proofErr w:type="spellEnd"/>
+      <w:r>
+        <w:rPr>
+          <w:rStyle w:val="HTMLCode"/>
+          <w:rFonts w:eastAsiaTheme="minorHAnsi"/>
+          <w:sz w:val="21"/>
+          <w:szCs w:val="21"/>
+        </w:rPr>
+        <w:t xml:space="preserve"> } = </w:t>
+      </w:r>
+      <w:proofErr w:type="spellStart"/>
+      <w:r>
+        <w:rPr>
+          <w:rStyle w:val="HTMLCode"/>
+          <w:rFonts w:eastAsiaTheme="minorHAnsi"/>
+          <w:sz w:val="21"/>
+          <w:szCs w:val="21"/>
+        </w:rPr>
+        <w:t>useParams</w:t>
+      </w:r>
+      <w:proofErr w:type="spellEnd"/>
+      <w:r>
+        <w:rPr>
+          <w:rStyle w:val="HTMLCode"/>
+          <w:rFonts w:eastAsiaTheme="minorHAnsi"/>
+          <w:sz w:val="21"/>
+          <w:szCs w:val="21"/>
+        </w:rPr>
+        <w:t>();</w:t>
+      </w:r>
+      <w:r>
+        <w:rPr>
+          <w:rStyle w:val="inqyif"/>
+          <w:rFonts w:ascii="Arial" w:hAnsi="Arial" w:cs="Arial"/>
+        </w:rPr>
+        <w:t>.</w:t>
+      </w:r>
+    </w:p>
     <w:p/>
     <w:p>
-      <w:r>
+      <w:pPr>
+        <w:jc w:val="center"/>
+        <w:rPr>
+          <w:b/>
+        </w:rPr>
+      </w:pPr>
+      <w:r>
+        <w:rPr>
+          <w:b/>
+          <w:sz w:val="36"/>
+        </w:rPr>
         <w:t>JSON-Server</w:t>
       </w:r>
     </w:p>
@@ -13518,7 +15842,7 @@
       <w:r>
         <w:t> tool that allows developers to create a full fake </w:t>
       </w:r>
-      <w:hyperlink r:id="rId12" w:tgtFrame="_blank" w:history="1">
+      <w:hyperlink r:id="rId13" w:tgtFrame="_blank" w:history="1">
         <w:r>
           <w:rPr>
             <w:rStyle w:val="Hyperlink"/>
@@ -13905,7 +16229,6 @@
           <w:szCs w:val="24"/>
           <w:lang w:bidi="te-IN"/>
         </w:rPr>
-        <w:lastRenderedPageBreak/>
         <w:t>Persisted Changes (during development):</w:t>
       </w:r>
       <w:r>
@@ -14072,6 +16395,7 @@
     </w:p>
     <w:p>
       <w:r>
+        <w:lastRenderedPageBreak/>
         <w:br w:type="page"/>
       </w:r>
     </w:p>
@@ -18014,6 +20338,155 @@
     </w:lvl>
   </w:abstractNum>
   <w:abstractNum w:abstractNumId="19" w15:restartNumberingAfterBreak="0">
+    <w:nsid w:val="6EAB54BF"/>
+    <w:multiLevelType w:val="multilevel"/>
+    <w:tmpl w:val="C638D142"/>
+    <w:lvl w:ilvl="0">
+      <w:start w:val="1"/>
+      <w:numFmt w:val="bullet"/>
+      <w:lvlText w:val=""/>
+      <w:lvlJc w:val="left"/>
+      <w:pPr>
+        <w:tabs>
+          <w:tab w:val="num" w:pos="720"/>
+        </w:tabs>
+        <w:ind w:left="720" w:hanging="360"/>
+      </w:pPr>
+      <w:rPr>
+        <w:rFonts w:ascii="Symbol" w:hAnsi="Symbol" w:hint="default"/>
+        <w:sz w:val="20"/>
+      </w:rPr>
+    </w:lvl>
+    <w:lvl w:ilvl="1" w:tentative="1">
+      <w:start w:val="1"/>
+      <w:numFmt w:val="bullet"/>
+      <w:lvlText w:val="o"/>
+      <w:lvlJc w:val="left"/>
+      <w:pPr>
+        <w:tabs>
+          <w:tab w:val="num" w:pos="1440"/>
+        </w:tabs>
+        <w:ind w:left="1440" w:hanging="360"/>
+      </w:pPr>
+      <w:rPr>
+        <w:rFonts w:ascii="Courier New" w:hAnsi="Courier New" w:hint="default"/>
+        <w:sz w:val="20"/>
+      </w:rPr>
+    </w:lvl>
+    <w:lvl w:ilvl="2" w:tentative="1">
+      <w:start w:val="1"/>
+      <w:numFmt w:val="bullet"/>
+      <w:lvlText w:val=""/>
+      <w:lvlJc w:val="left"/>
+      <w:pPr>
+        <w:tabs>
+          <w:tab w:val="num" w:pos="2160"/>
+        </w:tabs>
+        <w:ind w:left="2160" w:hanging="360"/>
+      </w:pPr>
+      <w:rPr>
+        <w:rFonts w:ascii="Wingdings" w:hAnsi="Wingdings" w:hint="default"/>
+        <w:sz w:val="20"/>
+      </w:rPr>
+    </w:lvl>
+    <w:lvl w:ilvl="3" w:tentative="1">
+      <w:start w:val="1"/>
+      <w:numFmt w:val="bullet"/>
+      <w:lvlText w:val=""/>
+      <w:lvlJc w:val="left"/>
+      <w:pPr>
+        <w:tabs>
+          <w:tab w:val="num" w:pos="2880"/>
+        </w:tabs>
+        <w:ind w:left="2880" w:hanging="360"/>
+      </w:pPr>
+      <w:rPr>
+        <w:rFonts w:ascii="Wingdings" w:hAnsi="Wingdings" w:hint="default"/>
+        <w:sz w:val="20"/>
+      </w:rPr>
+    </w:lvl>
+    <w:lvl w:ilvl="4" w:tentative="1">
+      <w:start w:val="1"/>
+      <w:numFmt w:val="bullet"/>
+      <w:lvlText w:val=""/>
+      <w:lvlJc w:val="left"/>
+      <w:pPr>
+        <w:tabs>
+          <w:tab w:val="num" w:pos="3600"/>
+        </w:tabs>
+        <w:ind w:left="3600" w:hanging="360"/>
+      </w:pPr>
+      <w:rPr>
+        <w:rFonts w:ascii="Wingdings" w:hAnsi="Wingdings" w:hint="default"/>
+        <w:sz w:val="20"/>
+      </w:rPr>
+    </w:lvl>
+    <w:lvl w:ilvl="5" w:tentative="1">
+      <w:start w:val="1"/>
+      <w:numFmt w:val="bullet"/>
+      <w:lvlText w:val=""/>
+      <w:lvlJc w:val="left"/>
+      <w:pPr>
+        <w:tabs>
+          <w:tab w:val="num" w:pos="4320"/>
+        </w:tabs>
+        <w:ind w:left="4320" w:hanging="360"/>
+      </w:pPr>
+      <w:rPr>
+        <w:rFonts w:ascii="Wingdings" w:hAnsi="Wingdings" w:hint="default"/>
+        <w:sz w:val="20"/>
+      </w:rPr>
+    </w:lvl>
+    <w:lvl w:ilvl="6" w:tentative="1">
+      <w:start w:val="1"/>
+      <w:numFmt w:val="bullet"/>
+      <w:lvlText w:val=""/>
+      <w:lvlJc w:val="left"/>
+      <w:pPr>
+        <w:tabs>
+          <w:tab w:val="num" w:pos="5040"/>
+        </w:tabs>
+        <w:ind w:left="5040" w:hanging="360"/>
+      </w:pPr>
+      <w:rPr>
+        <w:rFonts w:ascii="Wingdings" w:hAnsi="Wingdings" w:hint="default"/>
+        <w:sz w:val="20"/>
+      </w:rPr>
+    </w:lvl>
+    <w:lvl w:ilvl="7" w:tentative="1">
+      <w:start w:val="1"/>
+      <w:numFmt w:val="bullet"/>
+      <w:lvlText w:val=""/>
+      <w:lvlJc w:val="left"/>
+      <w:pPr>
+        <w:tabs>
+          <w:tab w:val="num" w:pos="5760"/>
+        </w:tabs>
+        <w:ind w:left="5760" w:hanging="360"/>
+      </w:pPr>
+      <w:rPr>
+        <w:rFonts w:ascii="Wingdings" w:hAnsi="Wingdings" w:hint="default"/>
+        <w:sz w:val="20"/>
+      </w:rPr>
+    </w:lvl>
+    <w:lvl w:ilvl="8" w:tentative="1">
+      <w:start w:val="1"/>
+      <w:numFmt w:val="bullet"/>
+      <w:lvlText w:val=""/>
+      <w:lvlJc w:val="left"/>
+      <w:pPr>
+        <w:tabs>
+          <w:tab w:val="num" w:pos="6480"/>
+        </w:tabs>
+        <w:ind w:left="6480" w:hanging="360"/>
+      </w:pPr>
+      <w:rPr>
+        <w:rFonts w:ascii="Wingdings" w:hAnsi="Wingdings" w:hint="default"/>
+        <w:sz w:val="20"/>
+      </w:rPr>
+    </w:lvl>
+  </w:abstractNum>
+  <w:abstractNum w:abstractNumId="20" w15:restartNumberingAfterBreak="0">
     <w:nsid w:val="7B3D1831"/>
     <w:multiLevelType w:val="multilevel"/>
     <w:tmpl w:val="64A69AC6"/>
@@ -18126,7 +20599,7 @@
       </w:pPr>
     </w:lvl>
   </w:abstractNum>
-  <w:abstractNum w:abstractNumId="20" w15:restartNumberingAfterBreak="0">
+  <w:abstractNum w:abstractNumId="21" w15:restartNumberingAfterBreak="0">
     <w:nsid w:val="7C4072BF"/>
     <w:multiLevelType w:val="hybridMultilevel"/>
     <w:tmpl w:val="C59A2EFE"/>
@@ -18239,7 +20712,7 @@
       </w:rPr>
     </w:lvl>
   </w:abstractNum>
-  <w:abstractNum w:abstractNumId="21" w15:restartNumberingAfterBreak="0">
+  <w:abstractNum w:abstractNumId="22" w15:restartNumberingAfterBreak="0">
     <w:nsid w:val="7DC41709"/>
     <w:multiLevelType w:val="multilevel"/>
     <w:tmpl w:val="C966EC46"/>
@@ -18352,7 +20825,7 @@
       </w:pPr>
     </w:lvl>
   </w:abstractNum>
-  <w:abstractNum w:abstractNumId="22" w15:restartNumberingAfterBreak="0">
+  <w:abstractNum w:abstractNumId="23" w15:restartNumberingAfterBreak="0">
     <w:nsid w:val="7DE03B98"/>
     <w:multiLevelType w:val="multilevel"/>
     <w:tmpl w:val="0AE8D158"/>
@@ -18526,13 +20999,13 @@
     <w:abstractNumId w:val="0"/>
   </w:num>
   <w:num w:numId="9">
-    <w:abstractNumId w:val="22"/>
+    <w:abstractNumId w:val="23"/>
   </w:num>
   <w:num w:numId="10">
     <w:abstractNumId w:val="14"/>
   </w:num>
   <w:num w:numId="11">
-    <w:abstractNumId w:val="21"/>
+    <w:abstractNumId w:val="22"/>
   </w:num>
   <w:num w:numId="12">
     <w:abstractNumId w:val="6"/>
@@ -18544,13 +21017,13 @@
     <w:abstractNumId w:val="7"/>
   </w:num>
   <w:num w:numId="15">
-    <w:abstractNumId w:val="20"/>
+    <w:abstractNumId w:val="21"/>
   </w:num>
   <w:num w:numId="16">
     <w:abstractNumId w:val="8"/>
   </w:num>
   <w:num w:numId="17">
-    <w:abstractNumId w:val="19"/>
+    <w:abstractNumId w:val="20"/>
   </w:num>
   <w:num w:numId="18">
     <w:abstractNumId w:val="1"/>
@@ -18569,6 +21042,9 @@
   </w:num>
   <w:num w:numId="23">
     <w:abstractNumId w:val="15"/>
+  </w:num>
+  <w:num w:numId="24">
+    <w:abstractNumId w:val="19"/>
   </w:num>
 </w:numbering>
 </file>
@@ -19152,6 +21628,11 @@
     <w:basedOn w:val="DefaultParagraphFont"/>
     <w:rsid w:val="009B48B4"/>
   </w:style>
+  <w:style w:type="character" w:customStyle="1" w:styleId="inqyif">
+    <w:name w:val="inqyif"/>
+    <w:basedOn w:val="DefaultParagraphFont"/>
+    <w:rsid w:val="00AF7904"/>
+  </w:style>
 </w:styles>
 </file>
 
